--- a/pc_package/PCR-003_bioreactor.docx
+++ b/pc_package/PCR-003_bioreactor.docx
@@ -369,7 +369,7 @@
         <w:t xml:space="preserve">case study (CMC Biotech Working Group, 2009). Novacyte Biologics and all sites, SOP/AMV numbers and signatories are fictional. For NLP corpus development only; not for any regulated use.</w:t>
       </w:r>
     </w:p>
-    <w:bookmarkStart w:id="21" w:name="approvals"/>
+    <w:bookmarkStart w:id="10" w:name="approvals"/>
     <w:p>
       <w:pPr>
         <w:pStyle w:val="Heading2"/>
@@ -391,13 +391,13 @@
       <w:tr>
         <w:tc>
           <w:tcPr/>
-          <w:bookmarkStart w:id="20" w:name="tbl-appr"/>
+          <w:bookmarkStart w:id="9" w:name="tbl-appr"/>
           <w:p>
             <w:pPr>
               <w:jc w:val="center"/>
             </w:pPr>
             <w:pPr>
-              <w:jc w:val="start"/>
+              <w:jc w:val="left"/>
               <w:spacing w:before="200"/>
               <w:pStyle w:val="ImageCaption"/>
             </w:pPr>
@@ -794,13 +794,13 @@
               </w:tc>
             </w:tr>
           </w:tbl>
-          <w:bookmarkEnd w:id="20"/>
+          <w:bookmarkEnd w:id="9"/>
           <w:p/>
         </w:tc>
       </w:tr>
     </w:tbl>
-    <w:bookmarkEnd w:id="21"/>
-    <w:bookmarkStart w:id="22" w:name="abbreviations"/>
+    <w:bookmarkEnd w:id="10"/>
+    <w:bookmarkStart w:id="11" w:name="abbreviations"/>
     <w:p>
       <w:pPr>
         <w:pStyle w:val="Heading2"/>
@@ -888,8 +888,8 @@
         <w:br w:type="page"/>
       </w:r>
     </w:p>
-    <w:bookmarkEnd w:id="22"/>
-    <w:bookmarkStart w:id="23" w:name="executive-summary"/>
+    <w:bookmarkEnd w:id="11"/>
+    <w:bookmarkStart w:id="12" w:name="executive-summary"/>
     <w:p>
       <w:pPr>
         <w:pStyle w:val="Heading1"/>
@@ -1296,8 +1296,8 @@
         <w:t xml:space="preserve">).</w:t>
       </w:r>
     </w:p>
-    <w:bookmarkEnd w:id="23"/>
-    <w:bookmarkStart w:id="27" w:name="introduction"/>
+    <w:bookmarkEnd w:id="12"/>
+    <w:bookmarkStart w:id="16" w:name="introduction"/>
     <w:p>
       <w:pPr>
         <w:pStyle w:val="Heading1"/>
@@ -1306,7 +1306,7 @@
         <w:t xml:space="preserve">1. Introduction</w:t>
       </w:r>
     </w:p>
-    <w:bookmarkStart w:id="24" w:name="product-and-unit-operation"/>
+    <w:bookmarkStart w:id="13" w:name="product-and-unit-operation"/>
     <w:p>
       <w:pPr>
         <w:pStyle w:val="Heading2"/>
@@ -1413,8 +1413,8 @@
         <w:t xml:space="preserve">characterization.</w:t>
       </w:r>
     </w:p>
-    <w:bookmarkEnd w:id="24"/>
-    <w:bookmarkStart w:id="25" w:name="objectives"/>
+    <w:bookmarkEnd w:id="13"/>
+    <w:bookmarkStart w:id="14" w:name="objectives"/>
     <w:p>
       <w:pPr>
         <w:pStyle w:val="Heading2"/>
@@ -1473,8 +1473,8 @@
         <w:t xml:space="preserve">control strategy.</w:t>
       </w:r>
     </w:p>
-    <w:bookmarkEnd w:id="25"/>
-    <w:bookmarkStart w:id="26" w:name="regulatory-and-scientific-basis"/>
+    <w:bookmarkEnd w:id="14"/>
+    <w:bookmarkStart w:id="15" w:name="regulatory-and-scientific-basis"/>
     <w:p>
       <w:pPr>
         <w:pStyle w:val="Heading2"/>
@@ -1566,9 +1566,9 @@
         <w:t xml:space="preserve">Biologics License Application.</w:t>
       </w:r>
     </w:p>
-    <w:bookmarkEnd w:id="26"/>
-    <w:bookmarkEnd w:id="27"/>
-    <w:bookmarkStart w:id="32" w:name="prior-knowledge-and-quality-risk-basis"/>
+    <w:bookmarkEnd w:id="15"/>
+    <w:bookmarkEnd w:id="16"/>
+    <w:bookmarkStart w:id="21" w:name="prior-knowledge-and-quality-risk-basis"/>
     <w:p>
       <w:pPr>
         <w:pStyle w:val="Heading1"/>
@@ -1577,7 +1577,7 @@
         <w:t xml:space="preserve">2. Prior knowledge and quality risk basis</w:t>
       </w:r>
     </w:p>
-    <w:bookmarkStart w:id="28" w:name="platform-and-prior-product-knowledge"/>
+    <w:bookmarkStart w:id="17" w:name="platform-and-prior-product-knowledge"/>
     <w:p>
       <w:pPr>
         <w:pStyle w:val="Heading2"/>
@@ -1645,8 +1645,8 @@
         <w:t xml:space="preserve">the CQAs in scope and the prioritization of parameters for characterization.</w:t>
       </w:r>
     </w:p>
-    <w:bookmarkEnd w:id="28"/>
-    <w:bookmarkStart w:id="30" w:name="X20cc65092f6a5656568d43d433a250367816190"/>
+    <w:bookmarkEnd w:id="17"/>
+    <w:bookmarkStart w:id="19" w:name="X20cc65092f6a5656568d43d433a250367816190"/>
     <w:p>
       <w:pPr>
         <w:pStyle w:val="Heading2"/>
@@ -1724,13 +1724,13 @@
       <w:tr>
         <w:tc>
           <w:tcPr/>
-          <w:bookmarkStart w:id="29" w:name="tbl-cqa"/>
+          <w:bookmarkStart w:id="18" w:name="tbl-cqa"/>
           <w:p>
             <w:pPr>
               <w:jc w:val="center"/>
             </w:pPr>
             <w:pPr>
-              <w:jc w:val="start"/>
+              <w:jc w:val="left"/>
               <w:spacing w:before="200"/>
               <w:pStyle w:val="ImageCaption"/>
             </w:pPr>
@@ -2292,7 +2292,7 @@
               </w:tc>
             </w:tr>
           </w:tbl>
-          <w:bookmarkEnd w:id="29"/>
+          <w:bookmarkEnd w:id="18"/>
           <w:p/>
         </w:tc>
       </w:tr>
@@ -2329,8 +2329,8 @@
         <w:t xml:space="preserve">HCP and residual DNA are followed here as they load the purification train.</w:t>
       </w:r>
     </w:p>
-    <w:bookmarkEnd w:id="30"/>
-    <w:bookmarkStart w:id="31" w:name="X8e350aaf11e00001962f0e94cfe08bc5c1a6d7b"/>
+    <w:bookmarkEnd w:id="19"/>
+    <w:bookmarkStart w:id="20" w:name="X8e350aaf11e00001962f0e94cfe08bc5c1a6d7b"/>
     <w:p>
       <w:pPr>
         <w:pStyle w:val="Heading2"/>
@@ -2431,9 +2431,9 @@
         <w:t xml:space="preserve">(§5.1).</w:t>
       </w:r>
     </w:p>
-    <w:bookmarkEnd w:id="31"/>
-    <w:bookmarkEnd w:id="32"/>
-    <w:bookmarkStart w:id="39" w:name="materials-and-methods"/>
+    <w:bookmarkEnd w:id="20"/>
+    <w:bookmarkEnd w:id="21"/>
+    <w:bookmarkStart w:id="28" w:name="materials-and-methods"/>
     <w:p>
       <w:pPr>
         <w:pStyle w:val="Heading1"/>
@@ -2442,7 +2442,7 @@
         <w:t xml:space="preserve">3. Materials and methods</w:t>
       </w:r>
     </w:p>
-    <w:bookmarkStart w:id="33" w:name="scale-down-model-and-its-qualification"/>
+    <w:bookmarkStart w:id="22" w:name="scale-down-model-and-its-qualification"/>
     <w:p>
       <w:pPr>
         <w:pStyle w:val="Heading2"/>
@@ -2567,8 +2567,8 @@
         <w:t xml:space="preserve">lack-of-fit assessment of every response-surface model.</w:t>
       </w:r>
     </w:p>
-    <w:bookmarkEnd w:id="33"/>
-    <w:bookmarkStart w:id="34" w:name="cell-line-media-and-culture-operation"/>
+    <w:bookmarkEnd w:id="22"/>
+    <w:bookmarkStart w:id="23" w:name="cell-line-media-and-culture-operation"/>
     <w:p>
       <w:pPr>
         <w:pStyle w:val="Heading2"/>
@@ -2652,8 +2652,8 @@
         <w:t xml:space="preserve">.</w:t>
       </w:r>
     </w:p>
-    <w:bookmarkEnd w:id="34"/>
-    <w:bookmarkStart w:id="36" w:name="analytical-methods"/>
+    <w:bookmarkEnd w:id="23"/>
+    <w:bookmarkStart w:id="25" w:name="analytical-methods"/>
     <w:p>
       <w:pPr>
         <w:pStyle w:val="Heading2"/>
@@ -2768,13 +2768,13 @@
       <w:tr>
         <w:tc>
           <w:tcPr/>
-          <w:bookmarkStart w:id="35" w:name="tbl-methods"/>
+          <w:bookmarkStart w:id="24" w:name="tbl-methods"/>
           <w:p>
             <w:pPr>
               <w:jc w:val="center"/>
             </w:pPr>
             <w:pPr>
-              <w:jc w:val="start"/>
+              <w:jc w:val="left"/>
               <w:spacing w:before="200"/>
               <w:pStyle w:val="ImageCaption"/>
             </w:pPr>
@@ -3043,13 +3043,13 @@
               </w:tc>
             </w:tr>
           </w:tbl>
-          <w:bookmarkEnd w:id="35"/>
+          <w:bookmarkEnd w:id="24"/>
           <w:p/>
         </w:tc>
       </w:tr>
     </w:tbl>
-    <w:bookmarkEnd w:id="36"/>
-    <w:bookmarkStart w:id="37" w:name="sampling-plan"/>
+    <w:bookmarkEnd w:id="25"/>
+    <w:bookmarkStart w:id="26" w:name="sampling-plan"/>
     <w:p>
       <w:pPr>
         <w:pStyle w:val="Heading2"/>
@@ -3096,8 +3096,8 @@
         <w:t xml:space="preserve">reproducibility and pure error.</w:t>
       </w:r>
     </w:p>
-    <w:bookmarkEnd w:id="37"/>
-    <w:bookmarkStart w:id="38" w:name="statistical-methods"/>
+    <w:bookmarkEnd w:id="26"/>
+    <w:bookmarkStart w:id="27" w:name="statistical-methods"/>
     <w:p>
       <w:pPr>
         <w:pStyle w:val="Heading2"/>
@@ -3236,9 +3236,9 @@
         <w:t xml:space="preserve">two-sided for target-range CQAs.</w:t>
       </w:r>
     </w:p>
-    <w:bookmarkEnd w:id="38"/>
-    <w:bookmarkEnd w:id="39"/>
-    <w:bookmarkStart w:id="46" w:name="study-design"/>
+    <w:bookmarkEnd w:id="27"/>
+    <w:bookmarkEnd w:id="28"/>
+    <w:bookmarkStart w:id="35" w:name="study-design"/>
     <w:p>
       <w:pPr>
         <w:pStyle w:val="Heading1"/>
@@ -3247,7 +3247,7 @@
         <w:t xml:space="preserve">4. Study design</w:t>
       </w:r>
     </w:p>
-    <w:bookmarkStart w:id="42" w:name="factors-ranges-and-the-knowledge-space"/>
+    <w:bookmarkStart w:id="31" w:name="factors-ranges-and-the-knowledge-space"/>
     <w:p>
       <w:pPr>
         <w:pStyle w:val="Heading2"/>
@@ -3329,13 +3329,13 @@
       <w:tr>
         <w:tc>
           <w:tcPr/>
-          <w:bookmarkStart w:id="40" w:name="tbl-param"/>
+          <w:bookmarkStart w:id="29" w:name="tbl-param"/>
           <w:p>
             <w:pPr>
               <w:jc w:val="center"/>
             </w:pPr>
             <w:pPr>
-              <w:jc w:val="start"/>
+              <w:jc w:val="left"/>
               <w:spacing w:before="200"/>
               <w:pStyle w:val="ImageCaption"/>
             </w:pPr>
@@ -4293,7 +4293,7 @@
               </w:tc>
             </w:tr>
           </w:tbl>
-          <w:bookmarkEnd w:id="40"/>
+          <w:bookmarkEnd w:id="29"/>
           <w:p/>
         </w:tc>
       </w:tr>
@@ -4319,13 +4319,13 @@
       <w:tr>
         <w:tc>
           <w:tcPr/>
-          <w:bookmarkStart w:id="41" w:name="tbl-legend"/>
+          <w:bookmarkStart w:id="30" w:name="tbl-legend"/>
           <w:p>
             <w:pPr>
               <w:jc w:val="center"/>
             </w:pPr>
             <w:pPr>
-              <w:jc w:val="start"/>
+              <w:jc w:val="left"/>
               <w:spacing w:before="200"/>
               <w:pStyle w:val="ImageCaption"/>
             </w:pPr>
@@ -4673,13 +4673,13 @@
               </w:tc>
             </w:tr>
           </w:tbl>
-          <w:bookmarkEnd w:id="41"/>
+          <w:bookmarkEnd w:id="30"/>
           <w:p/>
         </w:tc>
       </w:tr>
     </w:tbl>
-    <w:bookmarkEnd w:id="42"/>
-    <w:bookmarkStart w:id="43" w:name="screening-design"/>
+    <w:bookmarkEnd w:id="31"/>
+    <w:bookmarkStart w:id="32" w:name="screening-design"/>
     <w:p>
       <w:pPr>
         <w:pStyle w:val="Heading2"/>
@@ -4732,8 +4732,8 @@
         <w:t xml:space="preserve">run responses are given in Appendix A.</w:t>
       </w:r>
     </w:p>
-    <w:bookmarkEnd w:id="43"/>
-    <w:bookmarkStart w:id="44" w:name="response-surface-design"/>
+    <w:bookmarkEnd w:id="32"/>
+    <w:bookmarkStart w:id="33" w:name="response-surface-design"/>
     <w:p>
       <w:pPr>
         <w:pStyle w:val="Heading2"/>
@@ -4780,8 +4780,8 @@
         <w:t xml:space="preserve">matrix and responses are given in Appendix B.</w:t>
       </w:r>
     </w:p>
-    <w:bookmarkEnd w:id="44"/>
-    <w:bookmarkStart w:id="45" w:name="univariate-assessment"/>
+    <w:bookmarkEnd w:id="33"/>
+    <w:bookmarkStart w:id="34" w:name="univariate-assessment"/>
     <w:p>
       <w:pPr>
         <w:pStyle w:val="Heading2"/>
@@ -4816,9 +4816,9 @@
         <w:t xml:space="preserve">indicated no credible CQA impact.</w:t>
       </w:r>
     </w:p>
-    <w:bookmarkEnd w:id="45"/>
-    <w:bookmarkEnd w:id="46"/>
-    <w:bookmarkStart w:id="79" w:name="results"/>
+    <w:bookmarkEnd w:id="34"/>
+    <w:bookmarkEnd w:id="35"/>
+    <w:bookmarkStart w:id="68" w:name="results"/>
     <w:p>
       <w:pPr>
         <w:pStyle w:val="Heading1"/>
@@ -4827,7 +4827,7 @@
         <w:t xml:space="preserve">5. Results</w:t>
       </w:r>
     </w:p>
-    <w:bookmarkStart w:id="52" w:name="Xf97ee4bb2c9cff2863a8b844b130fb4d363b4f3"/>
+    <w:bookmarkStart w:id="41" w:name="Xf97ee4bb2c9cff2863a8b844b130fb4d363b4f3"/>
     <w:p>
       <w:pPr>
         <w:pStyle w:val="Heading2"/>
@@ -4921,7 +4921,7 @@
       <w:tr>
         <w:tc>
           <w:tcPr/>
-          <w:bookmarkStart w:id="50" w:name="fig-tc"/>
+          <w:bookmarkStart w:id="39" w:name="fig-tc"/>
           <w:p>
             <w:pPr>
               <w:pStyle w:val="Compact"/>
@@ -4930,20 +4930,20 @@
             <w:r>
               <w:drawing>
                 <wp:inline>
-                  <wp:extent cx="5334000" cy="1531951"/>
+                  <wp:extent cx="5334000" cy="1538514"/>
                   <wp:effectExtent b="0" l="0" r="0" t="0"/>
-                  <wp:docPr descr="" title="" id="48" name="Picture"/>
+                  <wp:docPr descr="" title="" id="37" name="Picture"/>
                   <a:graphic>
                     <a:graphicData uri="http://schemas.openxmlformats.org/drawingml/2006/picture">
                       <pic:pic>
                         <pic:nvPicPr>
-                          <pic:cNvPr descr="../outputs/figures/fig_bioreactor_timecourse.png" id="49" name="Picture"/>
+                          <pic:cNvPr descr="../outputs/figures/fig_bioreactor_timecourse.png" id="38" name="Picture"/>
                           <pic:cNvPicPr>
                             <a:picLocks noChangeArrowheads="1" noChangeAspect="1"/>
                           </pic:cNvPicPr>
                         </pic:nvPicPr>
                         <pic:blipFill>
-                          <a:blip r:embed="rId47"/>
+                          <a:blip r:embed="rId36"/>
                           <a:stretch>
                             <a:fillRect/>
                           </a:stretch>
@@ -4951,7 +4951,7 @@
                         <pic:spPr bwMode="auto">
                           <a:xfrm>
                             <a:off x="0" y="0"/>
-                            <a:ext cx="5334000" cy="1531951"/>
+                            <a:ext cx="5334000" cy="1538514"/>
                           </a:xfrm>
                           <a:prstGeom prst="rect">
                             <a:avLst/>
@@ -4975,7 +4975,7 @@
               <w:jc w:val="center"/>
             </w:pPr>
             <w:pPr>
-              <w:jc w:val="start"/>
+              <w:jc w:val="left"/>
               <w:spacing w:before="200"/>
               <w:pStyle w:val="ImageCaption"/>
             </w:pPr>
@@ -4983,7 +4983,7 @@
               <w:t xml:space="preserve">Figure 1: Nominal production-bioreactor time course: viable cell density, viability and titer.</w:t>
             </w:r>
           </w:p>
-          <w:bookmarkEnd w:id="50"/>
+          <w:bookmarkEnd w:id="39"/>
         </w:tc>
       </w:tr>
     </w:tbl>
@@ -5008,13 +5008,13 @@
       <w:tr>
         <w:tc>
           <w:tcPr/>
-          <w:bookmarkStart w:id="51" w:name="tbl-cv"/>
+          <w:bookmarkStart w:id="40" w:name="tbl-cv"/>
           <w:p>
             <w:pPr>
               <w:jc w:val="center"/>
             </w:pPr>
             <w:pPr>
-              <w:jc w:val="start"/>
+              <w:jc w:val="left"/>
               <w:spacing w:before="200"/>
               <w:pStyle w:val="ImageCaption"/>
             </w:pPr>
@@ -5441,13 +5441,13 @@
               </w:tc>
             </w:tr>
           </w:tbl>
-          <w:bookmarkEnd w:id="51"/>
+          <w:bookmarkEnd w:id="40"/>
           <w:p/>
         </w:tc>
       </w:tr>
     </w:tbl>
-    <w:bookmarkEnd w:id="52"/>
-    <w:bookmarkStart w:id="60" w:name="screening-factor-effects"/>
+    <w:bookmarkEnd w:id="41"/>
+    <w:bookmarkStart w:id="49" w:name="screening-factor-effects"/>
     <w:p>
       <w:pPr>
         <w:pStyle w:val="Heading2"/>
@@ -5516,13 +5516,13 @@
       <w:tr>
         <w:tc>
           <w:tcPr/>
-          <w:bookmarkStart w:id="53" w:name="tbl-scr-fit"/>
+          <w:bookmarkStart w:id="42" w:name="tbl-scr-fit"/>
           <w:p>
             <w:pPr>
               <w:jc w:val="center"/>
             </w:pPr>
             <w:pPr>
-              <w:jc w:val="start"/>
+              <w:jc w:val="left"/>
               <w:spacing w:before="200"/>
               <w:pStyle w:val="ImageCaption"/>
             </w:pPr>
@@ -6187,7 +6187,7 @@
               </w:tc>
             </w:tr>
           </w:tbl>
-          <w:bookmarkEnd w:id="53"/>
+          <w:bookmarkEnd w:id="42"/>
           <w:p/>
         </w:tc>
       </w:tr>
@@ -6261,7 +6261,7 @@
       <w:tr>
         <w:tc>
           <w:tcPr/>
-          <w:bookmarkStart w:id="57" w:name="fig-pareto"/>
+          <w:bookmarkStart w:id="46" w:name="fig-pareto"/>
           <w:p>
             <w:pPr>
               <w:pStyle w:val="Compact"/>
@@ -6270,20 +6270,20 @@
             <w:r>
               <w:drawing>
                 <wp:inline>
-                  <wp:extent cx="5334000" cy="1743713"/>
+                  <wp:extent cx="5334000" cy="1745450"/>
                   <wp:effectExtent b="0" l="0" r="0" t="0"/>
-                  <wp:docPr descr="" title="" id="55" name="Picture"/>
+                  <wp:docPr descr="" title="" id="44" name="Picture"/>
                   <a:graphic>
                     <a:graphicData uri="http://schemas.openxmlformats.org/drawingml/2006/picture">
                       <pic:pic>
                         <pic:nvPicPr>
-                          <pic:cNvPr descr="../outputs/figures/fig_bioreactor_pareto.png" id="56" name="Picture"/>
+                          <pic:cNvPr descr="../outputs/figures/fig_bioreactor_pareto.png" id="45" name="Picture"/>
                           <pic:cNvPicPr>
                             <a:picLocks noChangeArrowheads="1" noChangeAspect="1"/>
                           </pic:cNvPicPr>
                         </pic:nvPicPr>
                         <pic:blipFill>
-                          <a:blip r:embed="rId54"/>
+                          <a:blip r:embed="rId43"/>
                           <a:stretch>
                             <a:fillRect/>
                           </a:stretch>
@@ -6291,7 +6291,7 @@
                         <pic:spPr bwMode="auto">
                           <a:xfrm>
                             <a:off x="0" y="0"/>
-                            <a:ext cx="5334000" cy="1743713"/>
+                            <a:ext cx="5334000" cy="1745450"/>
                           </a:xfrm>
                           <a:prstGeom prst="rect">
                             <a:avLst/>
@@ -6315,7 +6315,7 @@
               <w:jc w:val="center"/>
             </w:pPr>
             <w:pPr>
-              <w:jc w:val="start"/>
+              <w:jc w:val="left"/>
               <w:spacing w:before="200"/>
               <w:pStyle w:val="ImageCaption"/>
             </w:pPr>
@@ -6323,7 +6323,7 @@
               <w:t xml:space="preserve">Figure 2: Standardized screening effects for afucosylation and galactosylation; red bars are significant (p &lt; 0.05).</w:t>
             </w:r>
           </w:p>
-          <w:bookmarkEnd w:id="57"/>
+          <w:bookmarkEnd w:id="46"/>
         </w:tc>
       </w:tr>
     </w:tbl>
@@ -6348,13 +6348,13 @@
       <w:tr>
         <w:tc>
           <w:tcPr/>
-          <w:bookmarkStart w:id="58" w:name="tbl-eff-afuc"/>
+          <w:bookmarkStart w:id="47" w:name="tbl-eff-afuc"/>
           <w:p>
             <w:pPr>
               <w:jc w:val="center"/>
             </w:pPr>
             <w:pPr>
-              <w:jc w:val="start"/>
+              <w:jc w:val="left"/>
               <w:spacing w:before="200"/>
               <w:pStyle w:val="ImageCaption"/>
             </w:pPr>
@@ -7194,7 +7194,7 @@
               </w:tc>
             </w:tr>
           </w:tbl>
-          <w:bookmarkEnd w:id="58"/>
+          <w:bookmarkEnd w:id="47"/>
           <w:p/>
         </w:tc>
       </w:tr>
@@ -7220,13 +7220,13 @@
       <w:tr>
         <w:tc>
           <w:tcPr/>
-          <w:bookmarkStart w:id="59" w:name="tbl-eff-gal"/>
+          <w:bookmarkStart w:id="48" w:name="tbl-eff-gal"/>
           <w:p>
             <w:pPr>
               <w:jc w:val="center"/>
             </w:pPr>
             <w:pPr>
-              <w:jc w:val="start"/>
+              <w:jc w:val="left"/>
               <w:spacing w:before="200"/>
               <w:pStyle w:val="ImageCaption"/>
             </w:pPr>
@@ -8091,7 +8091,7 @@
               </w:tc>
             </w:tr>
           </w:tbl>
-          <w:bookmarkEnd w:id="59"/>
+          <w:bookmarkEnd w:id="48"/>
           <w:p/>
         </w:tc>
       </w:tr>
@@ -8134,8 +8134,8 @@
         <w:t xml:space="preserve">characterization.</w:t>
       </w:r>
     </w:p>
-    <w:bookmarkEnd w:id="60"/>
-    <w:bookmarkStart w:id="77" w:name="response-surface-models"/>
+    <w:bookmarkEnd w:id="49"/>
+    <w:bookmarkStart w:id="66" w:name="response-surface-models"/>
     <w:p>
       <w:pPr>
         <w:pStyle w:val="Heading2"/>
@@ -8200,13 +8200,13 @@
       <w:tr>
         <w:tc>
           <w:tcPr/>
-          <w:bookmarkStart w:id="61" w:name="tbl-rsm-fit"/>
+          <w:bookmarkStart w:id="50" w:name="tbl-rsm-fit"/>
           <w:p>
             <w:pPr>
               <w:jc w:val="center"/>
             </w:pPr>
             <w:pPr>
-              <w:jc w:val="start"/>
+              <w:jc w:val="left"/>
               <w:spacing w:before="200"/>
               <w:pStyle w:val="ImageCaption"/>
             </w:pPr>
@@ -8871,7 +8871,7 @@
               </w:tc>
             </w:tr>
           </w:tbl>
-          <w:bookmarkEnd w:id="61"/>
+          <w:bookmarkEnd w:id="50"/>
           <w:p/>
         </w:tc>
       </w:tr>
@@ -8954,13 +8954,13 @@
       <w:tr>
         <w:tc>
           <w:tcPr/>
-          <w:bookmarkStart w:id="62" w:name="tbl-coef-afuc"/>
+          <w:bookmarkStart w:id="51" w:name="tbl-coef-afuc"/>
           <w:p>
             <w:pPr>
               <w:jc w:val="center"/>
             </w:pPr>
             <w:pPr>
-              <w:jc w:val="start"/>
+              <w:jc w:val="left"/>
               <w:spacing w:before="200"/>
               <w:pStyle w:val="ImageCaption"/>
             </w:pPr>
@@ -10241,7 +10241,7 @@
               </w:tc>
             </w:tr>
           </w:tbl>
-          <w:bookmarkEnd w:id="62"/>
+          <w:bookmarkEnd w:id="51"/>
           <w:p/>
         </w:tc>
       </w:tr>
@@ -10267,13 +10267,13 @@
       <w:tr>
         <w:tc>
           <w:tcPr/>
-          <w:bookmarkStart w:id="63" w:name="tbl-coef-gal"/>
+          <w:bookmarkStart w:id="52" w:name="tbl-coef-gal"/>
           <w:p>
             <w:pPr>
               <w:jc w:val="center"/>
             </w:pPr>
             <w:pPr>
-              <w:jc w:val="start"/>
+              <w:jc w:val="left"/>
               <w:spacing w:before="200"/>
               <w:pStyle w:val="ImageCaption"/>
             </w:pPr>
@@ -11544,7 +11544,7 @@
               </w:tc>
             </w:tr>
           </w:tbl>
-          <w:bookmarkEnd w:id="63"/>
+          <w:bookmarkEnd w:id="52"/>
           <w:p/>
         </w:tc>
       </w:tr>
@@ -11570,13 +11570,13 @@
       <w:tr>
         <w:tc>
           <w:tcPr/>
-          <w:bookmarkStart w:id="64" w:name="tbl-anova-afuc"/>
+          <w:bookmarkStart w:id="53" w:name="tbl-anova-afuc"/>
           <w:p>
             <w:pPr>
               <w:jc w:val="center"/>
             </w:pPr>
             <w:pPr>
-              <w:jc w:val="start"/>
+              <w:jc w:val="left"/>
               <w:spacing w:before="200"/>
               <w:pStyle w:val="ImageCaption"/>
             </w:pPr>
@@ -12002,7 +12002,7 @@
               </w:tc>
             </w:tr>
           </w:tbl>
-          <w:bookmarkEnd w:id="64"/>
+          <w:bookmarkEnd w:id="53"/>
           <w:p/>
         </w:tc>
       </w:tr>
@@ -12103,7 +12103,7 @@
       <w:tr>
         <w:tc>
           <w:tcPr/>
-          <w:bookmarkStart w:id="68" w:name="fig-contours"/>
+          <w:bookmarkStart w:id="57" w:name="fig-contours"/>
           <w:p>
             <w:pPr>
               <w:pStyle w:val="Compact"/>
@@ -12112,20 +12112,20 @@
             <w:r>
               <w:drawing>
                 <wp:inline>
-                  <wp:extent cx="5334000" cy="3199376"/>
+                  <wp:extent cx="5334000" cy="3196308"/>
                   <wp:effectExtent b="0" l="0" r="0" t="0"/>
-                  <wp:docPr descr="" title="" id="66" name="Picture"/>
+                  <wp:docPr descr="" title="" id="55" name="Picture"/>
                   <a:graphic>
                     <a:graphicData uri="http://schemas.openxmlformats.org/drawingml/2006/picture">
                       <pic:pic>
                         <pic:nvPicPr>
-                          <pic:cNvPr descr="PCR-003_bioreactor_files/figure-docx/fig-contours-output-1.png" id="67" name="Picture"/>
+                          <pic:cNvPr descr="PCR-003_bioreactor_files/figure-docx/fig-contours-output-1.png" id="56" name="Picture"/>
                           <pic:cNvPicPr>
                             <a:picLocks noChangeArrowheads="1" noChangeAspect="1"/>
                           </pic:cNvPicPr>
                         </pic:nvPicPr>
                         <pic:blipFill>
-                          <a:blip r:embed="rId65"/>
+                          <a:blip r:embed="rId54"/>
                           <a:stretch>
                             <a:fillRect/>
                           </a:stretch>
@@ -12133,7 +12133,7 @@
                         <pic:spPr bwMode="auto">
                           <a:xfrm>
                             <a:off x="0" y="0"/>
-                            <a:ext cx="5334000" cy="3199376"/>
+                            <a:ext cx="5334000" cy="3196308"/>
                           </a:xfrm>
                           <a:prstGeom prst="rect">
                             <a:avLst/>
@@ -12157,7 +12157,7 @@
               <w:jc w:val="center"/>
             </w:pPr>
             <w:pPr>
-              <w:jc w:val="start"/>
+              <w:jc w:val="left"/>
               <w:spacing w:before="200"/>
               <w:pStyle w:val="ImageCaption"/>
             </w:pPr>
@@ -12165,7 +12165,7 @@
               <w:t xml:space="preserve">Figure 3: Response-surface predictions for the five cell-culture CQAs over culture pH × culture duration (remaining factors at set-point).</w:t>
             </w:r>
           </w:p>
-          <w:bookmarkEnd w:id="68"/>
+          <w:bookmarkEnd w:id="57"/>
         </w:tc>
       </w:tr>
     </w:tbl>
@@ -12182,7 +12182,7 @@
       <w:tr>
         <w:tc>
           <w:tcPr/>
-          <w:bookmarkStart w:id="72" w:name="fig-diag-afuc"/>
+          <w:bookmarkStart w:id="61" w:name="fig-diag-afuc"/>
           <w:p>
             <w:pPr>
               <w:pStyle w:val="Compact"/>
@@ -12193,18 +12193,18 @@
                 <wp:inline>
                   <wp:extent cx="5334000" cy="1653795"/>
                   <wp:effectExtent b="0" l="0" r="0" t="0"/>
-                  <wp:docPr descr="" title="" id="70" name="Picture"/>
+                  <wp:docPr descr="" title="" id="59" name="Picture"/>
                   <a:graphic>
                     <a:graphicData uri="http://schemas.openxmlformats.org/drawingml/2006/picture">
                       <pic:pic>
                         <pic:nvPicPr>
-                          <pic:cNvPr descr="PCR-003_bioreactor_files/figure-docx/fig-diag-afuc-output-1.png" id="71" name="Picture"/>
+                          <pic:cNvPr descr="PCR-003_bioreactor_files/figure-docx/fig-diag-afuc-output-1.png" id="60" name="Picture"/>
                           <pic:cNvPicPr>
                             <a:picLocks noChangeArrowheads="1" noChangeAspect="1"/>
                           </pic:cNvPicPr>
                         </pic:nvPicPr>
                         <pic:blipFill>
-                          <a:blip r:embed="rId69"/>
+                          <a:blip r:embed="rId58"/>
                           <a:stretch>
                             <a:fillRect/>
                           </a:stretch>
@@ -12236,7 +12236,7 @@
               <w:jc w:val="center"/>
             </w:pPr>
             <w:pPr>
-              <w:jc w:val="start"/>
+              <w:jc w:val="left"/>
               <w:spacing w:before="200"/>
               <w:pStyle w:val="ImageCaption"/>
             </w:pPr>
@@ -12244,7 +12244,7 @@
               <w:t xml:space="preserve">Figure 4: Model diagnostics for the afucosylation response-surface model.</w:t>
             </w:r>
           </w:p>
-          <w:bookmarkEnd w:id="72"/>
+          <w:bookmarkEnd w:id="61"/>
         </w:tc>
       </w:tr>
     </w:tbl>
@@ -12261,7 +12261,7 @@
       <w:tr>
         <w:tc>
           <w:tcPr/>
-          <w:bookmarkStart w:id="76" w:name="fig-diag-agg"/>
+          <w:bookmarkStart w:id="65" w:name="fig-diag-agg"/>
           <w:p>
             <w:pPr>
               <w:pStyle w:val="Compact"/>
@@ -12272,18 +12272,18 @@
                 <wp:inline>
                   <wp:extent cx="5334000" cy="1652214"/>
                   <wp:effectExtent b="0" l="0" r="0" t="0"/>
-                  <wp:docPr descr="" title="" id="74" name="Picture"/>
+                  <wp:docPr descr="" title="" id="63" name="Picture"/>
                   <a:graphic>
                     <a:graphicData uri="http://schemas.openxmlformats.org/drawingml/2006/picture">
                       <pic:pic>
                         <pic:nvPicPr>
-                          <pic:cNvPr descr="PCR-003_bioreactor_files/figure-docx/fig-diag-agg-output-1.png" id="75" name="Picture"/>
+                          <pic:cNvPr descr="PCR-003_bioreactor_files/figure-docx/fig-diag-agg-output-1.png" id="64" name="Picture"/>
                           <pic:cNvPicPr>
                             <a:picLocks noChangeArrowheads="1" noChangeAspect="1"/>
                           </pic:cNvPicPr>
                         </pic:nvPicPr>
                         <pic:blipFill>
-                          <a:blip r:embed="rId73"/>
+                          <a:blip r:embed="rId62"/>
                           <a:stretch>
                             <a:fillRect/>
                           </a:stretch>
@@ -12315,7 +12315,7 @@
               <w:jc w:val="center"/>
             </w:pPr>
             <w:pPr>
-              <w:jc w:val="start"/>
+              <w:jc w:val="left"/>
               <w:spacing w:before="200"/>
               <w:pStyle w:val="ImageCaption"/>
             </w:pPr>
@@ -12323,12 +12323,12 @@
               <w:t xml:space="preserve">Figure 5: Model diagnostics for the aggregate (HMW) response-surface model.</w:t>
             </w:r>
           </w:p>
-          <w:bookmarkEnd w:id="76"/>
+          <w:bookmarkEnd w:id="65"/>
         </w:tc>
       </w:tr>
     </w:tbl>
-    <w:bookmarkEnd w:id="77"/>
-    <w:bookmarkStart w:id="78" w:name="mechanistic-interpretation"/>
+    <w:bookmarkEnd w:id="66"/>
+    <w:bookmarkStart w:id="67" w:name="mechanistic-interpretation"/>
     <w:p>
       <w:pPr>
         <w:pStyle w:val="Heading2"/>
@@ -12409,9 +12409,9 @@
         <w:t xml:space="preserve">independent one-dimensional ranges — is required to assure quality.</w:t>
       </w:r>
     </w:p>
-    <w:bookmarkEnd w:id="78"/>
-    <w:bookmarkEnd w:id="79"/>
-    <w:bookmarkStart w:id="84" w:name="design-space"/>
+    <w:bookmarkEnd w:id="67"/>
+    <w:bookmarkEnd w:id="68"/>
+    <w:bookmarkStart w:id="73" w:name="design-space"/>
     <w:p>
       <w:pPr>
         <w:pStyle w:val="Heading1"/>
@@ -12532,7 +12532,7 @@
       <w:tr>
         <w:tc>
           <w:tcPr/>
-          <w:bookmarkStart w:id="83" w:name="fig-ds"/>
+          <w:bookmarkStart w:id="72" w:name="fig-ds"/>
           <w:p>
             <w:pPr>
               <w:pStyle w:val="Compact"/>
@@ -12541,20 +12541,20 @@
             <w:r>
               <w:drawing>
                 <wp:inline>
-                  <wp:extent cx="4533900" cy="3685695"/>
+                  <wp:extent cx="4533900" cy="3688276"/>
                   <wp:effectExtent b="0" l="0" r="0" t="0"/>
-                  <wp:docPr descr="" title="" id="81" name="Picture"/>
+                  <wp:docPr descr="" title="" id="70" name="Picture"/>
                   <a:graphic>
                     <a:graphicData uri="http://schemas.openxmlformats.org/drawingml/2006/picture">
                       <pic:pic>
                         <pic:nvPicPr>
-                          <pic:cNvPr descr="../outputs/figures/fig_bioreactor_designspace.png" id="82" name="Picture"/>
+                          <pic:cNvPr descr="../outputs/figures/fig_bioreactor_designspace.png" id="71" name="Picture"/>
                           <pic:cNvPicPr>
                             <a:picLocks noChangeArrowheads="1" noChangeAspect="1"/>
                           </pic:cNvPicPr>
                         </pic:nvPicPr>
                         <pic:blipFill>
-                          <a:blip r:embed="rId80"/>
+                          <a:blip r:embed="rId69"/>
                           <a:stretch>
                             <a:fillRect/>
                           </a:stretch>
@@ -12562,7 +12562,7 @@
                         <pic:spPr bwMode="auto">
                           <a:xfrm>
                             <a:off x="0" y="0"/>
-                            <a:ext cx="4533900" cy="3685695"/>
+                            <a:ext cx="4533900" cy="3688276"/>
                           </a:xfrm>
                           <a:prstGeom prst="rect">
                             <a:avLst/>
@@ -12586,7 +12586,7 @@
               <w:jc w:val="center"/>
             </w:pPr>
             <w:pPr>
-              <w:jc w:val="start"/>
+              <w:jc w:val="left"/>
               <w:spacing w:before="200"/>
               <w:pStyle w:val="ImageCaption"/>
             </w:pPr>
@@ -12594,12 +12594,12 @@
               <w:t xml:space="preserve">Figure 6: Production-bioreactor design space (culture pH × culture duration); the shaded region satisfies all cell-culture CQAs simultaneously, with afucosylation (%) contours overlaid.</w:t>
             </w:r>
           </w:p>
-          <w:bookmarkEnd w:id="83"/>
+          <w:bookmarkEnd w:id="72"/>
         </w:tc>
       </w:tr>
     </w:tbl>
-    <w:bookmarkEnd w:id="84"/>
-    <w:bookmarkStart w:id="86" w:name="process-capability-and-robustness"/>
+    <w:bookmarkEnd w:id="73"/>
+    <w:bookmarkStart w:id="75" w:name="process-capability-and-robustness"/>
     <w:p>
       <w:pPr>
         <w:pStyle w:val="Heading1"/>
@@ -12664,13 +12664,13 @@
       <w:tr>
         <w:tc>
           <w:tcPr/>
-          <w:bookmarkStart w:id="85" w:name="tbl-cap"/>
+          <w:bookmarkStart w:id="74" w:name="tbl-cap"/>
           <w:p>
             <w:pPr>
               <w:jc w:val="center"/>
             </w:pPr>
             <w:pPr>
-              <w:jc w:val="start"/>
+              <w:jc w:val="left"/>
               <w:spacing w:before="200"/>
               <w:pStyle w:val="ImageCaption"/>
             </w:pPr>
@@ -13257,7 +13257,7 @@
               </w:tc>
             </w:tr>
           </w:tbl>
-          <w:bookmarkEnd w:id="85"/>
+          <w:bookmarkEnd w:id="74"/>
           <w:p/>
         </w:tc>
       </w:tr>
@@ -13307,8 +13307,8 @@
         <w:t xml:space="preserve">specification drug substance at commercial scale.</w:t>
       </w:r>
     </w:p>
-    <w:bookmarkEnd w:id="86"/>
-    <w:bookmarkStart w:id="88" w:name="parameter-classification"/>
+    <w:bookmarkEnd w:id="75"/>
+    <w:bookmarkStart w:id="77" w:name="parameter-classification"/>
     <w:p>
       <w:pPr>
         <w:pStyle w:val="Heading1"/>
@@ -13485,13 +13485,13 @@
       <w:tr>
         <w:tc>
           <w:tcPr/>
-          <w:bookmarkStart w:id="87" w:name="tbl-class"/>
+          <w:bookmarkStart w:id="76" w:name="tbl-class"/>
           <w:p>
             <w:pPr>
               <w:jc w:val="center"/>
             </w:pPr>
             <w:pPr>
-              <w:jc w:val="start"/>
+              <w:jc w:val="left"/>
               <w:spacing w:before="200"/>
               <w:pStyle w:val="ImageCaption"/>
             </w:pPr>
@@ -13924,13 +13924,13 @@
               </w:tc>
             </w:tr>
           </w:tbl>
-          <w:bookmarkEnd w:id="87"/>
+          <w:bookmarkEnd w:id="76"/>
           <w:p/>
         </w:tc>
       </w:tr>
     </w:tbl>
-    <w:bookmarkEnd w:id="88"/>
-    <w:bookmarkStart w:id="89" w:name="contribution-to-the-control-strategy"/>
+    <w:bookmarkEnd w:id="77"/>
+    <w:bookmarkStart w:id="78" w:name="contribution-to-the-control-strategy"/>
     <w:p>
       <w:pPr>
         <w:pStyle w:val="Heading1"/>
@@ -14026,8 +14026,8 @@
         <w:t xml:space="preserve">).</w:t>
       </w:r>
     </w:p>
-    <w:bookmarkEnd w:id="89"/>
-    <w:bookmarkStart w:id="90" w:name="discussion"/>
+    <w:bookmarkEnd w:id="78"/>
+    <w:bookmarkStart w:id="79" w:name="discussion"/>
     <w:p>
       <w:pPr>
         <w:pStyle w:val="Heading1"/>
@@ -14110,8 +14110,8 @@
         <w:t xml:space="preserve">studied ranges.</w:t>
       </w:r>
     </w:p>
-    <w:bookmarkEnd w:id="90"/>
-    <w:bookmarkStart w:id="91" w:name="conclusions"/>
+    <w:bookmarkEnd w:id="79"/>
+    <w:bookmarkStart w:id="80" w:name="conclusions"/>
     <w:p>
       <w:pPr>
         <w:pStyle w:val="Heading1"/>
@@ -14186,8 +14186,8 @@
         <w:t xml:space="preserve">risk basis for the post-characterization process risk assessment.</w:t>
       </w:r>
     </w:p>
-    <w:bookmarkEnd w:id="91"/>
-    <w:bookmarkStart w:id="92" w:name="deviations-from-the-plan"/>
+    <w:bookmarkEnd w:id="80"/>
+    <w:bookmarkStart w:id="81" w:name="deviations-from-the-plan"/>
     <w:p>
       <w:pPr>
         <w:pStyle w:val="Heading1"/>
@@ -14226,8 +14226,8 @@
         <w:t xml:space="preserve">planned responses were measured on the qualified scale-down model.</w:t>
       </w:r>
     </w:p>
-    <w:bookmarkEnd w:id="92"/>
-    <w:bookmarkStart w:id="101" w:name="references"/>
+    <w:bookmarkEnd w:id="81"/>
+    <w:bookmarkStart w:id="90" w:name="references"/>
     <w:p>
       <w:pPr>
         <w:pStyle w:val="Heading1"/>
@@ -14236,8 +14236,8 @@
         <w:t xml:space="preserve">References</w:t>
       </w:r>
     </w:p>
-    <w:bookmarkStart w:id="100" w:name="refs"/>
-    <w:bookmarkStart w:id="93" w:name="ref-amab2009"/>
+    <w:bookmarkStart w:id="89" w:name="refs"/>
+    <w:bookmarkStart w:id="82" w:name="ref-amab2009"/>
     <w:p>
       <w:pPr>
         <w:pStyle w:val="Bibliography"/>
@@ -14249,17 +14249,18 @@
         <w:t xml:space="preserve"> </w:t>
       </w:r>
       <w:r>
-        <w:t xml:space="preserve">“A-Mab: A Case Study in Bioprocess Development.”</w:t>
-      </w:r>
-      <w:r>
-        <w:t xml:space="preserve"> </w:t>
-      </w:r>
-      <w:r>
-        <w:t xml:space="preserve">CASSS.</w:t>
+        <w:rPr>
+          <w:i/>
+          <w:iCs/>
+        </w:rPr>
+        <w:t xml:space="preserve">A-Mab: A Case Study in Bioprocess Development</w:t>
+      </w:r>
+      <w:r>
+        <w:t xml:space="preserve">. CASSS.</w:t>
       </w:r>
     </w:p>
-    <w:bookmarkEnd w:id="93"/>
-    <w:bookmarkStart w:id="94" w:name="ref-ichq8"/>
+    <w:bookmarkEnd w:id="82"/>
+    <w:bookmarkStart w:id="83" w:name="ref-ichq8"/>
     <w:p>
       <w:pPr>
         <w:pStyle w:val="Bibliography"/>
@@ -14271,61 +14272,64 @@
         <w:t xml:space="preserve"> </w:t>
       </w:r>
       <w:r>
-        <w:t xml:space="preserve">“ICH Q8(R2): Pharmaceutical Development.”</w:t>
-      </w:r>
-      <w:r>
-        <w:t xml:space="preserve"> </w:t>
-      </w:r>
-      <w:r>
-        <w:t xml:space="preserve">ICH.</w:t>
+        <w:rPr>
+          <w:i/>
+          <w:iCs/>
+        </w:rPr>
+        <w:t xml:space="preserve">ICH Q8(R2): Pharmaceutical Development</w:t>
+      </w:r>
+      <w:r>
+        <w:t xml:space="preserve">. ICH.</w:t>
       </w:r>
     </w:p>
-    <w:bookmarkEnd w:id="94"/>
-    <w:bookmarkStart w:id="95" w:name="ref-ichq11"/>
+    <w:bookmarkEnd w:id="83"/>
+    <w:bookmarkStart w:id="84" w:name="ref-ichq11"/>
     <w:p>
       <w:pPr>
         <w:pStyle w:val="Bibliography"/>
       </w:pPr>
       <w:r>
-        <w:t xml:space="preserve">———. 2012.</w:t>
+        <w:t xml:space="preserve">International Council for Harmonisation. 2012.</w:t>
       </w:r>
       <w:r>
         <w:t xml:space="preserve"> </w:t>
       </w:r>
       <w:r>
-        <w:t xml:space="preserve">“ICH Q11: Development and Manufacture of Drug Substances.”</w:t>
-      </w:r>
-      <w:r>
-        <w:t xml:space="preserve"> </w:t>
-      </w:r>
-      <w:r>
-        <w:t xml:space="preserve">ICH.</w:t>
+        <w:rPr>
+          <w:i/>
+          <w:iCs/>
+        </w:rPr>
+        <w:t xml:space="preserve">ICH Q11: Development and Manufacture of Drug Substances</w:t>
+      </w:r>
+      <w:r>
+        <w:t xml:space="preserve">. ICH.</w:t>
       </w:r>
     </w:p>
-    <w:bookmarkEnd w:id="95"/>
-    <w:bookmarkStart w:id="96" w:name="ref-ichq9"/>
+    <w:bookmarkEnd w:id="84"/>
+    <w:bookmarkStart w:id="85" w:name="ref-ichq9"/>
     <w:p>
       <w:pPr>
         <w:pStyle w:val="Bibliography"/>
       </w:pPr>
       <w:r>
-        <w:t xml:space="preserve">———. 2023.</w:t>
+        <w:t xml:space="preserve">International Council for Harmonisation. 2023.</w:t>
       </w:r>
       <w:r>
         <w:t xml:space="preserve"> </w:t>
       </w:r>
       <w:r>
-        <w:t xml:space="preserve">“ICH Q9(R1): Quality Risk Management.”</w:t>
-      </w:r>
-      <w:r>
-        <w:t xml:space="preserve"> </w:t>
-      </w:r>
-      <w:r>
-        <w:t xml:space="preserve">ICH.</w:t>
+        <w:rPr>
+          <w:i/>
+          <w:iCs/>
+        </w:rPr>
+        <w:t xml:space="preserve">ICH Q9(R1): Quality Risk Management</w:t>
+      </w:r>
+      <w:r>
+        <w:t xml:space="preserve">. ICH.</w:t>
       </w:r>
     </w:p>
-    <w:bookmarkEnd w:id="96"/>
-    <w:bookmarkStart w:id="97" w:name="ref-ispegpg2023"/>
+    <w:bookmarkEnd w:id="85"/>
+    <w:bookmarkStart w:id="86" w:name="ref-ispegpg2023"/>
     <w:p>
       <w:pPr>
         <w:pStyle w:val="Bibliography"/>
@@ -14337,17 +14341,18 @@
         <w:t xml:space="preserve"> </w:t>
       </w:r>
       <w:r>
-        <w:t xml:space="preserve">“Good Practice Guide: Practical Implementation of the Lifecycle Approach to Process Validation.”</w:t>
-      </w:r>
-      <w:r>
-        <w:t xml:space="preserve"> </w:t>
-      </w:r>
-      <w:r>
-        <w:t xml:space="preserve">ISPE.</w:t>
+        <w:rPr>
+          <w:i/>
+          <w:iCs/>
+        </w:rPr>
+        <w:t xml:space="preserve">Good Practice Guide: Practical Implementation of the Lifecycle Approach to Process Validation</w:t>
+      </w:r>
+      <w:r>
+        <w:t xml:space="preserve">. ISPE.</w:t>
       </w:r>
     </w:p>
-    <w:bookmarkEnd w:id="97"/>
-    <w:bookmarkStart w:id="98" w:name="ref-pdatr60"/>
+    <w:bookmarkEnd w:id="86"/>
+    <w:bookmarkStart w:id="87" w:name="ref-pdatr60"/>
     <w:p>
       <w:pPr>
         <w:pStyle w:val="Bibliography"/>
@@ -14359,17 +14364,18 @@
         <w:t xml:space="preserve"> </w:t>
       </w:r>
       <w:r>
-        <w:t xml:space="preserve">“Technical Report No. 60: Process Validation — a Lifecycle Approach.”</w:t>
-      </w:r>
-      <w:r>
-        <w:t xml:space="preserve"> </w:t>
-      </w:r>
-      <w:r>
-        <w:t xml:space="preserve">PDA.</w:t>
+        <w:rPr>
+          <w:i/>
+          <w:iCs/>
+        </w:rPr>
+        <w:t xml:space="preserve">Technical Report No. 60: Process Validation — a Lifecycle Approach</w:t>
+      </w:r>
+      <w:r>
+        <w:t xml:space="preserve">. PDA.</w:t>
       </w:r>
     </w:p>
-    <w:bookmarkEnd w:id="98"/>
-    <w:bookmarkStart w:id="99" w:name="ref-fda2011"/>
+    <w:bookmarkEnd w:id="87"/>
+    <w:bookmarkStart w:id="88" w:name="ref-fda2011"/>
     <w:p>
       <w:pPr>
         <w:pStyle w:val="Bibliography"/>
@@ -14381,24 +14387,25 @@
         <w:t xml:space="preserve"> </w:t>
       </w:r>
       <w:r>
-        <w:t xml:space="preserve">“Guidance for Industry: Process Validation — General Principles and Practices.”</w:t>
-      </w:r>
-      <w:r>
-        <w:t xml:space="preserve"> </w:t>
-      </w:r>
-      <w:r>
-        <w:t xml:space="preserve">FDA.</w:t>
+        <w:rPr>
+          <w:i/>
+          <w:iCs/>
+        </w:rPr>
+        <w:t xml:space="preserve">Guidance for Industry: Process Validation — General Principles and Practices</w:t>
+      </w:r>
+      <w:r>
+        <w:t xml:space="preserve">. FDA.</w:t>
       </w:r>
     </w:p>
-    <w:bookmarkEnd w:id="99"/>
-    <w:bookmarkEnd w:id="100"/>
+    <w:bookmarkEnd w:id="88"/>
+    <w:bookmarkEnd w:id="89"/>
     <w:p>
       <w:r>
         <w:br w:type="page"/>
       </w:r>
     </w:p>
-    <w:bookmarkEnd w:id="101"/>
-    <w:bookmarkStart w:id="104" w:name="X77c0ef24ce4de9c1b8c35876c233736670b0bf3"/>
+    <w:bookmarkEnd w:id="90"/>
+    <w:bookmarkStart w:id="93" w:name="X77c0ef24ce4de9c1b8c35876c233736670b0bf3"/>
     <w:p>
       <w:pPr>
         <w:pStyle w:val="Heading1"/>
@@ -14448,13 +14455,13 @@
       <w:tr>
         <w:tc>
           <w:tcPr/>
-          <w:bookmarkStart w:id="102" w:name="tbl-appA1"/>
+          <w:bookmarkStart w:id="91" w:name="tbl-appA1"/>
           <w:p>
             <w:pPr>
               <w:jc w:val="center"/>
             </w:pPr>
             <w:pPr>
-              <w:jc w:val="start"/>
+              <w:jc w:val="left"/>
               <w:spacing w:before="200"/>
               <w:pStyle w:val="ImageCaption"/>
             </w:pPr>
@@ -16341,7 +16348,7 @@
               </w:tc>
             </w:tr>
           </w:tbl>
-          <w:bookmarkEnd w:id="102"/>
+          <w:bookmarkEnd w:id="91"/>
           <w:p/>
         </w:tc>
       </w:tr>
@@ -16367,13 +16374,13 @@
       <w:tr>
         <w:tc>
           <w:tcPr/>
-          <w:bookmarkStart w:id="103" w:name="tbl-appA2"/>
+          <w:bookmarkStart w:id="92" w:name="tbl-appA2"/>
           <w:p>
             <w:pPr>
               <w:jc w:val="center"/>
             </w:pPr>
             <w:pPr>
-              <w:jc w:val="start"/>
+              <w:jc w:val="left"/>
               <w:spacing w:before="200"/>
               <w:pStyle w:val="ImageCaption"/>
             </w:pPr>
@@ -18000,7 +18007,7 @@
               </w:tc>
             </w:tr>
           </w:tbl>
-          <w:bookmarkEnd w:id="103"/>
+          <w:bookmarkEnd w:id="92"/>
           <w:p/>
         </w:tc>
       </w:tr>
@@ -18010,8 +18017,8 @@
         <w:br w:type="page"/>
       </w:r>
     </w:p>
-    <w:bookmarkEnd w:id="104"/>
-    <w:bookmarkStart w:id="107" w:name="Xc987739a58e5854fe31352d470a2bebef9123c1"/>
+    <w:bookmarkEnd w:id="93"/>
+    <w:bookmarkStart w:id="96" w:name="Xc987739a58e5854fe31352d470a2bebef9123c1"/>
     <w:p>
       <w:pPr>
         <w:pStyle w:val="Heading1"/>
@@ -18047,13 +18054,13 @@
       <w:tr>
         <w:tc>
           <w:tcPr/>
-          <w:bookmarkStart w:id="105" w:name="tbl-appB1"/>
+          <w:bookmarkStart w:id="94" w:name="tbl-appB1"/>
           <w:p>
             <w:pPr>
               <w:jc w:val="center"/>
             </w:pPr>
             <w:pPr>
-              <w:jc w:val="start"/>
+              <w:jc w:val="left"/>
               <w:spacing w:before="200"/>
               <w:pStyle w:val="ImageCaption"/>
             </w:pPr>
@@ -20399,7 +20406,7 @@
               </w:tc>
             </w:tr>
           </w:tbl>
-          <w:bookmarkEnd w:id="105"/>
+          <w:bookmarkEnd w:id="94"/>
           <w:p/>
         </w:tc>
       </w:tr>
@@ -20425,13 +20432,13 @@
       <w:tr>
         <w:tc>
           <w:tcPr/>
-          <w:bookmarkStart w:id="106" w:name="tbl-appB2"/>
+          <w:bookmarkStart w:id="95" w:name="tbl-appB2"/>
           <w:p>
             <w:pPr>
               <w:jc w:val="center"/>
             </w:pPr>
             <w:pPr>
-              <w:jc w:val="start"/>
+              <w:jc w:val="left"/>
               <w:spacing w:before="200"/>
               <w:pStyle w:val="ImageCaption"/>
             </w:pPr>
@@ -22778,7 +22785,7 @@
               </w:tc>
             </w:tr>
           </w:tbl>
-          <w:bookmarkEnd w:id="106"/>
+          <w:bookmarkEnd w:id="95"/>
           <w:p/>
         </w:tc>
       </w:tr>
@@ -22788,8 +22795,8 @@
         <w:br w:type="page"/>
       </w:r>
     </w:p>
-    <w:bookmarkEnd w:id="107"/>
-    <w:bookmarkStart w:id="110" w:name="Xa2fac5041b4173f7385fa99ae36b1e5b6f06fdd"/>
+    <w:bookmarkEnd w:id="96"/>
+    <w:bookmarkStart w:id="99" w:name="Xa2fac5041b4173f7385fa99ae36b1e5b6f06fdd"/>
     <w:p>
       <w:pPr>
         <w:pStyle w:val="Heading1"/>
@@ -22798,7 +22805,7 @@
         <w:t xml:space="preserve">Appendix C — Full effect and coefficient tables</w:t>
       </w:r>
     </w:p>
-    <w:bookmarkStart w:id="108" w:name="screening-effects-all-responses"/>
+    <w:bookmarkStart w:id="97" w:name="screening-effects-all-responses"/>
     <w:p>
       <w:pPr>
         <w:pStyle w:val="Heading2"/>
@@ -29655,8 +29662,8 @@
         </w:tc>
       </w:tr>
     </w:tbl>
-    <w:bookmarkEnd w:id="108"/>
-    <w:bookmarkStart w:id="109" w:name="X3e7b59f45ba3796874f993be2255b13e43f8c79"/>
+    <w:bookmarkEnd w:id="97"/>
+    <w:bookmarkStart w:id="98" w:name="X3e7b59f45ba3796874f993be2255b13e43f8c79"/>
     <w:p>
       <w:pPr>
         <w:pStyle w:val="Heading2"/>
@@ -33188,9 +33195,9 @@
         <w:br w:type="page"/>
       </w:r>
     </w:p>
-    <w:bookmarkEnd w:id="109"/>
-    <w:bookmarkEnd w:id="110"/>
-    <w:bookmarkStart w:id="112" w:name="appendix-d-analytical-methods-summary"/>
+    <w:bookmarkEnd w:id="98"/>
+    <w:bookmarkEnd w:id="99"/>
+    <w:bookmarkStart w:id="101" w:name="appendix-d-analytical-methods-summary"/>
     <w:p>
       <w:pPr>
         <w:pStyle w:val="Heading1"/>
@@ -33212,13 +33219,13 @@
       <w:tr>
         <w:tc>
           <w:tcPr/>
-          <w:bookmarkStart w:id="111" w:name="tbl-appD"/>
+          <w:bookmarkStart w:id="100" w:name="tbl-appD"/>
           <w:p>
             <w:pPr>
               <w:jc w:val="center"/>
             </w:pPr>
             <w:pPr>
-              <w:jc w:val="start"/>
+              <w:jc w:val="left"/>
               <w:spacing w:before="200"/>
               <w:pStyle w:val="ImageCaption"/>
             </w:pPr>
@@ -33616,12 +33623,12 @@
               </w:tc>
             </w:tr>
           </w:tbl>
-          <w:bookmarkEnd w:id="111"/>
+          <w:bookmarkEnd w:id="100"/>
           <w:p/>
         </w:tc>
       </w:tr>
     </w:tbl>
-    <w:bookmarkEnd w:id="112"/>
+    <w:bookmarkEnd w:id="101"/>
     <w:sectPr>
       <w:footnotePr>
         <w:numRestart w:val="eachSect"/>

--- a/pc_package/PCR-003_bioreactor.docx
+++ b/pc_package/PCR-003_bioreactor.docx
@@ -2981,7 +2981,7 @@
         <w:t xml:space="preserve"> </w:t>
       </w:r>
       <w:r>
-        <w:t xml:space="preserve">proven-acceptable experience: each PAR spans the characterized edges established for the</w:t>
+        <w:t xml:space="preserve">proven-acceptable experience: each characterization range spans the edges established for the</w:t>
       </w:r>
       <w:r>
         <w:t xml:space="preserve"> </w:t>
@@ -4010,7 +4010,7 @@
         <w:t xml:space="preserve"> </w:t>
       </w:r>
       <w:r>
-        <w:t xml:space="preserve">0 and its PAR edges are −1 and +1; effects and coefficients are reported on the coded factors,</w:t>
+        <w:t xml:space="preserve">0 and its characterization-range edges are −1 and +1; effects and coefficients are reported on the coded factors,</w:t>
       </w:r>
       <w:r>
         <w:t xml:space="preserve"> </w:t>
@@ -4159,7 +4159,7 @@
         <w:t xml:space="preserve"> </w:t>
       </w:r>
       <w:r>
-        <w:t xml:space="preserve">PAR is the characterized knowledge-space edge of each parameter and the NOR is the routine</w:t>
+        <w:t xml:space="preserve">characterization range is the knowledge-space edge of each parameter and the NOR is the routine</w:t>
       </w:r>
       <w:r>
         <w:t xml:space="preserve"> </w:t>
@@ -4198,7 +4198,7 @@
               <w:pStyle w:val="ImageCaption"/>
             </w:pPr>
             <w:r>
-              <w:t xml:space="preserve">Table 5: Production-bioreactor process parameters — set-point, normal operating range (NOR), proven acceptable range (PAR), final classification and study type.</w:t>
+              <w:t xml:space="preserve">Table 5: Production-bioreactor process parameters — set-point, normal operating range (NOR), characterization range, final classification and study type.</w:t>
             </w:r>
           </w:p>
           <w:tbl>
@@ -4209,13 +4209,13 @@
               <w:tblLook w:firstRow="1" w:lastRow="0" w:firstColumn="0" w:lastColumn="0" w:noHBand="0" w:noVBand="0" w:val="0020"/>
             </w:tblPr>
             <w:tblGrid>
-              <w:gridCol w:w="2286"/>
-              <w:gridCol w:w="1061"/>
-              <w:gridCol w:w="1061"/>
-              <w:gridCol w:w="898"/>
-              <w:gridCol w:w="734"/>
-              <w:gridCol w:w="734"/>
-              <w:gridCol w:w="1143"/>
+              <w:gridCol w:w="2153"/>
+              <w:gridCol w:w="999"/>
+              <w:gridCol w:w="999"/>
+              <w:gridCol w:w="845"/>
+              <w:gridCol w:w="1153"/>
+              <w:gridCol w:w="692"/>
+              <w:gridCol w:w="1076"/>
             </w:tblGrid>
             <w:tr>
               <w:trPr>
@@ -4282,7 +4282,7 @@
                     <w:jc w:val="center"/>
                   </w:pPr>
                   <w:r>
-                    <w:t xml:space="preserve">PAR</w:t>
+                    <w:t xml:space="preserve">Char. range</w:t>
                   </w:r>
                 </w:p>
               </w:tc>
@@ -5600,7 +5600,7 @@
         <w:t xml:space="preserve"> </w:t>
       </w:r>
       <w:r>
-        <w:t xml:space="preserve">16–18 days — sits inside its PAR.</w:t>
+        <w:t xml:space="preserve">16–18 days — sits inside its characterization range.</w:t>
       </w:r>
     </w:p>
     <w:bookmarkEnd w:id="32"/>
@@ -5636,7 +5636,7 @@
         <w:t xml:space="preserve"> </w:t>
       </w:r>
       <w:r>
-        <w:t xml:space="preserve">at the PAR edges, it estimates every main effect and two-factor interaction and, through its</w:t>
+        <w:t xml:space="preserve">at the characterization-range edges, it estimates every main effect and two-factor interaction and, through its</w:t>
       </w:r>
       <w:r>
         <w:t xml:space="preserve"> </w:t>
@@ -12377,13 +12377,13 @@
         <w:t xml:space="preserve"> </w:t>
       </w:r>
       <w:r>
-        <w:t xml:space="preserve">inside the proven-acceptable knowledge space. Culture pH is controlled to a NOR of</w:t>
-      </w:r>
-      <w:r>
-        <w:t xml:space="preserve"> </w:t>
-      </w:r>
-      <w:r>
-        <w:t xml:space="preserve">6.75–6.95 inside a PAR of</w:t>
+        <w:t xml:space="preserve">inside the broader knowledge space bounded by the characterization ranges. Culture pH is controlled to a NOR of</w:t>
+      </w:r>
+      <w:r>
+        <w:t xml:space="preserve"> </w:t>
+      </w:r>
+      <w:r>
+        <w:t xml:space="preserve">6.75–6.95 inside a characterization range of</w:t>
       </w:r>
       <w:r>
         <w:t xml:space="preserve"> </w:t>
@@ -12460,7 +12460,7 @@
         <w:t xml:space="preserve"> </w:t>
       </w:r>
       <w:r>
-        <w:t xml:space="preserve">beyond the PAR edges; it is a property of the four response-surface factors, with osmolality</w:t>
+        <w:t xml:space="preserve">beyond the characterization-range edges; it is a property of the four response-surface factors, with osmolality</w:t>
       </w:r>
       <w:r>
         <w:t xml:space="preserve"> </w:t>
@@ -12488,13 +12488,13 @@
       </w:r>
     </w:p>
     <w:bookmarkEnd w:id="69"/>
-    <w:bookmarkStart w:id="71" w:name="process-capability-and-robustness"/>
+    <w:bookmarkStart w:id="121" w:name="proven-acceptable-ranges"/>
     <w:p>
       <w:pPr>
         <w:pStyle w:val="Heading1"/>
       </w:pPr>
       <w:r>
-        <w:t xml:space="preserve">7. Process capability and robustness</w:t>
+        <w:t xml:space="preserve">7. Proven acceptable ranges</w:t>
       </w:r>
     </w:p>
     <w:p>
@@ -12502,30 +12502,191 @@
         <w:pStyle w:val="FirstParagraph"/>
       </w:pPr>
       <w:r>
-        <w:t xml:space="preserve">Every CQA the step forms is capable at commercial scale, with the tightest margin belonging to</w:t>
-      </w:r>
-      <w:r>
-        <w:t xml:space="preserve"> </w:t>
-      </w:r>
-      <w:r>
-        <w:t xml:space="preserve">high mannose. A Monte-Carlo simulation of 2,000 batches, with</w:t>
-      </w:r>
-      <w:r>
-        <w:t xml:space="preserve"> </w:t>
-      </w:r>
-      <w:r>
-        <w:t xml:space="preserve">the parameters varied across their normal operating ranges, propagated the culture variability</w:t>
-      </w:r>
-      <w:r>
-        <w:t xml:space="preserve"> </w:t>
-      </w:r>
-      <w:r>
-        <w:t xml:space="preserve">into each response; the resulting one-sided capability indices are given in</w:t>
-      </w:r>
-      <w:r>
-        <w:t xml:space="preserve"> </w:t>
-      </w:r>
-      <w:hyperlink w:anchor="tbl-cap">
+        <w:t xml:space="preserve">Every well-controlled culture parameter’s proven acceptable range spans its entire</w:t>
+      </w:r>
+      <w:r>
+        <w:t xml:space="preserve"> </w:t>
+      </w:r>
+      <w:r>
+        <w:t xml:space="preserve">characterization range — at set-point and under normal-operating-range co-variation alike — so</w:t>
+      </w:r>
+      <w:r>
+        <w:t xml:space="preserve"> </w:t>
+      </w:r>
+      <w:r>
+        <w:t xml:space="preserve">no single parameter’s univariate range binds the operating region; the binding constraint is the</w:t>
+      </w:r>
+      <w:r>
+        <w:t xml:space="preserve"> </w:t>
+      </w:r>
+      <w:r>
+        <w:t xml:space="preserve">multivariate design-space corner. Where the design space states the</w:t>
+      </w:r>
+      <w:r>
+        <w:t xml:space="preserve"> </w:t>
+      </w:r>
+      <w:r>
+        <w:rPr>
+          <w:i/>
+          <w:iCs/>
+        </w:rPr>
+        <w:t xml:space="preserve">joint</w:t>
+      </w:r>
+      <w:r>
+        <w:t xml:space="preserve"> </w:t>
+      </w:r>
+      <w:r>
+        <w:t xml:space="preserve">region in the four</w:t>
+      </w:r>
+      <w:r>
+        <w:t xml:space="preserve"> </w:t>
+      </w:r>
+      <w:r>
+        <w:t xml:space="preserve">response-surface factors, a proven acceptable range (PAR) states, one parameter and one CQA at a</w:t>
+      </w:r>
+      <w:r>
+        <w:t xml:space="preserve"> </w:t>
+      </w:r>
+      <w:r>
+        <w:t xml:space="preserve">time, how far that parameter may move before the CQA reaches its acceptance limit. The two views</w:t>
+      </w:r>
+      <w:r>
+        <w:t xml:space="preserve"> </w:t>
+      </w:r>
+      <w:r>
+        <w:t xml:space="preserve">are consistent, and the reason they are is the finding of this section: because each parameter is</w:t>
+      </w:r>
+      <w:r>
+        <w:t xml:space="preserve"> </w:t>
+      </w:r>
+      <w:r>
+        <w:t xml:space="preserve">individually robust across its whole studied span, what limits the region is the</w:t>
+      </w:r>
+      <w:r>
+        <w:t xml:space="preserve"> </w:t>
+      </w:r>
+      <w:r>
+        <w:rPr>
+          <w:i/>
+          <w:iCs/>
+        </w:rPr>
+        <w:t xml:space="preserve">combination</w:t>
+      </w:r>
+      <w:r>
+        <w:t xml:space="preserve"> </w:t>
+      </w:r>
+      <w:r>
+        <w:t xml:space="preserve">of</w:t>
+      </w:r>
+      <w:r>
+        <w:t xml:space="preserve"> </w:t>
+      </w:r>
+      <w:r>
+        <w:t xml:space="preserve">parameters at a worst-case corner, not any one of them alone.</w:t>
+      </w:r>
+    </w:p>
+    <w:p>
+      <w:pPr>
+        <w:pStyle w:val="BodyText"/>
+      </w:pPr>
+      <w:r>
+        <w:t xml:space="preserve">The acceptance criterion for each PAR is the study’s drug-substance specification for the CQA in</w:t>
+      </w:r>
+      <w:r>
+        <w:t xml:space="preserve"> </w:t>
+      </w:r>
+      <w:r>
+        <w:t xml:space="preserve">question — the released-glycan, size-variant and charge-variant limits of</w:t>
+      </w:r>
+      <w:r>
+        <w:t xml:space="preserve"> </w:t>
+      </w:r>
+      <w:hyperlink w:anchor="tbl-cqa">
+        <w:r>
+          <w:rPr>
+            <w:rStyle w:val="Hyperlink"/>
+          </w:rPr>
+          <w:t xml:space="preserve">Table 3</w:t>
+        </w:r>
+      </w:hyperlink>
+      <w:r>
+        <w:t xml:space="preserve"> </w:t>
+      </w:r>
+      <w:r>
+        <w:t xml:space="preserve">— applied as</w:t>
+      </w:r>
+      <w:r>
+        <w:t xml:space="preserve"> </w:t>
+      </w:r>
+      <w:r>
+        <w:t xml:space="preserve">the ceiling, floor or two-sided window the attribute must meet. A single acceptance rule resolves</w:t>
+      </w:r>
+      <w:r>
+        <w:t xml:space="preserve"> </w:t>
+      </w:r>
+      <w:r>
+        <w:t xml:space="preserve">both kinds of CQA: the drug-substance specification for an attribute the step forms, and, for a</w:t>
+      </w:r>
+      <w:r>
+        <w:t xml:space="preserve"> </w:t>
+      </w:r>
+      <w:r>
+        <w:t xml:space="preserve">viral-clearance CQA, a back-calculated step floor — the step’s required log-reduction obtained</w:t>
+      </w:r>
+      <w:r>
+        <w:t xml:space="preserve"> </w:t>
+      </w:r>
+      <w:r>
+        <w:t xml:space="preserve">from the cumulative requirement less the clearance credited to the other viral steps under the</w:t>
+      </w:r>
+      <w:r>
+        <w:t xml:space="preserve"> </w:t>
+      </w:r>
+      <w:r>
+        <w:t xml:space="preserve">process’s modular-clearance framework. The production bioreactor forms no viral-clearance CQA, so</w:t>
+      </w:r>
+      <w:r>
+        <w:t xml:space="preserve"> </w:t>
+      </w:r>
+      <w:r>
+        <w:t xml:space="preserve">that second case does not arise here; it is stated because the same rule governs the steps that do</w:t>
+      </w:r>
+      <w:r>
+        <w:t xml:space="preserve"> </w:t>
+      </w:r>
+      <w:r>
+        <w:t xml:space="preserve">set those claims (PCR-006, PCR-008, PCR-009), and because the bioreactor’s own impurity CQAs are</w:t>
+      </w:r>
+      <w:r>
+        <w:t xml:space="preserve"> </w:t>
+      </w:r>
+      <w:r>
+        <w:t xml:space="preserve">cleared downstream (PCR-005, PCR-007, PCR-008). Every PAR below is computed against the criterion</w:t>
+      </w:r>
+      <w:r>
+        <w:t xml:space="preserve"> </w:t>
+      </w:r>
+      <w:r>
+        <w:t xml:space="preserve">that rule returns, so no acceptance limit is hand-carried into this section.</w:t>
+      </w:r>
+    </w:p>
+    <w:p>
+      <w:pPr>
+        <w:pStyle w:val="BodyText"/>
+      </w:pPr>
+      <w:r>
+        <w:t xml:space="preserve">The proven acceptable ranges, computed for each of the 5 governed CQAs against</w:t>
+      </w:r>
+      <w:r>
+        <w:t xml:space="preserve"> </w:t>
+      </w:r>
+      <w:r>
+        <w:t xml:space="preserve">each of the 4 response-surface parameters, are given in</w:t>
+      </w:r>
+      <w:r>
+        <w:t xml:space="preserve"> </w:t>
+      </w:r>
+      <w:hyperlink w:anchor="tbl-par">
         <w:r>
           <w:rPr>
             <w:rStyle w:val="Hyperlink"/>
@@ -12534,7 +12695,75 @@
         </w:r>
       </w:hyperlink>
       <w:r>
-        <w:t xml:space="preserve">.</w:t>
+        <w:t xml:space="preserve">. Two ranges</w:t>
+      </w:r>
+      <w:r>
+        <w:t xml:space="preserve"> </w:t>
+      </w:r>
+      <w:r>
+        <w:t xml:space="preserve">are reported per row. The</w:t>
+      </w:r>
+      <w:r>
+        <w:t xml:space="preserve"> </w:t>
+      </w:r>
+      <w:r>
+        <w:rPr>
+          <w:i/>
+          <w:iCs/>
+        </w:rPr>
+        <w:t xml:space="preserve">at-set-point</w:t>
+      </w:r>
+      <w:r>
+        <w:t xml:space="preserve"> </w:t>
+      </w:r>
+      <w:r>
+        <w:t xml:space="preserve">PAR is the interval over which the parameter may move</w:t>
+      </w:r>
+      <w:r>
+        <w:t xml:space="preserve"> </w:t>
+      </w:r>
+      <w:r>
+        <w:t xml:space="preserve">with the other factors held at their set-points; the</w:t>
+      </w:r>
+      <w:r>
+        <w:t xml:space="preserve"> </w:t>
+      </w:r>
+      <w:r>
+        <w:rPr>
+          <w:i/>
+          <w:iCs/>
+        </w:rPr>
+        <w:t xml:space="preserve">NOR-propagated</w:t>
+      </w:r>
+      <w:r>
+        <w:t xml:space="preserve"> </w:t>
+      </w:r>
+      <w:r>
+        <w:t xml:space="preserve">PAR is the interval over</w:t>
+      </w:r>
+      <w:r>
+        <w:t xml:space="preserve"> </w:t>
+      </w:r>
+      <w:r>
+        <w:t xml:space="preserve">which the fitted response-surface model keeps the 95 % predictive interval of the CQA within</w:t>
+      </w:r>
+      <w:r>
+        <w:t xml:space="preserve"> </w:t>
+      </w:r>
+      <w:r>
+        <w:t xml:space="preserve">acceptance while the other factors vary across their normal operating ranges by Monte-Carlo — the</w:t>
+      </w:r>
+      <w:r>
+        <w:t xml:space="preserve"> </w:t>
+      </w:r>
+      <w:r>
+        <w:t xml:space="preserve">more demanding of the two, and the one carried as the reproducible default because it charges each</w:t>
+      </w:r>
+      <w:r>
+        <w:t xml:space="preserve"> </w:t>
+      </w:r>
+      <w:r>
+        <w:t xml:space="preserve">parameter’s latitude with the routine variability of the rest.</w:t>
       </w:r>
     </w:p>
     <w:tbl>
@@ -12550,7 +12779,7 @@
       <w:tr>
         <w:tc>
           <w:tcPr/>
-          <w:bookmarkStart w:id="70" w:name="tbl-cap"/>
+          <w:bookmarkStart w:id="70" w:name="tbl-par"/>
           <w:p>
             <w:pPr>
               <w:jc w:val="center"/>
@@ -12561,7 +12790,3094 @@
               <w:pStyle w:val="ImageCaption"/>
             </w:pPr>
             <w:r>
-              <w:t xml:space="preserve">Table 14: Commercial-scale process capability for the CQAs formed at the production bioreactor, from the normal-operating-range Monte-Carlo simulation.</w:t>
+              <w:t xml:space="preserve">Table 14: Proven acceptable ranges at the production bioreactor — for each governed CQA and response-surface parameter, the characterization range and both proven acceptable ranges (at set-point and NOR-propagated).</w:t>
+            </w:r>
+          </w:p>
+          <w:tbl>
+            <w:tblPr>
+              <w:tblStyle w:val="Table"/>
+              <w:tblW w:type="pct" w:w="5000"/>
+              <w:tblLayout w:type="fixed"/>
+              <w:tblLook w:firstRow="1" w:lastRow="0" w:firstColumn="0" w:lastColumn="0" w:noHBand="0" w:noVBand="0" w:val="0020"/>
+            </w:tblPr>
+            <w:tblGrid>
+              <w:gridCol w:w="1500"/>
+              <w:gridCol w:w="1834"/>
+              <w:gridCol w:w="1250"/>
+              <w:gridCol w:w="666"/>
+              <w:gridCol w:w="1584"/>
+              <w:gridCol w:w="1083"/>
+            </w:tblGrid>
+            <w:tr>
+              <w:trPr>
+                <w:tblHeader w:val="on"/>
+              </w:trPr>
+              <w:tc>
+                <w:tcPr/>
+                <w:p>
+                  <w:pPr>
+                    <w:pStyle w:val="Compact"/>
+                    <w:jc w:val="left"/>
+                    <w:jc w:val="center"/>
+                  </w:pPr>
+                  <w:r>
+                    <w:t xml:space="preserve">CQA</w:t>
+                  </w:r>
+                </w:p>
+              </w:tc>
+              <w:tc>
+                <w:tcPr/>
+                <w:p>
+                  <w:pPr>
+                    <w:pStyle w:val="Compact"/>
+                    <w:jc w:val="left"/>
+                    <w:jc w:val="center"/>
+                  </w:pPr>
+                  <w:r>
+                    <w:t xml:space="preserve">Parameter</w:t>
+                  </w:r>
+                </w:p>
+              </w:tc>
+              <w:tc>
+                <w:tcPr/>
+                <w:p>
+                  <w:pPr>
+                    <w:pStyle w:val="Compact"/>
+                    <w:jc w:val="left"/>
+                    <w:jc w:val="center"/>
+                  </w:pPr>
+                  <w:r>
+                    <w:t xml:space="preserve">Char. range</w:t>
+                  </w:r>
+                </w:p>
+              </w:tc>
+              <w:tc>
+                <w:tcPr/>
+                <w:p>
+                  <w:pPr>
+                    <w:pStyle w:val="Compact"/>
+                    <w:jc w:val="left"/>
+                    <w:jc w:val="center"/>
+                  </w:pPr>
+                  <w:r>
+                    <w:t xml:space="preserve">Unit</w:t>
+                  </w:r>
+                </w:p>
+              </w:tc>
+              <w:tc>
+                <w:tcPr/>
+                <w:p>
+                  <w:pPr>
+                    <w:pStyle w:val="Compact"/>
+                    <w:jc w:val="left"/>
+                    <w:jc w:val="center"/>
+                  </w:pPr>
+                  <w:r>
+                    <w:t xml:space="preserve">PAR (set-point)</w:t>
+                  </w:r>
+                </w:p>
+              </w:tc>
+              <w:tc>
+                <w:tcPr/>
+                <w:p>
+                  <w:pPr>
+                    <w:pStyle w:val="Compact"/>
+                    <w:jc w:val="left"/>
+                    <w:jc w:val="center"/>
+                  </w:pPr>
+                  <w:r>
+                    <w:t xml:space="preserve">PAR (NOR)</w:t>
+                  </w:r>
+                </w:p>
+              </w:tc>
+            </w:tr>
+            <w:tr>
+              <w:tc>
+                <w:tcPr/>
+                <w:p>
+                  <w:pPr>
+                    <w:pStyle w:val="Compact"/>
+                    <w:jc w:val="left"/>
+                    <w:jc w:val="center"/>
+                  </w:pPr>
+                  <w:r>
+                    <w:t xml:space="preserve">Afucosylation</w:t>
+                  </w:r>
+                </w:p>
+              </w:tc>
+              <w:tc>
+                <w:tcPr/>
+                <w:p>
+                  <w:pPr>
+                    <w:pStyle w:val="Compact"/>
+                    <w:jc w:val="left"/>
+                    <w:jc w:val="center"/>
+                  </w:pPr>
+                  <w:r>
+                    <w:t xml:space="preserve">Culture pH</w:t>
+                  </w:r>
+                </w:p>
+              </w:tc>
+              <w:tc>
+                <w:tcPr/>
+                <w:p>
+                  <w:pPr>
+                    <w:pStyle w:val="Compact"/>
+                    <w:jc w:val="left"/>
+                    <w:jc w:val="center"/>
+                  </w:pPr>
+                  <w:r>
+                    <w:t xml:space="preserve">6.6–7.1</w:t>
+                  </w:r>
+                </w:p>
+              </w:tc>
+              <w:tc>
+                <w:tcPr/>
+                <w:p>
+                  <w:pPr>
+                    <w:pStyle w:val="Compact"/>
+                    <w:jc w:val="left"/>
+                    <w:jc w:val="center"/>
+                  </w:pPr>
+                  <w:r>
+                    <w:t xml:space="preserve">pH</w:t>
+                  </w:r>
+                </w:p>
+              </w:tc>
+              <w:tc>
+                <w:tcPr/>
+                <w:p>
+                  <w:pPr>
+                    <w:pStyle w:val="Compact"/>
+                    <w:jc w:val="left"/>
+                    <w:jc w:val="center"/>
+                  </w:pPr>
+                  <w:r>
+                    <w:t xml:space="preserve">6.6–7.1</w:t>
+                  </w:r>
+                </w:p>
+              </w:tc>
+              <w:tc>
+                <w:tcPr/>
+                <w:p>
+                  <w:pPr>
+                    <w:pStyle w:val="Compact"/>
+                    <w:jc w:val="left"/>
+                    <w:jc w:val="center"/>
+                  </w:pPr>
+                  <w:r>
+                    <w:t xml:space="preserve">6.6–7.1</w:t>
+                  </w:r>
+                </w:p>
+              </w:tc>
+            </w:tr>
+            <w:tr>
+              <w:tc>
+                <w:tcPr/>
+                <w:p>
+                  <w:pPr>
+                    <w:pStyle w:val="Compact"/>
+                    <w:jc w:val="left"/>
+                    <w:jc w:val="center"/>
+                  </w:pPr>
+                  <w:r>
+                    <w:t xml:space="preserve">Afucosylation</w:t>
+                  </w:r>
+                </w:p>
+              </w:tc>
+              <w:tc>
+                <w:tcPr/>
+                <w:p>
+                  <w:pPr>
+                    <w:pStyle w:val="Compact"/>
+                    <w:jc w:val="left"/>
+                    <w:jc w:val="center"/>
+                  </w:pPr>
+                  <w:r>
+                    <w:t xml:space="preserve">Culture temperature</w:t>
+                  </w:r>
+                </w:p>
+              </w:tc>
+              <w:tc>
+                <w:tcPr/>
+                <w:p>
+                  <w:pPr>
+                    <w:pStyle w:val="Compact"/>
+                    <w:jc w:val="left"/>
+                    <w:jc w:val="center"/>
+                  </w:pPr>
+                  <w:r>
+                    <w:t xml:space="preserve">34–36</w:t>
+                  </w:r>
+                </w:p>
+              </w:tc>
+              <w:tc>
+                <w:tcPr/>
+                <w:p>
+                  <w:pPr>
+                    <w:pStyle w:val="Compact"/>
+                    <w:jc w:val="left"/>
+                    <w:jc w:val="center"/>
+                  </w:pPr>
+                  <w:r>
+                    <w:t xml:space="preserve">°C</w:t>
+                  </w:r>
+                </w:p>
+              </w:tc>
+              <w:tc>
+                <w:tcPr/>
+                <w:p>
+                  <w:pPr>
+                    <w:pStyle w:val="Compact"/>
+                    <w:jc w:val="left"/>
+                    <w:jc w:val="center"/>
+                  </w:pPr>
+                  <w:r>
+                    <w:t xml:space="preserve">34–36</w:t>
+                  </w:r>
+                </w:p>
+              </w:tc>
+              <w:tc>
+                <w:tcPr/>
+                <w:p>
+                  <w:pPr>
+                    <w:pStyle w:val="Compact"/>
+                    <w:jc w:val="left"/>
+                    <w:jc w:val="center"/>
+                  </w:pPr>
+                  <w:r>
+                    <w:t xml:space="preserve">34–36</w:t>
+                  </w:r>
+                </w:p>
+              </w:tc>
+            </w:tr>
+            <w:tr>
+              <w:tc>
+                <w:tcPr/>
+                <w:p>
+                  <w:pPr>
+                    <w:pStyle w:val="Compact"/>
+                    <w:jc w:val="left"/>
+                    <w:jc w:val="center"/>
+                  </w:pPr>
+                  <w:r>
+                    <w:t xml:space="preserve">Afucosylation</w:t>
+                  </w:r>
+                </w:p>
+              </w:tc>
+              <w:tc>
+                <w:tcPr/>
+                <w:p>
+                  <w:pPr>
+                    <w:pStyle w:val="Compact"/>
+                    <w:jc w:val="left"/>
+                    <w:jc w:val="center"/>
+                  </w:pPr>
+                  <w:r>
+                    <w:t xml:space="preserve">Culture duration</w:t>
+                  </w:r>
+                </w:p>
+              </w:tc>
+              <w:tc>
+                <w:tcPr/>
+                <w:p>
+                  <w:pPr>
+                    <w:pStyle w:val="Compact"/>
+                    <w:jc w:val="left"/>
+                    <w:jc w:val="center"/>
+                  </w:pPr>
+                  <w:r>
+                    <w:t xml:space="preserve">15–19</w:t>
+                  </w:r>
+                </w:p>
+              </w:tc>
+              <w:tc>
+                <w:tcPr/>
+                <w:p>
+                  <w:pPr>
+                    <w:pStyle w:val="Compact"/>
+                    <w:jc w:val="left"/>
+                    <w:jc w:val="center"/>
+                  </w:pPr>
+                  <w:r>
+                    <w:t xml:space="preserve">days</w:t>
+                  </w:r>
+                </w:p>
+              </w:tc>
+              <w:tc>
+                <w:tcPr/>
+                <w:p>
+                  <w:pPr>
+                    <w:pStyle w:val="Compact"/>
+                    <w:jc w:val="left"/>
+                    <w:jc w:val="center"/>
+                  </w:pPr>
+                  <w:r>
+                    <w:t xml:space="preserve">15–19</w:t>
+                  </w:r>
+                </w:p>
+              </w:tc>
+              <w:tc>
+                <w:tcPr/>
+                <w:p>
+                  <w:pPr>
+                    <w:pStyle w:val="Compact"/>
+                    <w:jc w:val="left"/>
+                    <w:jc w:val="center"/>
+                  </w:pPr>
+                  <w:r>
+                    <w:t xml:space="preserve">15–19</w:t>
+                  </w:r>
+                </w:p>
+              </w:tc>
+            </w:tr>
+            <w:tr>
+              <w:tc>
+                <w:tcPr/>
+                <w:p>
+                  <w:pPr>
+                    <w:pStyle w:val="Compact"/>
+                    <w:jc w:val="left"/>
+                    <w:jc w:val="center"/>
+                  </w:pPr>
+                  <w:r>
+                    <w:t xml:space="preserve">Afucosylation</w:t>
+                  </w:r>
+                </w:p>
+              </w:tc>
+              <w:tc>
+                <w:tcPr/>
+                <w:p>
+                  <w:pPr>
+                    <w:pStyle w:val="Compact"/>
+                    <w:jc w:val="left"/>
+                    <w:jc w:val="center"/>
+                  </w:pPr>
+                  <w:r>
+                    <w:t xml:space="preserve">Dissolved CO2 (pCO2)</w:t>
+                  </w:r>
+                </w:p>
+              </w:tc>
+              <w:tc>
+                <w:tcPr/>
+                <w:p>
+                  <w:pPr>
+                    <w:pStyle w:val="Compact"/>
+                    <w:jc w:val="left"/>
+                    <w:jc w:val="center"/>
+                  </w:pPr>
+                  <w:r>
+                    <w:t xml:space="preserve">40–160</w:t>
+                  </w:r>
+                </w:p>
+              </w:tc>
+              <w:tc>
+                <w:tcPr/>
+                <w:p>
+                  <w:pPr>
+                    <w:pStyle w:val="Compact"/>
+                    <w:jc w:val="left"/>
+                    <w:jc w:val="center"/>
+                  </w:pPr>
+                  <w:r>
+                    <w:t xml:space="preserve">mmHg</w:t>
+                  </w:r>
+                </w:p>
+              </w:tc>
+              <w:tc>
+                <w:tcPr/>
+                <w:p>
+                  <w:pPr>
+                    <w:pStyle w:val="Compact"/>
+                    <w:jc w:val="left"/>
+                    <w:jc w:val="center"/>
+                  </w:pPr>
+                  <w:r>
+                    <w:t xml:space="preserve">40–160</w:t>
+                  </w:r>
+                </w:p>
+              </w:tc>
+              <w:tc>
+                <w:tcPr/>
+                <w:p>
+                  <w:pPr>
+                    <w:pStyle w:val="Compact"/>
+                    <w:jc w:val="left"/>
+                    <w:jc w:val="center"/>
+                  </w:pPr>
+                  <w:r>
+                    <w:t xml:space="preserve">40–160</w:t>
+                  </w:r>
+                </w:p>
+              </w:tc>
+            </w:tr>
+            <w:tr>
+              <w:tc>
+                <w:tcPr/>
+                <w:p>
+                  <w:pPr>
+                    <w:pStyle w:val="Compact"/>
+                    <w:jc w:val="left"/>
+                    <w:jc w:val="center"/>
+                  </w:pPr>
+                  <w:r>
+                    <w:t xml:space="preserve">Galactosylation</w:t>
+                  </w:r>
+                </w:p>
+              </w:tc>
+              <w:tc>
+                <w:tcPr/>
+                <w:p>
+                  <w:pPr>
+                    <w:pStyle w:val="Compact"/>
+                    <w:jc w:val="left"/>
+                    <w:jc w:val="center"/>
+                  </w:pPr>
+                  <w:r>
+                    <w:t xml:space="preserve">Culture pH</w:t>
+                  </w:r>
+                </w:p>
+              </w:tc>
+              <w:tc>
+                <w:tcPr/>
+                <w:p>
+                  <w:pPr>
+                    <w:pStyle w:val="Compact"/>
+                    <w:jc w:val="left"/>
+                    <w:jc w:val="center"/>
+                  </w:pPr>
+                  <w:r>
+                    <w:t xml:space="preserve">6.6–7.1</w:t>
+                  </w:r>
+                </w:p>
+              </w:tc>
+              <w:tc>
+                <w:tcPr/>
+                <w:p>
+                  <w:pPr>
+                    <w:pStyle w:val="Compact"/>
+                    <w:jc w:val="left"/>
+                    <w:jc w:val="center"/>
+                  </w:pPr>
+                  <w:r>
+                    <w:t xml:space="preserve">pH</w:t>
+                  </w:r>
+                </w:p>
+              </w:tc>
+              <w:tc>
+                <w:tcPr/>
+                <w:p>
+                  <w:pPr>
+                    <w:pStyle w:val="Compact"/>
+                    <w:jc w:val="left"/>
+                    <w:jc w:val="center"/>
+                  </w:pPr>
+                  <w:r>
+                    <w:t xml:space="preserve">6.6–7.1</w:t>
+                  </w:r>
+                </w:p>
+              </w:tc>
+              <w:tc>
+                <w:tcPr/>
+                <w:p>
+                  <w:pPr>
+                    <w:pStyle w:val="Compact"/>
+                    <w:jc w:val="left"/>
+                    <w:jc w:val="center"/>
+                  </w:pPr>
+                  <w:r>
+                    <w:t xml:space="preserve">6.6–7.1</w:t>
+                  </w:r>
+                </w:p>
+              </w:tc>
+            </w:tr>
+            <w:tr>
+              <w:tc>
+                <w:tcPr/>
+                <w:p>
+                  <w:pPr>
+                    <w:pStyle w:val="Compact"/>
+                    <w:jc w:val="left"/>
+                    <w:jc w:val="center"/>
+                  </w:pPr>
+                  <w:r>
+                    <w:t xml:space="preserve">Galactosylation</w:t>
+                  </w:r>
+                </w:p>
+              </w:tc>
+              <w:tc>
+                <w:tcPr/>
+                <w:p>
+                  <w:pPr>
+                    <w:pStyle w:val="Compact"/>
+                    <w:jc w:val="left"/>
+                    <w:jc w:val="center"/>
+                  </w:pPr>
+                  <w:r>
+                    <w:t xml:space="preserve">Culture temperature</w:t>
+                  </w:r>
+                </w:p>
+              </w:tc>
+              <w:tc>
+                <w:tcPr/>
+                <w:p>
+                  <w:pPr>
+                    <w:pStyle w:val="Compact"/>
+                    <w:jc w:val="left"/>
+                    <w:jc w:val="center"/>
+                  </w:pPr>
+                  <w:r>
+                    <w:t xml:space="preserve">34–36</w:t>
+                  </w:r>
+                </w:p>
+              </w:tc>
+              <w:tc>
+                <w:tcPr/>
+                <w:p>
+                  <w:pPr>
+                    <w:pStyle w:val="Compact"/>
+                    <w:jc w:val="left"/>
+                    <w:jc w:val="center"/>
+                  </w:pPr>
+                  <w:r>
+                    <w:t xml:space="preserve">°C</w:t>
+                  </w:r>
+                </w:p>
+              </w:tc>
+              <w:tc>
+                <w:tcPr/>
+                <w:p>
+                  <w:pPr>
+                    <w:pStyle w:val="Compact"/>
+                    <w:jc w:val="left"/>
+                    <w:jc w:val="center"/>
+                  </w:pPr>
+                  <w:r>
+                    <w:t xml:space="preserve">34–36</w:t>
+                  </w:r>
+                </w:p>
+              </w:tc>
+              <w:tc>
+                <w:tcPr/>
+                <w:p>
+                  <w:pPr>
+                    <w:pStyle w:val="Compact"/>
+                    <w:jc w:val="left"/>
+                    <w:jc w:val="center"/>
+                  </w:pPr>
+                  <w:r>
+                    <w:t xml:space="preserve">34–36</w:t>
+                  </w:r>
+                </w:p>
+              </w:tc>
+            </w:tr>
+            <w:tr>
+              <w:tc>
+                <w:tcPr/>
+                <w:p>
+                  <w:pPr>
+                    <w:pStyle w:val="Compact"/>
+                    <w:jc w:val="left"/>
+                    <w:jc w:val="center"/>
+                  </w:pPr>
+                  <w:r>
+                    <w:t xml:space="preserve">Galactosylation</w:t>
+                  </w:r>
+                </w:p>
+              </w:tc>
+              <w:tc>
+                <w:tcPr/>
+                <w:p>
+                  <w:pPr>
+                    <w:pStyle w:val="Compact"/>
+                    <w:jc w:val="left"/>
+                    <w:jc w:val="center"/>
+                  </w:pPr>
+                  <w:r>
+                    <w:t xml:space="preserve">Culture duration</w:t>
+                  </w:r>
+                </w:p>
+              </w:tc>
+              <w:tc>
+                <w:tcPr/>
+                <w:p>
+                  <w:pPr>
+                    <w:pStyle w:val="Compact"/>
+                    <w:jc w:val="left"/>
+                    <w:jc w:val="center"/>
+                  </w:pPr>
+                  <w:r>
+                    <w:t xml:space="preserve">15–19</w:t>
+                  </w:r>
+                </w:p>
+              </w:tc>
+              <w:tc>
+                <w:tcPr/>
+                <w:p>
+                  <w:pPr>
+                    <w:pStyle w:val="Compact"/>
+                    <w:jc w:val="left"/>
+                    <w:jc w:val="center"/>
+                  </w:pPr>
+                  <w:r>
+                    <w:t xml:space="preserve">days</w:t>
+                  </w:r>
+                </w:p>
+              </w:tc>
+              <w:tc>
+                <w:tcPr/>
+                <w:p>
+                  <w:pPr>
+                    <w:pStyle w:val="Compact"/>
+                    <w:jc w:val="left"/>
+                    <w:jc w:val="center"/>
+                  </w:pPr>
+                  <w:r>
+                    <w:t xml:space="preserve">15–19</w:t>
+                  </w:r>
+                </w:p>
+              </w:tc>
+              <w:tc>
+                <w:tcPr/>
+                <w:p>
+                  <w:pPr>
+                    <w:pStyle w:val="Compact"/>
+                    <w:jc w:val="left"/>
+                    <w:jc w:val="center"/>
+                  </w:pPr>
+                  <w:r>
+                    <w:t xml:space="preserve">15–19</w:t>
+                  </w:r>
+                </w:p>
+              </w:tc>
+            </w:tr>
+            <w:tr>
+              <w:tc>
+                <w:tcPr/>
+                <w:p>
+                  <w:pPr>
+                    <w:pStyle w:val="Compact"/>
+                    <w:jc w:val="left"/>
+                    <w:jc w:val="center"/>
+                  </w:pPr>
+                  <w:r>
+                    <w:t xml:space="preserve">Galactosylation</w:t>
+                  </w:r>
+                </w:p>
+              </w:tc>
+              <w:tc>
+                <w:tcPr/>
+                <w:p>
+                  <w:pPr>
+                    <w:pStyle w:val="Compact"/>
+                    <w:jc w:val="left"/>
+                    <w:jc w:val="center"/>
+                  </w:pPr>
+                  <w:r>
+                    <w:t xml:space="preserve">Dissolved CO2 (pCO2)</w:t>
+                  </w:r>
+                </w:p>
+              </w:tc>
+              <w:tc>
+                <w:tcPr/>
+                <w:p>
+                  <w:pPr>
+                    <w:pStyle w:val="Compact"/>
+                    <w:jc w:val="left"/>
+                    <w:jc w:val="center"/>
+                  </w:pPr>
+                  <w:r>
+                    <w:t xml:space="preserve">40–160</w:t>
+                  </w:r>
+                </w:p>
+              </w:tc>
+              <w:tc>
+                <w:tcPr/>
+                <w:p>
+                  <w:pPr>
+                    <w:pStyle w:val="Compact"/>
+                    <w:jc w:val="left"/>
+                    <w:jc w:val="center"/>
+                  </w:pPr>
+                  <w:r>
+                    <w:t xml:space="preserve">mmHg</w:t>
+                  </w:r>
+                </w:p>
+              </w:tc>
+              <w:tc>
+                <w:tcPr/>
+                <w:p>
+                  <w:pPr>
+                    <w:pStyle w:val="Compact"/>
+                    <w:jc w:val="left"/>
+                    <w:jc w:val="center"/>
+                  </w:pPr>
+                  <w:r>
+                    <w:t xml:space="preserve">40–160</w:t>
+                  </w:r>
+                </w:p>
+              </w:tc>
+              <w:tc>
+                <w:tcPr/>
+                <w:p>
+                  <w:pPr>
+                    <w:pStyle w:val="Compact"/>
+                    <w:jc w:val="left"/>
+                    <w:jc w:val="center"/>
+                  </w:pPr>
+                  <w:r>
+                    <w:t xml:space="preserve">40–160</w:t>
+                  </w:r>
+                </w:p>
+              </w:tc>
+            </w:tr>
+            <w:tr>
+              <w:tc>
+                <w:tcPr/>
+                <w:p>
+                  <w:pPr>
+                    <w:pStyle w:val="Compact"/>
+                    <w:jc w:val="left"/>
+                    <w:jc w:val="center"/>
+                  </w:pPr>
+                  <w:r>
+                    <w:t xml:space="preserve">High mannose</w:t>
+                  </w:r>
+                </w:p>
+              </w:tc>
+              <w:tc>
+                <w:tcPr/>
+                <w:p>
+                  <w:pPr>
+                    <w:pStyle w:val="Compact"/>
+                    <w:jc w:val="left"/>
+                    <w:jc w:val="center"/>
+                  </w:pPr>
+                  <w:r>
+                    <w:t xml:space="preserve">Culture pH</w:t>
+                  </w:r>
+                </w:p>
+              </w:tc>
+              <w:tc>
+                <w:tcPr/>
+                <w:p>
+                  <w:pPr>
+                    <w:pStyle w:val="Compact"/>
+                    <w:jc w:val="left"/>
+                    <w:jc w:val="center"/>
+                  </w:pPr>
+                  <w:r>
+                    <w:t xml:space="preserve">6.6–7.1</w:t>
+                  </w:r>
+                </w:p>
+              </w:tc>
+              <w:tc>
+                <w:tcPr/>
+                <w:p>
+                  <w:pPr>
+                    <w:pStyle w:val="Compact"/>
+                    <w:jc w:val="left"/>
+                    <w:jc w:val="center"/>
+                  </w:pPr>
+                  <w:r>
+                    <w:t xml:space="preserve">pH</w:t>
+                  </w:r>
+                </w:p>
+              </w:tc>
+              <w:tc>
+                <w:tcPr/>
+                <w:p>
+                  <w:pPr>
+                    <w:pStyle w:val="Compact"/>
+                    <w:jc w:val="left"/>
+                    <w:jc w:val="center"/>
+                  </w:pPr>
+                  <w:r>
+                    <w:t xml:space="preserve">6.6–7.1</w:t>
+                  </w:r>
+                </w:p>
+              </w:tc>
+              <w:tc>
+                <w:tcPr/>
+                <w:p>
+                  <w:pPr>
+                    <w:pStyle w:val="Compact"/>
+                    <w:jc w:val="left"/>
+                    <w:jc w:val="center"/>
+                  </w:pPr>
+                  <w:r>
+                    <w:t xml:space="preserve">6.6–7.1</w:t>
+                  </w:r>
+                </w:p>
+              </w:tc>
+            </w:tr>
+            <w:tr>
+              <w:tc>
+                <w:tcPr/>
+                <w:p>
+                  <w:pPr>
+                    <w:pStyle w:val="Compact"/>
+                    <w:jc w:val="left"/>
+                    <w:jc w:val="center"/>
+                  </w:pPr>
+                  <w:r>
+                    <w:t xml:space="preserve">High mannose</w:t>
+                  </w:r>
+                </w:p>
+              </w:tc>
+              <w:tc>
+                <w:tcPr/>
+                <w:p>
+                  <w:pPr>
+                    <w:pStyle w:val="Compact"/>
+                    <w:jc w:val="left"/>
+                    <w:jc w:val="center"/>
+                  </w:pPr>
+                  <w:r>
+                    <w:t xml:space="preserve">Culture temperature</w:t>
+                  </w:r>
+                </w:p>
+              </w:tc>
+              <w:tc>
+                <w:tcPr/>
+                <w:p>
+                  <w:pPr>
+                    <w:pStyle w:val="Compact"/>
+                    <w:jc w:val="left"/>
+                    <w:jc w:val="center"/>
+                  </w:pPr>
+                  <w:r>
+                    <w:t xml:space="preserve">34–36</w:t>
+                  </w:r>
+                </w:p>
+              </w:tc>
+              <w:tc>
+                <w:tcPr/>
+                <w:p>
+                  <w:pPr>
+                    <w:pStyle w:val="Compact"/>
+                    <w:jc w:val="left"/>
+                    <w:jc w:val="center"/>
+                  </w:pPr>
+                  <w:r>
+                    <w:t xml:space="preserve">°C</w:t>
+                  </w:r>
+                </w:p>
+              </w:tc>
+              <w:tc>
+                <w:tcPr/>
+                <w:p>
+                  <w:pPr>
+                    <w:pStyle w:val="Compact"/>
+                    <w:jc w:val="left"/>
+                    <w:jc w:val="center"/>
+                  </w:pPr>
+                  <w:r>
+                    <w:t xml:space="preserve">34–36</w:t>
+                  </w:r>
+                </w:p>
+              </w:tc>
+              <w:tc>
+                <w:tcPr/>
+                <w:p>
+                  <w:pPr>
+                    <w:pStyle w:val="Compact"/>
+                    <w:jc w:val="left"/>
+                    <w:jc w:val="center"/>
+                  </w:pPr>
+                  <w:r>
+                    <w:t xml:space="preserve">34–36</w:t>
+                  </w:r>
+                </w:p>
+              </w:tc>
+            </w:tr>
+            <w:tr>
+              <w:tc>
+                <w:tcPr/>
+                <w:p>
+                  <w:pPr>
+                    <w:pStyle w:val="Compact"/>
+                    <w:jc w:val="left"/>
+                    <w:jc w:val="center"/>
+                  </w:pPr>
+                  <w:r>
+                    <w:t xml:space="preserve">High mannose</w:t>
+                  </w:r>
+                </w:p>
+              </w:tc>
+              <w:tc>
+                <w:tcPr/>
+                <w:p>
+                  <w:pPr>
+                    <w:pStyle w:val="Compact"/>
+                    <w:jc w:val="left"/>
+                    <w:jc w:val="center"/>
+                  </w:pPr>
+                  <w:r>
+                    <w:t xml:space="preserve">Culture duration</w:t>
+                  </w:r>
+                </w:p>
+              </w:tc>
+              <w:tc>
+                <w:tcPr/>
+                <w:p>
+                  <w:pPr>
+                    <w:pStyle w:val="Compact"/>
+                    <w:jc w:val="left"/>
+                    <w:jc w:val="center"/>
+                  </w:pPr>
+                  <w:r>
+                    <w:t xml:space="preserve">15–19</w:t>
+                  </w:r>
+                </w:p>
+              </w:tc>
+              <w:tc>
+                <w:tcPr/>
+                <w:p>
+                  <w:pPr>
+                    <w:pStyle w:val="Compact"/>
+                    <w:jc w:val="left"/>
+                    <w:jc w:val="center"/>
+                  </w:pPr>
+                  <w:r>
+                    <w:t xml:space="preserve">days</w:t>
+                  </w:r>
+                </w:p>
+              </w:tc>
+              <w:tc>
+                <w:tcPr/>
+                <w:p>
+                  <w:pPr>
+                    <w:pStyle w:val="Compact"/>
+                    <w:jc w:val="left"/>
+                    <w:jc w:val="center"/>
+                  </w:pPr>
+                  <w:r>
+                    <w:t xml:space="preserve">15–19</w:t>
+                  </w:r>
+                </w:p>
+              </w:tc>
+              <w:tc>
+                <w:tcPr/>
+                <w:p>
+                  <w:pPr>
+                    <w:pStyle w:val="Compact"/>
+                    <w:jc w:val="left"/>
+                    <w:jc w:val="center"/>
+                  </w:pPr>
+                  <w:r>
+                    <w:t xml:space="preserve">15–19</w:t>
+                  </w:r>
+                </w:p>
+              </w:tc>
+            </w:tr>
+            <w:tr>
+              <w:tc>
+                <w:tcPr/>
+                <w:p>
+                  <w:pPr>
+                    <w:pStyle w:val="Compact"/>
+                    <w:jc w:val="left"/>
+                    <w:jc w:val="center"/>
+                  </w:pPr>
+                  <w:r>
+                    <w:t xml:space="preserve">High mannose</w:t>
+                  </w:r>
+                </w:p>
+              </w:tc>
+              <w:tc>
+                <w:tcPr/>
+                <w:p>
+                  <w:pPr>
+                    <w:pStyle w:val="Compact"/>
+                    <w:jc w:val="left"/>
+                    <w:jc w:val="center"/>
+                  </w:pPr>
+                  <w:r>
+                    <w:t xml:space="preserve">Dissolved CO2 (pCO2)</w:t>
+                  </w:r>
+                </w:p>
+              </w:tc>
+              <w:tc>
+                <w:tcPr/>
+                <w:p>
+                  <w:pPr>
+                    <w:pStyle w:val="Compact"/>
+                    <w:jc w:val="left"/>
+                    <w:jc w:val="center"/>
+                  </w:pPr>
+                  <w:r>
+                    <w:t xml:space="preserve">40–160</w:t>
+                  </w:r>
+                </w:p>
+              </w:tc>
+              <w:tc>
+                <w:tcPr/>
+                <w:p>
+                  <w:pPr>
+                    <w:pStyle w:val="Compact"/>
+                    <w:jc w:val="left"/>
+                    <w:jc w:val="center"/>
+                  </w:pPr>
+                  <w:r>
+                    <w:t xml:space="preserve">mmHg</w:t>
+                  </w:r>
+                </w:p>
+              </w:tc>
+              <w:tc>
+                <w:tcPr/>
+                <w:p>
+                  <w:pPr>
+                    <w:pStyle w:val="Compact"/>
+                    <w:jc w:val="left"/>
+                    <w:jc w:val="center"/>
+                  </w:pPr>
+                  <w:r>
+                    <w:t xml:space="preserve">40–160</w:t>
+                  </w:r>
+                </w:p>
+              </w:tc>
+              <w:tc>
+                <w:tcPr/>
+                <w:p>
+                  <w:pPr>
+                    <w:pStyle w:val="Compact"/>
+                    <w:jc w:val="left"/>
+                    <w:jc w:val="center"/>
+                  </w:pPr>
+                  <w:r>
+                    <w:t xml:space="preserve">40–160</w:t>
+                  </w:r>
+                </w:p>
+              </w:tc>
+            </w:tr>
+            <w:tr>
+              <w:tc>
+                <w:tcPr/>
+                <w:p>
+                  <w:pPr>
+                    <w:pStyle w:val="Compact"/>
+                    <w:jc w:val="left"/>
+                    <w:jc w:val="center"/>
+                  </w:pPr>
+                  <w:r>
+                    <w:t xml:space="preserve">Acidic variants</w:t>
+                  </w:r>
+                </w:p>
+              </w:tc>
+              <w:tc>
+                <w:tcPr/>
+                <w:p>
+                  <w:pPr>
+                    <w:pStyle w:val="Compact"/>
+                    <w:jc w:val="left"/>
+                    <w:jc w:val="center"/>
+                  </w:pPr>
+                  <w:r>
+                    <w:t xml:space="preserve">Culture pH</w:t>
+                  </w:r>
+                </w:p>
+              </w:tc>
+              <w:tc>
+                <w:tcPr/>
+                <w:p>
+                  <w:pPr>
+                    <w:pStyle w:val="Compact"/>
+                    <w:jc w:val="left"/>
+                    <w:jc w:val="center"/>
+                  </w:pPr>
+                  <w:r>
+                    <w:t xml:space="preserve">6.6–7.1</w:t>
+                  </w:r>
+                </w:p>
+              </w:tc>
+              <w:tc>
+                <w:tcPr/>
+                <w:p>
+                  <w:pPr>
+                    <w:pStyle w:val="Compact"/>
+                    <w:jc w:val="left"/>
+                    <w:jc w:val="center"/>
+                  </w:pPr>
+                  <w:r>
+                    <w:t xml:space="preserve">pH</w:t>
+                  </w:r>
+                </w:p>
+              </w:tc>
+              <w:tc>
+                <w:tcPr/>
+                <w:p>
+                  <w:pPr>
+                    <w:pStyle w:val="Compact"/>
+                    <w:jc w:val="left"/>
+                    <w:jc w:val="center"/>
+                  </w:pPr>
+                  <w:r>
+                    <w:t xml:space="preserve">6.6–7.1</w:t>
+                  </w:r>
+                </w:p>
+              </w:tc>
+              <w:tc>
+                <w:tcPr/>
+                <w:p>
+                  <w:pPr>
+                    <w:pStyle w:val="Compact"/>
+                    <w:jc w:val="left"/>
+                    <w:jc w:val="center"/>
+                  </w:pPr>
+                  <w:r>
+                    <w:t xml:space="preserve">6.6–7.1</w:t>
+                  </w:r>
+                </w:p>
+              </w:tc>
+            </w:tr>
+            <w:tr>
+              <w:tc>
+                <w:tcPr/>
+                <w:p>
+                  <w:pPr>
+                    <w:pStyle w:val="Compact"/>
+                    <w:jc w:val="left"/>
+                    <w:jc w:val="center"/>
+                  </w:pPr>
+                  <w:r>
+                    <w:t xml:space="preserve">Acidic variants</w:t>
+                  </w:r>
+                </w:p>
+              </w:tc>
+              <w:tc>
+                <w:tcPr/>
+                <w:p>
+                  <w:pPr>
+                    <w:pStyle w:val="Compact"/>
+                    <w:jc w:val="left"/>
+                    <w:jc w:val="center"/>
+                  </w:pPr>
+                  <w:r>
+                    <w:t xml:space="preserve">Culture temperature</w:t>
+                  </w:r>
+                </w:p>
+              </w:tc>
+              <w:tc>
+                <w:tcPr/>
+                <w:p>
+                  <w:pPr>
+                    <w:pStyle w:val="Compact"/>
+                    <w:jc w:val="left"/>
+                    <w:jc w:val="center"/>
+                  </w:pPr>
+                  <w:r>
+                    <w:t xml:space="preserve">34–36</w:t>
+                  </w:r>
+                </w:p>
+              </w:tc>
+              <w:tc>
+                <w:tcPr/>
+                <w:p>
+                  <w:pPr>
+                    <w:pStyle w:val="Compact"/>
+                    <w:jc w:val="left"/>
+                    <w:jc w:val="center"/>
+                  </w:pPr>
+                  <w:r>
+                    <w:t xml:space="preserve">°C</w:t>
+                  </w:r>
+                </w:p>
+              </w:tc>
+              <w:tc>
+                <w:tcPr/>
+                <w:p>
+                  <w:pPr>
+                    <w:pStyle w:val="Compact"/>
+                    <w:jc w:val="left"/>
+                    <w:jc w:val="center"/>
+                  </w:pPr>
+                  <w:r>
+                    <w:t xml:space="preserve">34–36</w:t>
+                  </w:r>
+                </w:p>
+              </w:tc>
+              <w:tc>
+                <w:tcPr/>
+                <w:p>
+                  <w:pPr>
+                    <w:pStyle w:val="Compact"/>
+                    <w:jc w:val="left"/>
+                    <w:jc w:val="center"/>
+                  </w:pPr>
+                  <w:r>
+                    <w:t xml:space="preserve">34–36</w:t>
+                  </w:r>
+                </w:p>
+              </w:tc>
+            </w:tr>
+            <w:tr>
+              <w:tc>
+                <w:tcPr/>
+                <w:p>
+                  <w:pPr>
+                    <w:pStyle w:val="Compact"/>
+                    <w:jc w:val="left"/>
+                    <w:jc w:val="center"/>
+                  </w:pPr>
+                  <w:r>
+                    <w:t xml:space="preserve">Acidic variants</w:t>
+                  </w:r>
+                </w:p>
+              </w:tc>
+              <w:tc>
+                <w:tcPr/>
+                <w:p>
+                  <w:pPr>
+                    <w:pStyle w:val="Compact"/>
+                    <w:jc w:val="left"/>
+                    <w:jc w:val="center"/>
+                  </w:pPr>
+                  <w:r>
+                    <w:t xml:space="preserve">Culture duration</w:t>
+                  </w:r>
+                </w:p>
+              </w:tc>
+              <w:tc>
+                <w:tcPr/>
+                <w:p>
+                  <w:pPr>
+                    <w:pStyle w:val="Compact"/>
+                    <w:jc w:val="left"/>
+                    <w:jc w:val="center"/>
+                  </w:pPr>
+                  <w:r>
+                    <w:t xml:space="preserve">15–19</w:t>
+                  </w:r>
+                </w:p>
+              </w:tc>
+              <w:tc>
+                <w:tcPr/>
+                <w:p>
+                  <w:pPr>
+                    <w:pStyle w:val="Compact"/>
+                    <w:jc w:val="left"/>
+                    <w:jc w:val="center"/>
+                  </w:pPr>
+                  <w:r>
+                    <w:t xml:space="preserve">days</w:t>
+                  </w:r>
+                </w:p>
+              </w:tc>
+              <w:tc>
+                <w:tcPr/>
+                <w:p>
+                  <w:pPr>
+                    <w:pStyle w:val="Compact"/>
+                    <w:jc w:val="left"/>
+                    <w:jc w:val="center"/>
+                  </w:pPr>
+                  <w:r>
+                    <w:t xml:space="preserve">15–19</w:t>
+                  </w:r>
+                </w:p>
+              </w:tc>
+              <w:tc>
+                <w:tcPr/>
+                <w:p>
+                  <w:pPr>
+                    <w:pStyle w:val="Compact"/>
+                    <w:jc w:val="left"/>
+                    <w:jc w:val="center"/>
+                  </w:pPr>
+                  <w:r>
+                    <w:t xml:space="preserve">15–19</w:t>
+                  </w:r>
+                </w:p>
+              </w:tc>
+            </w:tr>
+            <w:tr>
+              <w:tc>
+                <w:tcPr/>
+                <w:p>
+                  <w:pPr>
+                    <w:pStyle w:val="Compact"/>
+                    <w:jc w:val="left"/>
+                    <w:jc w:val="center"/>
+                  </w:pPr>
+                  <w:r>
+                    <w:t xml:space="preserve">Acidic variants</w:t>
+                  </w:r>
+                </w:p>
+              </w:tc>
+              <w:tc>
+                <w:tcPr/>
+                <w:p>
+                  <w:pPr>
+                    <w:pStyle w:val="Compact"/>
+                    <w:jc w:val="left"/>
+                    <w:jc w:val="center"/>
+                  </w:pPr>
+                  <w:r>
+                    <w:t xml:space="preserve">Dissolved CO2 (pCO2)</w:t>
+                  </w:r>
+                </w:p>
+              </w:tc>
+              <w:tc>
+                <w:tcPr/>
+                <w:p>
+                  <w:pPr>
+                    <w:pStyle w:val="Compact"/>
+                    <w:jc w:val="left"/>
+                    <w:jc w:val="center"/>
+                  </w:pPr>
+                  <w:r>
+                    <w:t xml:space="preserve">40–160</w:t>
+                  </w:r>
+                </w:p>
+              </w:tc>
+              <w:tc>
+                <w:tcPr/>
+                <w:p>
+                  <w:pPr>
+                    <w:pStyle w:val="Compact"/>
+                    <w:jc w:val="left"/>
+                    <w:jc w:val="center"/>
+                  </w:pPr>
+                  <w:r>
+                    <w:t xml:space="preserve">mmHg</w:t>
+                  </w:r>
+                </w:p>
+              </w:tc>
+              <w:tc>
+                <w:tcPr/>
+                <w:p>
+                  <w:pPr>
+                    <w:pStyle w:val="Compact"/>
+                    <w:jc w:val="left"/>
+                    <w:jc w:val="center"/>
+                  </w:pPr>
+                  <w:r>
+                    <w:t xml:space="preserve">40–160</w:t>
+                  </w:r>
+                </w:p>
+              </w:tc>
+              <w:tc>
+                <w:tcPr/>
+                <w:p>
+                  <w:pPr>
+                    <w:pStyle w:val="Compact"/>
+                    <w:jc w:val="left"/>
+                    <w:jc w:val="center"/>
+                  </w:pPr>
+                  <w:r>
+                    <w:t xml:space="preserve">40–160</w:t>
+                  </w:r>
+                </w:p>
+              </w:tc>
+            </w:tr>
+            <w:tr>
+              <w:tc>
+                <w:tcPr/>
+                <w:p>
+                  <w:pPr>
+                    <w:pStyle w:val="Compact"/>
+                    <w:jc w:val="left"/>
+                    <w:jc w:val="center"/>
+                  </w:pPr>
+                  <w:r>
+                    <w:t xml:space="preserve">Aggregates (HMW)</w:t>
+                  </w:r>
+                </w:p>
+              </w:tc>
+              <w:tc>
+                <w:tcPr/>
+                <w:p>
+                  <w:pPr>
+                    <w:pStyle w:val="Compact"/>
+                    <w:jc w:val="left"/>
+                    <w:jc w:val="center"/>
+                  </w:pPr>
+                  <w:r>
+                    <w:t xml:space="preserve">Culture pH</w:t>
+                  </w:r>
+                </w:p>
+              </w:tc>
+              <w:tc>
+                <w:tcPr/>
+                <w:p>
+                  <w:pPr>
+                    <w:pStyle w:val="Compact"/>
+                    <w:jc w:val="left"/>
+                    <w:jc w:val="center"/>
+                  </w:pPr>
+                  <w:r>
+                    <w:t xml:space="preserve">6.6–7.1</w:t>
+                  </w:r>
+                </w:p>
+              </w:tc>
+              <w:tc>
+                <w:tcPr/>
+                <w:p>
+                  <w:pPr>
+                    <w:pStyle w:val="Compact"/>
+                    <w:jc w:val="left"/>
+                    <w:jc w:val="center"/>
+                  </w:pPr>
+                  <w:r>
+                    <w:t xml:space="preserve">pH</w:t>
+                  </w:r>
+                </w:p>
+              </w:tc>
+              <w:tc>
+                <w:tcPr/>
+                <w:p>
+                  <w:pPr>
+                    <w:pStyle w:val="Compact"/>
+                    <w:jc w:val="left"/>
+                    <w:jc w:val="center"/>
+                  </w:pPr>
+                  <w:r>
+                    <w:t xml:space="preserve">6.6–7.1</w:t>
+                  </w:r>
+                </w:p>
+              </w:tc>
+              <w:tc>
+                <w:tcPr/>
+                <w:p>
+                  <w:pPr>
+                    <w:pStyle w:val="Compact"/>
+                    <w:jc w:val="left"/>
+                    <w:jc w:val="center"/>
+                  </w:pPr>
+                  <w:r>
+                    <w:t xml:space="preserve">6.6–7.1</w:t>
+                  </w:r>
+                </w:p>
+              </w:tc>
+            </w:tr>
+            <w:tr>
+              <w:tc>
+                <w:tcPr/>
+                <w:p>
+                  <w:pPr>
+                    <w:pStyle w:val="Compact"/>
+                    <w:jc w:val="left"/>
+                    <w:jc w:val="center"/>
+                  </w:pPr>
+                  <w:r>
+                    <w:t xml:space="preserve">Aggregates (HMW)</w:t>
+                  </w:r>
+                </w:p>
+              </w:tc>
+              <w:tc>
+                <w:tcPr/>
+                <w:p>
+                  <w:pPr>
+                    <w:pStyle w:val="Compact"/>
+                    <w:jc w:val="left"/>
+                    <w:jc w:val="center"/>
+                  </w:pPr>
+                  <w:r>
+                    <w:t xml:space="preserve">Culture temperature</w:t>
+                  </w:r>
+                </w:p>
+              </w:tc>
+              <w:tc>
+                <w:tcPr/>
+                <w:p>
+                  <w:pPr>
+                    <w:pStyle w:val="Compact"/>
+                    <w:jc w:val="left"/>
+                    <w:jc w:val="center"/>
+                  </w:pPr>
+                  <w:r>
+                    <w:t xml:space="preserve">34–36</w:t>
+                  </w:r>
+                </w:p>
+              </w:tc>
+              <w:tc>
+                <w:tcPr/>
+                <w:p>
+                  <w:pPr>
+                    <w:pStyle w:val="Compact"/>
+                    <w:jc w:val="left"/>
+                    <w:jc w:val="center"/>
+                  </w:pPr>
+                  <w:r>
+                    <w:t xml:space="preserve">°C</w:t>
+                  </w:r>
+                </w:p>
+              </w:tc>
+              <w:tc>
+                <w:tcPr/>
+                <w:p>
+                  <w:pPr>
+                    <w:pStyle w:val="Compact"/>
+                    <w:jc w:val="left"/>
+                    <w:jc w:val="center"/>
+                  </w:pPr>
+                  <w:r>
+                    <w:t xml:space="preserve">34–36</w:t>
+                  </w:r>
+                </w:p>
+              </w:tc>
+              <w:tc>
+                <w:tcPr/>
+                <w:p>
+                  <w:pPr>
+                    <w:pStyle w:val="Compact"/>
+                    <w:jc w:val="left"/>
+                    <w:jc w:val="center"/>
+                  </w:pPr>
+                  <w:r>
+                    <w:t xml:space="preserve">34–36</w:t>
+                  </w:r>
+                </w:p>
+              </w:tc>
+            </w:tr>
+            <w:tr>
+              <w:tc>
+                <w:tcPr/>
+                <w:p>
+                  <w:pPr>
+                    <w:pStyle w:val="Compact"/>
+                    <w:jc w:val="left"/>
+                    <w:jc w:val="center"/>
+                  </w:pPr>
+                  <w:r>
+                    <w:t xml:space="preserve">Aggregates (HMW)</w:t>
+                  </w:r>
+                </w:p>
+              </w:tc>
+              <w:tc>
+                <w:tcPr/>
+                <w:p>
+                  <w:pPr>
+                    <w:pStyle w:val="Compact"/>
+                    <w:jc w:val="left"/>
+                    <w:jc w:val="center"/>
+                  </w:pPr>
+                  <w:r>
+                    <w:t xml:space="preserve">Culture duration</w:t>
+                  </w:r>
+                </w:p>
+              </w:tc>
+              <w:tc>
+                <w:tcPr/>
+                <w:p>
+                  <w:pPr>
+                    <w:pStyle w:val="Compact"/>
+                    <w:jc w:val="left"/>
+                    <w:jc w:val="center"/>
+                  </w:pPr>
+                  <w:r>
+                    <w:t xml:space="preserve">15–19</w:t>
+                  </w:r>
+                </w:p>
+              </w:tc>
+              <w:tc>
+                <w:tcPr/>
+                <w:p>
+                  <w:pPr>
+                    <w:pStyle w:val="Compact"/>
+                    <w:jc w:val="left"/>
+                    <w:jc w:val="center"/>
+                  </w:pPr>
+                  <w:r>
+                    <w:t xml:space="preserve">days</w:t>
+                  </w:r>
+                </w:p>
+              </w:tc>
+              <w:tc>
+                <w:tcPr/>
+                <w:p>
+                  <w:pPr>
+                    <w:pStyle w:val="Compact"/>
+                    <w:jc w:val="left"/>
+                    <w:jc w:val="center"/>
+                  </w:pPr>
+                  <w:r>
+                    <w:t xml:space="preserve">15–19</w:t>
+                  </w:r>
+                </w:p>
+              </w:tc>
+              <w:tc>
+                <w:tcPr/>
+                <w:p>
+                  <w:pPr>
+                    <w:pStyle w:val="Compact"/>
+                    <w:jc w:val="left"/>
+                    <w:jc w:val="center"/>
+                  </w:pPr>
+                  <w:r>
+                    <w:t xml:space="preserve">15–19</w:t>
+                  </w:r>
+                </w:p>
+              </w:tc>
+            </w:tr>
+            <w:tr>
+              <w:tc>
+                <w:tcPr/>
+                <w:p>
+                  <w:pPr>
+                    <w:pStyle w:val="Compact"/>
+                    <w:jc w:val="left"/>
+                    <w:jc w:val="center"/>
+                  </w:pPr>
+                  <w:r>
+                    <w:t xml:space="preserve">Aggregates (HMW)</w:t>
+                  </w:r>
+                </w:p>
+              </w:tc>
+              <w:tc>
+                <w:tcPr/>
+                <w:p>
+                  <w:pPr>
+                    <w:pStyle w:val="Compact"/>
+                    <w:jc w:val="left"/>
+                    <w:jc w:val="center"/>
+                  </w:pPr>
+                  <w:r>
+                    <w:t xml:space="preserve">Dissolved CO2 (pCO2)</w:t>
+                  </w:r>
+                </w:p>
+              </w:tc>
+              <w:tc>
+                <w:tcPr/>
+                <w:p>
+                  <w:pPr>
+                    <w:pStyle w:val="Compact"/>
+                    <w:jc w:val="left"/>
+                    <w:jc w:val="center"/>
+                  </w:pPr>
+                  <w:r>
+                    <w:t xml:space="preserve">40–160</w:t>
+                  </w:r>
+                </w:p>
+              </w:tc>
+              <w:tc>
+                <w:tcPr/>
+                <w:p>
+                  <w:pPr>
+                    <w:pStyle w:val="Compact"/>
+                    <w:jc w:val="left"/>
+                    <w:jc w:val="center"/>
+                  </w:pPr>
+                  <w:r>
+                    <w:t xml:space="preserve">mmHg</w:t>
+                  </w:r>
+                </w:p>
+              </w:tc>
+              <w:tc>
+                <w:tcPr/>
+                <w:p>
+                  <w:pPr>
+                    <w:pStyle w:val="Compact"/>
+                    <w:jc w:val="left"/>
+                    <w:jc w:val="center"/>
+                  </w:pPr>
+                  <w:r>
+                    <w:t xml:space="preserve">40–160</w:t>
+                  </w:r>
+                </w:p>
+              </w:tc>
+              <w:tc>
+                <w:tcPr/>
+                <w:p>
+                  <w:pPr>
+                    <w:pStyle w:val="Compact"/>
+                    <w:jc w:val="left"/>
+                    <w:jc w:val="center"/>
+                  </w:pPr>
+                  <w:r>
+                    <w:t xml:space="preserve">40–160</w:t>
+                  </w:r>
+                </w:p>
+              </w:tc>
+            </w:tr>
+          </w:tbl>
+          <w:bookmarkEnd w:id="70"/>
+          <w:p/>
+        </w:tc>
+      </w:tr>
+    </w:tbl>
+    <w:p>
+      <w:pPr>
+        <w:pStyle w:val="BodyText"/>
+      </w:pPr>
+      <w:r>
+        <w:t xml:space="preserve">Across all 20 CQA-by-parameter combinations both ranges coincide with the full</w:t>
+      </w:r>
+      <w:r>
+        <w:t xml:space="preserve"> </w:t>
+      </w:r>
+      <w:r>
+        <w:t xml:space="preserve">characterization range (20 of 20 rows), which is the</w:t>
+      </w:r>
+      <w:r>
+        <w:t xml:space="preserve"> </w:t>
+      </w:r>
+      <w:r>
+        <w:t xml:space="preserve">quantitative statement of univariate robustness: no single parameter, moved anywhere within its</w:t>
+      </w:r>
+      <w:r>
+        <w:t xml:space="preserve"> </w:t>
+      </w:r>
+      <w:r>
+        <w:t xml:space="preserve">studied span, drives any of the 5 governed CQAs to its limit. That the</w:t>
+      </w:r>
+      <w:r>
+        <w:t xml:space="preserve"> </w:t>
+      </w:r>
+      <w:r>
+        <w:t xml:space="preserve">NOR-propagated column reproduces the at-set-point column row for row is the stronger half of the</w:t>
+      </w:r>
+      <w:r>
+        <w:t xml:space="preserve"> </w:t>
+      </w:r>
+      <w:r>
+        <w:t xml:space="preserve">claim — the latitude survives the remaining parameters co-varying across their NORs, not merely</w:t>
+      </w:r>
+      <w:r>
+        <w:t xml:space="preserve"> </w:t>
+      </w:r>
+      <w:r>
+        <w:t xml:space="preserve">their being pinned at set-point. Read against the capability result, this is the same robustness</w:t>
+      </w:r>
+      <w:r>
+        <w:t xml:space="preserve"> </w:t>
+      </w:r>
+      <w:r>
+        <w:t xml:space="preserve">seen from another direction: the tightest attribute clears its limit with wide margin (§Process</w:t>
+      </w:r>
+      <w:r>
+        <w:t xml:space="preserve"> </w:t>
+      </w:r>
+      <w:r>
+        <w:t xml:space="preserve">capability and robustness), and here no parameter reaches that limit anywhere in its range.</w:t>
+      </w:r>
+    </w:p>
+    <w:p>
+      <w:pPr>
+        <w:pStyle w:val="BodyText"/>
+      </w:pPr>
+      <w:r>
+        <w:t xml:space="preserve">That every univariate range is fully acceptable is precisely why the operating region is bound</w:t>
+      </w:r>
+      <w:r>
+        <w:t xml:space="preserve"> </w:t>
+      </w:r>
+      <w:r>
+        <w:t xml:space="preserve">multivariately rather than by any single parameter. High mannose — the very-high-criticality</w:t>
+      </w:r>
+      <w:r>
+        <w:t xml:space="preserve"> </w:t>
+      </w:r>
+      <w:r>
+        <w:t xml:space="preserve">attribute with the tightest commercial capability — is governed by Culture pH, yet its PAR</w:t>
+      </w:r>
+      <w:r>
+        <w:t xml:space="preserve"> </w:t>
+      </w:r>
+      <w:r>
+        <w:t xml:space="preserve">against Culture pH still spans the whole characterization range; the attribute approaches</w:t>
+      </w:r>
+      <w:r>
+        <w:t xml:space="preserve"> </w:t>
+      </w:r>
+      <w:r>
+        <w:t xml:space="preserve">its limit only at the joint high-pH, low-temperature corner identified in the design space, not</w:t>
+      </w:r>
+      <w:r>
+        <w:t xml:space="preserve"> </w:t>
+      </w:r>
+      <w:r>
+        <w:t xml:space="preserve">at any edge of a single parameter. Galactosylation behaves the same way: acceptable across the</w:t>
+      </w:r>
+      <w:r>
+        <w:t xml:space="preserve"> </w:t>
+      </w:r>
+      <w:r>
+        <w:t xml:space="preserve">whole of every studied parameter, it is steered toward its window only by the joint movement of</w:t>
+      </w:r>
+      <w:r>
+        <w:t xml:space="preserve"> </w:t>
+      </w:r>
+      <w:r>
+        <w:t xml:space="preserve">its governing factors. The PAR analysis therefore neither widens nor replaces the design space; it</w:t>
+      </w:r>
+      <w:r>
+        <w:t xml:space="preserve"> </w:t>
+      </w:r>
+      <w:r>
+        <w:t xml:space="preserve">demonstrates that the design-space corner, and not a one-dimensional range, is the active</w:t>
+      </w:r>
+      <w:r>
+        <w:t xml:space="preserve"> </w:t>
+      </w:r>
+      <w:r>
+        <w:t xml:space="preserve">constraint on the operating region.</w:t>
+      </w:r>
+    </w:p>
+    <w:p>
+      <w:pPr>
+        <w:pStyle w:val="BodyText"/>
+      </w:pPr>
+      <w:r>
+        <w:t xml:space="preserve">The per-CQA PAR plots make the table graphical: in each, the response over the governing parameter</w:t>
+      </w:r>
+      <w:r>
+        <w:t xml:space="preserve"> </w:t>
+      </w:r>
+      <w:r>
+        <w:t xml:space="preserve">is drawn with its acceptance limit dashed, the acceptable parameter region shaded green, and the</w:t>
+      </w:r>
+      <w:r>
+        <w:t xml:space="preserve"> </w:t>
+      </w:r>
+      <w:r>
+        <w:t xml:space="preserve">set-point and NOR marked, with the left panel holding the other factors at set-point and the right</w:t>
+      </w:r>
+      <w:r>
+        <w:t xml:space="preserve"> </w:t>
+      </w:r>
+      <w:r>
+        <w:t xml:space="preserve">varying them within their NOR by Monte-Carlo. The efficacy-linked afucosylation and galactosylation</w:t>
+      </w:r>
+      <w:r>
+        <w:t xml:space="preserve"> </w:t>
+      </w:r>
+      <w:r>
+        <w:t xml:space="preserve">glycans are both governed by Culture duration and rise gently with it, staying within their</w:t>
+      </w:r>
+      <w:r>
+        <w:t xml:space="preserve"> </w:t>
+      </w:r>
+      <w:r>
+        <w:t xml:space="preserve">windows across the studied range (</w:t>
+      </w:r>
+      <w:hyperlink w:anchor="fig-par-afuc">
+        <w:r>
+          <w:rPr>
+            <w:rStyle w:val="Hyperlink"/>
+          </w:rPr>
+          <w:t xml:space="preserve">Figure 3</w:t>
+        </w:r>
+      </w:hyperlink>
+      <w:r>
+        <w:t xml:space="preserve">,</w:t>
+      </w:r>
+      <w:r>
+        <w:t xml:space="preserve"> </w:t>
+      </w:r>
+      <w:hyperlink w:anchor="fig-par-gal">
+        <w:r>
+          <w:rPr>
+            <w:rStyle w:val="Hyperlink"/>
+          </w:rPr>
+          <w:t xml:space="preserve">Figure 4</w:t>
+        </w:r>
+      </w:hyperlink>
+      <w:r>
+        <w:t xml:space="preserve">).</w:t>
+      </w:r>
+    </w:p>
+    <w:tbl>
+      <w:tblPr>
+        <w:tblStyle w:val="Table"/>
+        <w:tblW w:type="pct" w:w="5000"/>
+        <w:tblLayout w:type="fixed"/>
+        <w:tblLook w:firstRow="0" w:lastRow="0" w:firstColumn="0" w:lastColumn="0" w:noHBand="0" w:noVBand="0" w:val="0000"/>
+      </w:tblPr>
+      <w:tblGrid>
+        <w:gridCol w:w="7920"/>
+      </w:tblGrid>
+      <w:tr>
+        <w:tc>
+          <w:tcPr/>
+          <w:bookmarkStart w:id="80" w:name="fig-par-afuc"/>
+          <w:tbl>
+            <w:tblPr>
+              <w:tblStyle w:val="Table"/>
+              <w:tblW w:type="pct" w:w="5000"/>
+              <w:tblLayout w:type="fixed"/>
+              <w:tblLook w:firstRow="0" w:lastRow="0" w:firstColumn="0" w:lastColumn="0" w:noHBand="0" w:noVBand="0" w:val="0000"/>
+            </w:tblPr>
+            <w:tblGrid>
+              <w:gridCol w:w="7920"/>
+            </w:tblGrid>
+            <w:tr>
+              <w:tc>
+                <w:tcPr/>
+                <w:bookmarkStart w:id="74" w:name="fig-par-afuc-1"/>
+                <w:p>
+                  <w:pPr>
+                    <w:pStyle w:val="Compact"/>
+                    <w:jc w:val="center"/>
+                    <w:jc w:val="center"/>
+                  </w:pPr>
+                  <w:r>
+                    <w:drawing>
+                      <wp:inline>
+                        <wp:extent cx="5334000" cy="1845992"/>
+                        <wp:effectExtent b="0" l="0" r="0" t="0"/>
+                        <wp:docPr descr="" title="" id="72" name="Picture"/>
+                        <a:graphic>
+                          <a:graphicData uri="http://schemas.openxmlformats.org/drawingml/2006/picture">
+                            <pic:pic>
+                              <pic:nvPicPr>
+                                <pic:cNvPr descr="PCR-003_bioreactor_files/figure-docx/fig-par-afuc-output-1.png" id="73" name="Picture"/>
+                                <pic:cNvPicPr>
+                                  <a:picLocks noChangeArrowheads="1" noChangeAspect="1"/>
+                                </pic:cNvPicPr>
+                              </pic:nvPicPr>
+                              <pic:blipFill>
+                                <a:blip r:embed="rId71"/>
+                                <a:stretch>
+                                  <a:fillRect/>
+                                </a:stretch>
+                              </pic:blipFill>
+                              <pic:spPr bwMode="auto">
+                                <a:xfrm>
+                                  <a:off x="0" y="0"/>
+                                  <a:ext cx="5334000" cy="1845992"/>
+                                </a:xfrm>
+                                <a:prstGeom prst="rect">
+                                  <a:avLst/>
+                                </a:prstGeom>
+                                <a:noFill/>
+                                <a:ln w="9525">
+                                  <a:noFill/>
+                                  <a:headEnd/>
+                                  <a:tailEnd/>
+                                </a:ln>
+                              </pic:spPr>
+                            </pic:pic>
+                          </a:graphicData>
+                        </a:graphic>
+                      </wp:inline>
+                    </w:drawing>
+                  </w:r>
+                </w:p>
+                <w:p>
+                  <w:pPr>
+                    <w:jc w:val="center"/>
+                    <w:jc w:val="center"/>
+                  </w:pPr>
+                  <w:pPr>
+                    <w:jc w:val="left"/>
+                    <w:spacing w:before="200"/>
+                    <w:pStyle w:val="ImageCaption"/>
+                  </w:pPr>
+                  <w:r>
+                    <w:t xml:space="preserve">(a) Proven acceptable range for afucosylation versus its governing parameter, at set-point (left) and with the other factors varying within their NOR (right); the acceptance limits are dashed, the acceptable region is shaded green, and the set-point and NOR are marked.</w:t>
+                  </w:r>
+                </w:p>
+                <w:bookmarkEnd w:id="74"/>
+              </w:tc>
+            </w:tr>
+          </w:tbl>
+          <w:tbl>
+            <w:tblPr>
+              <w:tblStyle w:val="Table"/>
+              <w:tblW w:type="pct" w:w="5000"/>
+              <w:tblLayout w:type="fixed"/>
+              <w:tblLook w:firstRow="0" w:lastRow="0" w:firstColumn="0" w:lastColumn="0" w:noHBand="0" w:noVBand="0" w:val="0000"/>
+            </w:tblPr>
+            <w:tblGrid>
+              <w:gridCol w:w="7920"/>
+            </w:tblGrid>
+            <w:tr>
+              <w:tc>
+                <w:tcPr/>
+                <w:bookmarkStart w:id="79" w:name="fig-par-afuc-2"/>
+                <w:p>
+                  <w:pPr>
+                    <w:pStyle w:val="Compact"/>
+                    <w:jc w:val="center"/>
+                    <w:jc w:val="center"/>
+                  </w:pPr>
+                  <w:bookmarkStart w:id="78" w:name="fig-par-afuc-2"/>
+                  <w:r>
+                    <w:drawing>
+                      <wp:inline>
+                        <wp:extent cx="5334000" cy="1845992"/>
+                        <wp:effectExtent b="0" l="0" r="0" t="0"/>
+                        <wp:docPr descr="" title="" id="76" name="Picture"/>
+                        <a:graphic>
+                          <a:graphicData uri="http://schemas.openxmlformats.org/drawingml/2006/picture">
+                            <pic:pic>
+                              <pic:nvPicPr>
+                                <pic:cNvPr descr="PCR-003_bioreactor_files/figure-docx/fig-par-afuc-output-2.png" id="77" name="Picture"/>
+                                <pic:cNvPicPr>
+                                  <a:picLocks noChangeArrowheads="1" noChangeAspect="1"/>
+                                </pic:cNvPicPr>
+                              </pic:nvPicPr>
+                              <pic:blipFill>
+                                <a:blip r:embed="rId75"/>
+                                <a:stretch>
+                                  <a:fillRect/>
+                                </a:stretch>
+                              </pic:blipFill>
+                              <pic:spPr bwMode="auto">
+                                <a:xfrm>
+                                  <a:off x="0" y="0"/>
+                                  <a:ext cx="5334000" cy="1845992"/>
+                                </a:xfrm>
+                                <a:prstGeom prst="rect">
+                                  <a:avLst/>
+                                </a:prstGeom>
+                                <a:noFill/>
+                                <a:ln w="9525">
+                                  <a:noFill/>
+                                  <a:headEnd/>
+                                  <a:tailEnd/>
+                                </a:ln>
+                              </pic:spPr>
+                            </pic:pic>
+                          </a:graphicData>
+                        </a:graphic>
+                      </wp:inline>
+                    </w:drawing>
+                  </w:r>
+                  <w:bookmarkEnd w:id="78"/>
+                </w:p>
+                <w:p>
+                  <w:pPr>
+                    <w:jc w:val="center"/>
+                    <w:jc w:val="center"/>
+                  </w:pPr>
+                  <w:pPr>
+                    <w:jc w:val="left"/>
+                    <w:spacing w:before="200"/>
+                    <w:pStyle w:val="ImageCaption"/>
+                  </w:pPr>
+                  <w:r>
+                    <w:t xml:space="preserve">(b)</w:t>
+                  </w:r>
+                </w:p>
+                <w:bookmarkEnd w:id="79"/>
+              </w:tc>
+            </w:tr>
+          </w:tbl>
+          <w:p>
+            <w:pPr>
+              <w:jc w:val="center"/>
+            </w:pPr>
+            <w:pPr>
+              <w:jc w:val="left"/>
+              <w:spacing w:before="200"/>
+              <w:pStyle w:val="ImageCaption"/>
+            </w:pPr>
+            <w:r>
+              <w:t xml:space="preserve">Figure 3</w:t>
+            </w:r>
+          </w:p>
+          <w:bookmarkEnd w:id="80"/>
+        </w:tc>
+      </w:tr>
+    </w:tbl>
+    <w:tbl>
+      <w:tblPr>
+        <w:tblStyle w:val="Table"/>
+        <w:tblW w:type="pct" w:w="5000"/>
+        <w:tblLayout w:type="fixed"/>
+        <w:tblLook w:firstRow="0" w:lastRow="0" w:firstColumn="0" w:lastColumn="0" w:noHBand="0" w:noVBand="0" w:val="0000"/>
+      </w:tblPr>
+      <w:tblGrid>
+        <w:gridCol w:w="7920"/>
+      </w:tblGrid>
+      <w:tr>
+        <w:tc>
+          <w:tcPr/>
+          <w:bookmarkStart w:id="90" w:name="fig-par-gal"/>
+          <w:tbl>
+            <w:tblPr>
+              <w:tblStyle w:val="Table"/>
+              <w:tblW w:type="pct" w:w="5000"/>
+              <w:tblLayout w:type="fixed"/>
+              <w:tblLook w:firstRow="0" w:lastRow="0" w:firstColumn="0" w:lastColumn="0" w:noHBand="0" w:noVBand="0" w:val="0000"/>
+            </w:tblPr>
+            <w:tblGrid>
+              <w:gridCol w:w="7920"/>
+            </w:tblGrid>
+            <w:tr>
+              <w:tc>
+                <w:tcPr/>
+                <w:bookmarkStart w:id="84" w:name="fig-par-gal-1"/>
+                <w:p>
+                  <w:pPr>
+                    <w:pStyle w:val="Compact"/>
+                    <w:jc w:val="center"/>
+                    <w:jc w:val="center"/>
+                  </w:pPr>
+                  <w:r>
+                    <w:drawing>
+                      <wp:inline>
+                        <wp:extent cx="5334000" cy="1845992"/>
+                        <wp:effectExtent b="0" l="0" r="0" t="0"/>
+                        <wp:docPr descr="" title="" id="82" name="Picture"/>
+                        <a:graphic>
+                          <a:graphicData uri="http://schemas.openxmlformats.org/drawingml/2006/picture">
+                            <pic:pic>
+                              <pic:nvPicPr>
+                                <pic:cNvPr descr="PCR-003_bioreactor_files/figure-docx/fig-par-gal-output-1.png" id="83" name="Picture"/>
+                                <pic:cNvPicPr>
+                                  <a:picLocks noChangeArrowheads="1" noChangeAspect="1"/>
+                                </pic:cNvPicPr>
+                              </pic:nvPicPr>
+                              <pic:blipFill>
+                                <a:blip r:embed="rId81"/>
+                                <a:stretch>
+                                  <a:fillRect/>
+                                </a:stretch>
+                              </pic:blipFill>
+                              <pic:spPr bwMode="auto">
+                                <a:xfrm>
+                                  <a:off x="0" y="0"/>
+                                  <a:ext cx="5334000" cy="1845992"/>
+                                </a:xfrm>
+                                <a:prstGeom prst="rect">
+                                  <a:avLst/>
+                                </a:prstGeom>
+                                <a:noFill/>
+                                <a:ln w="9525">
+                                  <a:noFill/>
+                                  <a:headEnd/>
+                                  <a:tailEnd/>
+                                </a:ln>
+                              </pic:spPr>
+                            </pic:pic>
+                          </a:graphicData>
+                        </a:graphic>
+                      </wp:inline>
+                    </w:drawing>
+                  </w:r>
+                </w:p>
+                <w:p>
+                  <w:pPr>
+                    <w:jc w:val="center"/>
+                    <w:jc w:val="center"/>
+                  </w:pPr>
+                  <w:pPr>
+                    <w:jc w:val="left"/>
+                    <w:spacing w:before="200"/>
+                    <w:pStyle w:val="ImageCaption"/>
+                  </w:pPr>
+                  <w:r>
+                    <w:t xml:space="preserve">(a) Proven acceptable range for galactosylation versus its governing parameter, at set-point (left) and NOR-propagated (right); acceptance window dashed, acceptable region shaded green, set-point and NOR marked.</w:t>
+                  </w:r>
+                </w:p>
+                <w:bookmarkEnd w:id="84"/>
+              </w:tc>
+            </w:tr>
+          </w:tbl>
+          <w:tbl>
+            <w:tblPr>
+              <w:tblStyle w:val="Table"/>
+              <w:tblW w:type="pct" w:w="5000"/>
+              <w:tblLayout w:type="fixed"/>
+              <w:tblLook w:firstRow="0" w:lastRow="0" w:firstColumn="0" w:lastColumn="0" w:noHBand="0" w:noVBand="0" w:val="0000"/>
+            </w:tblPr>
+            <w:tblGrid>
+              <w:gridCol w:w="7920"/>
+            </w:tblGrid>
+            <w:tr>
+              <w:tc>
+                <w:tcPr/>
+                <w:bookmarkStart w:id="89" w:name="fig-par-gal-2"/>
+                <w:p>
+                  <w:pPr>
+                    <w:pStyle w:val="Compact"/>
+                    <w:jc w:val="center"/>
+                    <w:jc w:val="center"/>
+                  </w:pPr>
+                  <w:bookmarkStart w:id="88" w:name="fig-par-gal-2"/>
+                  <w:r>
+                    <w:drawing>
+                      <wp:inline>
+                        <wp:extent cx="5334000" cy="1845992"/>
+                        <wp:effectExtent b="0" l="0" r="0" t="0"/>
+                        <wp:docPr descr="" title="" id="86" name="Picture"/>
+                        <a:graphic>
+                          <a:graphicData uri="http://schemas.openxmlformats.org/drawingml/2006/picture">
+                            <pic:pic>
+                              <pic:nvPicPr>
+                                <pic:cNvPr descr="PCR-003_bioreactor_files/figure-docx/fig-par-gal-output-2.png" id="87" name="Picture"/>
+                                <pic:cNvPicPr>
+                                  <a:picLocks noChangeArrowheads="1" noChangeAspect="1"/>
+                                </pic:cNvPicPr>
+                              </pic:nvPicPr>
+                              <pic:blipFill>
+                                <a:blip r:embed="rId85"/>
+                                <a:stretch>
+                                  <a:fillRect/>
+                                </a:stretch>
+                              </pic:blipFill>
+                              <pic:spPr bwMode="auto">
+                                <a:xfrm>
+                                  <a:off x="0" y="0"/>
+                                  <a:ext cx="5334000" cy="1845992"/>
+                                </a:xfrm>
+                                <a:prstGeom prst="rect">
+                                  <a:avLst/>
+                                </a:prstGeom>
+                                <a:noFill/>
+                                <a:ln w="9525">
+                                  <a:noFill/>
+                                  <a:headEnd/>
+                                  <a:tailEnd/>
+                                </a:ln>
+                              </pic:spPr>
+                            </pic:pic>
+                          </a:graphicData>
+                        </a:graphic>
+                      </wp:inline>
+                    </w:drawing>
+                  </w:r>
+                  <w:bookmarkEnd w:id="88"/>
+                </w:p>
+                <w:p>
+                  <w:pPr>
+                    <w:jc w:val="center"/>
+                    <w:jc w:val="center"/>
+                  </w:pPr>
+                  <w:pPr>
+                    <w:jc w:val="left"/>
+                    <w:spacing w:before="200"/>
+                    <w:pStyle w:val="ImageCaption"/>
+                  </w:pPr>
+                  <w:r>
+                    <w:t xml:space="preserve">(b)</w:t>
+                  </w:r>
+                </w:p>
+                <w:bookmarkEnd w:id="89"/>
+              </w:tc>
+            </w:tr>
+          </w:tbl>
+          <w:p>
+            <w:pPr>
+              <w:jc w:val="center"/>
+            </w:pPr>
+            <w:pPr>
+              <w:jc w:val="left"/>
+              <w:spacing w:before="200"/>
+              <w:pStyle w:val="ImageCaption"/>
+            </w:pPr>
+            <w:r>
+              <w:t xml:space="preserve">Figure 4</w:t>
+            </w:r>
+          </w:p>
+          <w:bookmarkEnd w:id="90"/>
+        </w:tc>
+      </w:tr>
+    </w:tbl>
+    <w:p>
+      <w:pPr>
+        <w:pStyle w:val="BodyText"/>
+      </w:pPr>
+      <w:r>
+        <w:t xml:space="preserve">High mannose, the binding glycan, is governed by Culture pH, which raises it; across the</w:t>
+      </w:r>
+      <w:r>
+        <w:t xml:space="preserve"> </w:t>
+      </w:r>
+      <w:r>
+        <w:t xml:space="preserve">whole characterization range of that parameter the response stays inside its two-sided window, and</w:t>
+      </w:r>
+      <w:r>
+        <w:t xml:space="preserve"> </w:t>
+      </w:r>
+      <w:r>
+        <w:t xml:space="preserve">the NOR-propagated predictive band stays within acceptance (</w:t>
+      </w:r>
+      <w:hyperlink w:anchor="fig-par-hm">
+        <w:r>
+          <w:rPr>
+            <w:rStyle w:val="Hyperlink"/>
+          </w:rPr>
+          <w:t xml:space="preserve">Figure 5</w:t>
+        </w:r>
+      </w:hyperlink>
+      <w:r>
+        <w:t xml:space="preserve">).</w:t>
+      </w:r>
+    </w:p>
+    <w:tbl>
+      <w:tblPr>
+        <w:tblStyle w:val="Table"/>
+        <w:tblW w:type="pct" w:w="5000"/>
+        <w:tblLayout w:type="fixed"/>
+        <w:tblLook w:firstRow="0" w:lastRow="0" w:firstColumn="0" w:lastColumn="0" w:noHBand="0" w:noVBand="0" w:val="0000"/>
+      </w:tblPr>
+      <w:tblGrid>
+        <w:gridCol w:w="7920"/>
+      </w:tblGrid>
+      <w:tr>
+        <w:tc>
+          <w:tcPr/>
+          <w:bookmarkStart w:id="100" w:name="fig-par-hm"/>
+          <w:tbl>
+            <w:tblPr>
+              <w:tblStyle w:val="Table"/>
+              <w:tblW w:type="pct" w:w="5000"/>
+              <w:tblLayout w:type="fixed"/>
+              <w:tblLook w:firstRow="0" w:lastRow="0" w:firstColumn="0" w:lastColumn="0" w:noHBand="0" w:noVBand="0" w:val="0000"/>
+            </w:tblPr>
+            <w:tblGrid>
+              <w:gridCol w:w="7920"/>
+            </w:tblGrid>
+            <w:tr>
+              <w:tc>
+                <w:tcPr/>
+                <w:bookmarkStart w:id="94" w:name="fig-par-hm-1"/>
+                <w:p>
+                  <w:pPr>
+                    <w:pStyle w:val="Compact"/>
+                    <w:jc w:val="center"/>
+                    <w:jc w:val="center"/>
+                  </w:pPr>
+                  <w:r>
+                    <w:drawing>
+                      <wp:inline>
+                        <wp:extent cx="5334000" cy="1845992"/>
+                        <wp:effectExtent b="0" l="0" r="0" t="0"/>
+                        <wp:docPr descr="" title="" id="92" name="Picture"/>
+                        <a:graphic>
+                          <a:graphicData uri="http://schemas.openxmlformats.org/drawingml/2006/picture">
+                            <pic:pic>
+                              <pic:nvPicPr>
+                                <pic:cNvPr descr="PCR-003_bioreactor_files/figure-docx/fig-par-hm-output-1.png" id="93" name="Picture"/>
+                                <pic:cNvPicPr>
+                                  <a:picLocks noChangeArrowheads="1" noChangeAspect="1"/>
+                                </pic:cNvPicPr>
+                              </pic:nvPicPr>
+                              <pic:blipFill>
+                                <a:blip r:embed="rId91"/>
+                                <a:stretch>
+                                  <a:fillRect/>
+                                </a:stretch>
+                              </pic:blipFill>
+                              <pic:spPr bwMode="auto">
+                                <a:xfrm>
+                                  <a:off x="0" y="0"/>
+                                  <a:ext cx="5334000" cy="1845992"/>
+                                </a:xfrm>
+                                <a:prstGeom prst="rect">
+                                  <a:avLst/>
+                                </a:prstGeom>
+                                <a:noFill/>
+                                <a:ln w="9525">
+                                  <a:noFill/>
+                                  <a:headEnd/>
+                                  <a:tailEnd/>
+                                </a:ln>
+                              </pic:spPr>
+                            </pic:pic>
+                          </a:graphicData>
+                        </a:graphic>
+                      </wp:inline>
+                    </w:drawing>
+                  </w:r>
+                </w:p>
+                <w:p>
+                  <w:pPr>
+                    <w:jc w:val="center"/>
+                    <w:jc w:val="center"/>
+                  </w:pPr>
+                  <w:pPr>
+                    <w:jc w:val="left"/>
+                    <w:spacing w:before="200"/>
+                    <w:pStyle w:val="ImageCaption"/>
+                  </w:pPr>
+                  <w:r>
+                    <w:t xml:space="preserve">(a) Proven acceptable range for high mannose versus its governing parameter, at set-point (left) and NOR-propagated (right); the two-sided acceptance window is dashed, the acceptable region is shaded green, and the set-point and NOR are marked.</w:t>
+                  </w:r>
+                </w:p>
+                <w:bookmarkEnd w:id="94"/>
+              </w:tc>
+            </w:tr>
+          </w:tbl>
+          <w:tbl>
+            <w:tblPr>
+              <w:tblStyle w:val="Table"/>
+              <w:tblW w:type="pct" w:w="5000"/>
+              <w:tblLayout w:type="fixed"/>
+              <w:tblLook w:firstRow="0" w:lastRow="0" w:firstColumn="0" w:lastColumn="0" w:noHBand="0" w:noVBand="0" w:val="0000"/>
+            </w:tblPr>
+            <w:tblGrid>
+              <w:gridCol w:w="7920"/>
+            </w:tblGrid>
+            <w:tr>
+              <w:tc>
+                <w:tcPr/>
+                <w:bookmarkStart w:id="99" w:name="fig-par-hm-2"/>
+                <w:p>
+                  <w:pPr>
+                    <w:pStyle w:val="Compact"/>
+                    <w:jc w:val="center"/>
+                    <w:jc w:val="center"/>
+                  </w:pPr>
+                  <w:bookmarkStart w:id="98" w:name="fig-par-hm-2"/>
+                  <w:r>
+                    <w:drawing>
+                      <wp:inline>
+                        <wp:extent cx="5334000" cy="1845992"/>
+                        <wp:effectExtent b="0" l="0" r="0" t="0"/>
+                        <wp:docPr descr="" title="" id="96" name="Picture"/>
+                        <a:graphic>
+                          <a:graphicData uri="http://schemas.openxmlformats.org/drawingml/2006/picture">
+                            <pic:pic>
+                              <pic:nvPicPr>
+                                <pic:cNvPr descr="PCR-003_bioreactor_files/figure-docx/fig-par-hm-output-2.png" id="97" name="Picture"/>
+                                <pic:cNvPicPr>
+                                  <a:picLocks noChangeArrowheads="1" noChangeAspect="1"/>
+                                </pic:cNvPicPr>
+                              </pic:nvPicPr>
+                              <pic:blipFill>
+                                <a:blip r:embed="rId95"/>
+                                <a:stretch>
+                                  <a:fillRect/>
+                                </a:stretch>
+                              </pic:blipFill>
+                              <pic:spPr bwMode="auto">
+                                <a:xfrm>
+                                  <a:off x="0" y="0"/>
+                                  <a:ext cx="5334000" cy="1845992"/>
+                                </a:xfrm>
+                                <a:prstGeom prst="rect">
+                                  <a:avLst/>
+                                </a:prstGeom>
+                                <a:noFill/>
+                                <a:ln w="9525">
+                                  <a:noFill/>
+                                  <a:headEnd/>
+                                  <a:tailEnd/>
+                                </a:ln>
+                              </pic:spPr>
+                            </pic:pic>
+                          </a:graphicData>
+                        </a:graphic>
+                      </wp:inline>
+                    </w:drawing>
+                  </w:r>
+                  <w:bookmarkEnd w:id="98"/>
+                </w:p>
+                <w:p>
+                  <w:pPr>
+                    <w:jc w:val="center"/>
+                    <w:jc w:val="center"/>
+                  </w:pPr>
+                  <w:pPr>
+                    <w:jc w:val="left"/>
+                    <w:spacing w:before="200"/>
+                    <w:pStyle w:val="ImageCaption"/>
+                  </w:pPr>
+                  <w:r>
+                    <w:t xml:space="preserve">(b)</w:t>
+                  </w:r>
+                </w:p>
+                <w:bookmarkEnd w:id="99"/>
+              </w:tc>
+            </w:tr>
+          </w:tbl>
+          <w:p>
+            <w:pPr>
+              <w:jc w:val="center"/>
+            </w:pPr>
+            <w:pPr>
+              <w:jc w:val="left"/>
+              <w:spacing w:before="200"/>
+              <w:pStyle w:val="ImageCaption"/>
+            </w:pPr>
+            <w:r>
+              <w:t xml:space="preserve">Figure 5</w:t>
+            </w:r>
+          </w:p>
+          <w:bookmarkEnd w:id="100"/>
+        </w:tc>
+      </w:tr>
+    </w:tbl>
+    <w:p>
+      <w:pPr>
+        <w:pStyle w:val="BodyText"/>
+      </w:pPr>
+      <w:r>
+        <w:t xml:space="preserve">The acidic charge variants are governed by Dissolved CO2 (pCO2) — their dominant driver — and stay</w:t>
+      </w:r>
+      <w:r>
+        <w:t xml:space="preserve"> </w:t>
+      </w:r>
+      <w:r>
+        <w:t xml:space="preserve">below the upper acceptance limit across the full range of that parameter, consistent with the</w:t>
+      </w:r>
+      <w:r>
+        <w:t xml:space="preserve"> </w:t>
+      </w:r>
+      <w:r>
+        <w:t xml:space="preserve">attribute’s wide, clinically qualified window (</w:t>
+      </w:r>
+      <w:hyperlink w:anchor="fig-par-av">
+        <w:r>
+          <w:rPr>
+            <w:rStyle w:val="Hyperlink"/>
+          </w:rPr>
+          <w:t xml:space="preserve">Figure 6</w:t>
+        </w:r>
+      </w:hyperlink>
+      <w:r>
+        <w:t xml:space="preserve">). The aggregate content, governed by</w:t>
+      </w:r>
+      <w:r>
+        <w:t xml:space="preserve"> </w:t>
+      </w:r>
+      <w:r>
+        <w:t xml:space="preserve">Culture pH, likewise stays below its upper limit across the range (</w:t>
+      </w:r>
+      <w:hyperlink w:anchor="fig-par-agg">
+        <w:r>
+          <w:rPr>
+            <w:rStyle w:val="Hyperlink"/>
+          </w:rPr>
+          <w:t xml:space="preserve">Figure 7</w:t>
+        </w:r>
+      </w:hyperlink>
+      <w:r>
+        <w:t xml:space="preserve">).</w:t>
+      </w:r>
+    </w:p>
+    <w:tbl>
+      <w:tblPr>
+        <w:tblStyle w:val="Table"/>
+        <w:tblW w:type="pct" w:w="5000"/>
+        <w:tblLayout w:type="fixed"/>
+        <w:tblLook w:firstRow="0" w:lastRow="0" w:firstColumn="0" w:lastColumn="0" w:noHBand="0" w:noVBand="0" w:val="0000"/>
+      </w:tblPr>
+      <w:tblGrid>
+        <w:gridCol w:w="7920"/>
+      </w:tblGrid>
+      <w:tr>
+        <w:tc>
+          <w:tcPr/>
+          <w:bookmarkStart w:id="110" w:name="fig-par-av"/>
+          <w:tbl>
+            <w:tblPr>
+              <w:tblStyle w:val="Table"/>
+              <w:tblW w:type="pct" w:w="5000"/>
+              <w:tblLayout w:type="fixed"/>
+              <w:tblLook w:firstRow="0" w:lastRow="0" w:firstColumn="0" w:lastColumn="0" w:noHBand="0" w:noVBand="0" w:val="0000"/>
+            </w:tblPr>
+            <w:tblGrid>
+              <w:gridCol w:w="7920"/>
+            </w:tblGrid>
+            <w:tr>
+              <w:tc>
+                <w:tcPr/>
+                <w:bookmarkStart w:id="104" w:name="fig-par-av-1"/>
+                <w:p>
+                  <w:pPr>
+                    <w:pStyle w:val="Compact"/>
+                    <w:jc w:val="center"/>
+                    <w:jc w:val="center"/>
+                  </w:pPr>
+                  <w:r>
+                    <w:drawing>
+                      <wp:inline>
+                        <wp:extent cx="5334000" cy="1845992"/>
+                        <wp:effectExtent b="0" l="0" r="0" t="0"/>
+                        <wp:docPr descr="" title="" id="102" name="Picture"/>
+                        <a:graphic>
+                          <a:graphicData uri="http://schemas.openxmlformats.org/drawingml/2006/picture">
+                            <pic:pic>
+                              <pic:nvPicPr>
+                                <pic:cNvPr descr="PCR-003_bioreactor_files/figure-docx/fig-par-av-output-1.png" id="103" name="Picture"/>
+                                <pic:cNvPicPr>
+                                  <a:picLocks noChangeArrowheads="1" noChangeAspect="1"/>
+                                </pic:cNvPicPr>
+                              </pic:nvPicPr>
+                              <pic:blipFill>
+                                <a:blip r:embed="rId101"/>
+                                <a:stretch>
+                                  <a:fillRect/>
+                                </a:stretch>
+                              </pic:blipFill>
+                              <pic:spPr bwMode="auto">
+                                <a:xfrm>
+                                  <a:off x="0" y="0"/>
+                                  <a:ext cx="5334000" cy="1845992"/>
+                                </a:xfrm>
+                                <a:prstGeom prst="rect">
+                                  <a:avLst/>
+                                </a:prstGeom>
+                                <a:noFill/>
+                                <a:ln w="9525">
+                                  <a:noFill/>
+                                  <a:headEnd/>
+                                  <a:tailEnd/>
+                                </a:ln>
+                              </pic:spPr>
+                            </pic:pic>
+                          </a:graphicData>
+                        </a:graphic>
+                      </wp:inline>
+                    </w:drawing>
+                  </w:r>
+                </w:p>
+                <w:p>
+                  <w:pPr>
+                    <w:jc w:val="center"/>
+                    <w:jc w:val="center"/>
+                  </w:pPr>
+                  <w:pPr>
+                    <w:jc w:val="left"/>
+                    <w:spacing w:before="200"/>
+                    <w:pStyle w:val="ImageCaption"/>
+                  </w:pPr>
+                  <w:r>
+                    <w:t xml:space="preserve">(a) Proven acceptable range for the acidic charge variants versus their governing parameter, at set-point (left) and NOR-propagated (right); acceptance limit dashed, acceptable region shaded green, set-point and NOR marked.</w:t>
+                  </w:r>
+                </w:p>
+                <w:bookmarkEnd w:id="104"/>
+              </w:tc>
+            </w:tr>
+          </w:tbl>
+          <w:tbl>
+            <w:tblPr>
+              <w:tblStyle w:val="Table"/>
+              <w:tblW w:type="pct" w:w="5000"/>
+              <w:tblLayout w:type="fixed"/>
+              <w:tblLook w:firstRow="0" w:lastRow="0" w:firstColumn="0" w:lastColumn="0" w:noHBand="0" w:noVBand="0" w:val="0000"/>
+            </w:tblPr>
+            <w:tblGrid>
+              <w:gridCol w:w="7920"/>
+            </w:tblGrid>
+            <w:tr>
+              <w:tc>
+                <w:tcPr/>
+                <w:bookmarkStart w:id="109" w:name="fig-par-av-2"/>
+                <w:p>
+                  <w:pPr>
+                    <w:pStyle w:val="Compact"/>
+                    <w:jc w:val="center"/>
+                    <w:jc w:val="center"/>
+                  </w:pPr>
+                  <w:bookmarkStart w:id="108" w:name="fig-par-av-2"/>
+                  <w:r>
+                    <w:drawing>
+                      <wp:inline>
+                        <wp:extent cx="5334000" cy="1845992"/>
+                        <wp:effectExtent b="0" l="0" r="0" t="0"/>
+                        <wp:docPr descr="" title="" id="106" name="Picture"/>
+                        <a:graphic>
+                          <a:graphicData uri="http://schemas.openxmlformats.org/drawingml/2006/picture">
+                            <pic:pic>
+                              <pic:nvPicPr>
+                                <pic:cNvPr descr="PCR-003_bioreactor_files/figure-docx/fig-par-av-output-2.png" id="107" name="Picture"/>
+                                <pic:cNvPicPr>
+                                  <a:picLocks noChangeArrowheads="1" noChangeAspect="1"/>
+                                </pic:cNvPicPr>
+                              </pic:nvPicPr>
+                              <pic:blipFill>
+                                <a:blip r:embed="rId105"/>
+                                <a:stretch>
+                                  <a:fillRect/>
+                                </a:stretch>
+                              </pic:blipFill>
+                              <pic:spPr bwMode="auto">
+                                <a:xfrm>
+                                  <a:off x="0" y="0"/>
+                                  <a:ext cx="5334000" cy="1845992"/>
+                                </a:xfrm>
+                                <a:prstGeom prst="rect">
+                                  <a:avLst/>
+                                </a:prstGeom>
+                                <a:noFill/>
+                                <a:ln w="9525">
+                                  <a:noFill/>
+                                  <a:headEnd/>
+                                  <a:tailEnd/>
+                                </a:ln>
+                              </pic:spPr>
+                            </pic:pic>
+                          </a:graphicData>
+                        </a:graphic>
+                      </wp:inline>
+                    </w:drawing>
+                  </w:r>
+                  <w:bookmarkEnd w:id="108"/>
+                </w:p>
+                <w:p>
+                  <w:pPr>
+                    <w:jc w:val="center"/>
+                    <w:jc w:val="center"/>
+                  </w:pPr>
+                  <w:pPr>
+                    <w:jc w:val="left"/>
+                    <w:spacing w:before="200"/>
+                    <w:pStyle w:val="ImageCaption"/>
+                  </w:pPr>
+                  <w:r>
+                    <w:t xml:space="preserve">(b)</w:t>
+                  </w:r>
+                </w:p>
+                <w:bookmarkEnd w:id="109"/>
+              </w:tc>
+            </w:tr>
+          </w:tbl>
+          <w:p>
+            <w:pPr>
+              <w:jc w:val="center"/>
+            </w:pPr>
+            <w:pPr>
+              <w:jc w:val="left"/>
+              <w:spacing w:before="200"/>
+              <w:pStyle w:val="ImageCaption"/>
+            </w:pPr>
+            <w:r>
+              <w:t xml:space="preserve">Figure 6</w:t>
+            </w:r>
+          </w:p>
+          <w:bookmarkEnd w:id="110"/>
+        </w:tc>
+      </w:tr>
+    </w:tbl>
+    <w:tbl>
+      <w:tblPr>
+        <w:tblStyle w:val="Table"/>
+        <w:tblW w:type="pct" w:w="5000"/>
+        <w:tblLayout w:type="fixed"/>
+        <w:tblLook w:firstRow="0" w:lastRow="0" w:firstColumn="0" w:lastColumn="0" w:noHBand="0" w:noVBand="0" w:val="0000"/>
+      </w:tblPr>
+      <w:tblGrid>
+        <w:gridCol w:w="7920"/>
+      </w:tblGrid>
+      <w:tr>
+        <w:tc>
+          <w:tcPr/>
+          <w:bookmarkStart w:id="120" w:name="fig-par-agg"/>
+          <w:tbl>
+            <w:tblPr>
+              <w:tblStyle w:val="Table"/>
+              <w:tblW w:type="pct" w:w="5000"/>
+              <w:tblLayout w:type="fixed"/>
+              <w:tblLook w:firstRow="0" w:lastRow="0" w:firstColumn="0" w:lastColumn="0" w:noHBand="0" w:noVBand="0" w:val="0000"/>
+            </w:tblPr>
+            <w:tblGrid>
+              <w:gridCol w:w="7920"/>
+            </w:tblGrid>
+            <w:tr>
+              <w:tc>
+                <w:tcPr/>
+                <w:bookmarkStart w:id="114" w:name="fig-par-agg-1"/>
+                <w:p>
+                  <w:pPr>
+                    <w:pStyle w:val="Compact"/>
+                    <w:jc w:val="center"/>
+                    <w:jc w:val="center"/>
+                  </w:pPr>
+                  <w:r>
+                    <w:drawing>
+                      <wp:inline>
+                        <wp:extent cx="5334000" cy="1845992"/>
+                        <wp:effectExtent b="0" l="0" r="0" t="0"/>
+                        <wp:docPr descr="" title="" id="112" name="Picture"/>
+                        <a:graphic>
+                          <a:graphicData uri="http://schemas.openxmlformats.org/drawingml/2006/picture">
+                            <pic:pic>
+                              <pic:nvPicPr>
+                                <pic:cNvPr descr="PCR-003_bioreactor_files/figure-docx/fig-par-agg-output-1.png" id="113" name="Picture"/>
+                                <pic:cNvPicPr>
+                                  <a:picLocks noChangeArrowheads="1" noChangeAspect="1"/>
+                                </pic:cNvPicPr>
+                              </pic:nvPicPr>
+                              <pic:blipFill>
+                                <a:blip r:embed="rId111"/>
+                                <a:stretch>
+                                  <a:fillRect/>
+                                </a:stretch>
+                              </pic:blipFill>
+                              <pic:spPr bwMode="auto">
+                                <a:xfrm>
+                                  <a:off x="0" y="0"/>
+                                  <a:ext cx="5334000" cy="1845992"/>
+                                </a:xfrm>
+                                <a:prstGeom prst="rect">
+                                  <a:avLst/>
+                                </a:prstGeom>
+                                <a:noFill/>
+                                <a:ln w="9525">
+                                  <a:noFill/>
+                                  <a:headEnd/>
+                                  <a:tailEnd/>
+                                </a:ln>
+                              </pic:spPr>
+                            </pic:pic>
+                          </a:graphicData>
+                        </a:graphic>
+                      </wp:inline>
+                    </w:drawing>
+                  </w:r>
+                </w:p>
+                <w:p>
+                  <w:pPr>
+                    <w:jc w:val="center"/>
+                    <w:jc w:val="center"/>
+                  </w:pPr>
+                  <w:pPr>
+                    <w:jc w:val="left"/>
+                    <w:spacing w:before="200"/>
+                    <w:pStyle w:val="ImageCaption"/>
+                  </w:pPr>
+                  <w:r>
+                    <w:t xml:space="preserve">(a) Proven acceptable range for aggregates (HMW) versus its governing parameter, at set-point (left) and NOR-propagated (right); acceptance limit dashed, acceptable region shaded green, set-point and NOR marked.</w:t>
+                  </w:r>
+                </w:p>
+                <w:bookmarkEnd w:id="114"/>
+              </w:tc>
+            </w:tr>
+          </w:tbl>
+          <w:tbl>
+            <w:tblPr>
+              <w:tblStyle w:val="Table"/>
+              <w:tblW w:type="pct" w:w="5000"/>
+              <w:tblLayout w:type="fixed"/>
+              <w:tblLook w:firstRow="0" w:lastRow="0" w:firstColumn="0" w:lastColumn="0" w:noHBand="0" w:noVBand="0" w:val="0000"/>
+            </w:tblPr>
+            <w:tblGrid>
+              <w:gridCol w:w="7920"/>
+            </w:tblGrid>
+            <w:tr>
+              <w:tc>
+                <w:tcPr/>
+                <w:bookmarkStart w:id="119" w:name="fig-par-agg-2"/>
+                <w:p>
+                  <w:pPr>
+                    <w:pStyle w:val="Compact"/>
+                    <w:jc w:val="center"/>
+                    <w:jc w:val="center"/>
+                  </w:pPr>
+                  <w:bookmarkStart w:id="118" w:name="fig-par-agg-2"/>
+                  <w:r>
+                    <w:drawing>
+                      <wp:inline>
+                        <wp:extent cx="5334000" cy="1845992"/>
+                        <wp:effectExtent b="0" l="0" r="0" t="0"/>
+                        <wp:docPr descr="" title="" id="116" name="Picture"/>
+                        <a:graphic>
+                          <a:graphicData uri="http://schemas.openxmlformats.org/drawingml/2006/picture">
+                            <pic:pic>
+                              <pic:nvPicPr>
+                                <pic:cNvPr descr="PCR-003_bioreactor_files/figure-docx/fig-par-agg-output-2.png" id="117" name="Picture"/>
+                                <pic:cNvPicPr>
+                                  <a:picLocks noChangeArrowheads="1" noChangeAspect="1"/>
+                                </pic:cNvPicPr>
+                              </pic:nvPicPr>
+                              <pic:blipFill>
+                                <a:blip r:embed="rId115"/>
+                                <a:stretch>
+                                  <a:fillRect/>
+                                </a:stretch>
+                              </pic:blipFill>
+                              <pic:spPr bwMode="auto">
+                                <a:xfrm>
+                                  <a:off x="0" y="0"/>
+                                  <a:ext cx="5334000" cy="1845992"/>
+                                </a:xfrm>
+                                <a:prstGeom prst="rect">
+                                  <a:avLst/>
+                                </a:prstGeom>
+                                <a:noFill/>
+                                <a:ln w="9525">
+                                  <a:noFill/>
+                                  <a:headEnd/>
+                                  <a:tailEnd/>
+                                </a:ln>
+                              </pic:spPr>
+                            </pic:pic>
+                          </a:graphicData>
+                        </a:graphic>
+                      </wp:inline>
+                    </w:drawing>
+                  </w:r>
+                  <w:bookmarkEnd w:id="118"/>
+                </w:p>
+                <w:p>
+                  <w:pPr>
+                    <w:jc w:val="center"/>
+                    <w:jc w:val="center"/>
+                  </w:pPr>
+                  <w:pPr>
+                    <w:jc w:val="left"/>
+                    <w:spacing w:before="200"/>
+                    <w:pStyle w:val="ImageCaption"/>
+                  </w:pPr>
+                  <w:r>
+                    <w:t xml:space="preserve">(b)</w:t>
+                  </w:r>
+                </w:p>
+                <w:bookmarkEnd w:id="119"/>
+              </w:tc>
+            </w:tr>
+          </w:tbl>
+          <w:p>
+            <w:pPr>
+              <w:jc w:val="center"/>
+            </w:pPr>
+            <w:pPr>
+              <w:jc w:val="left"/>
+              <w:spacing w:before="200"/>
+              <w:pStyle w:val="ImageCaption"/>
+            </w:pPr>
+            <w:r>
+              <w:t xml:space="preserve">Figure 7</w:t>
+            </w:r>
+          </w:p>
+          <w:bookmarkEnd w:id="120"/>
+        </w:tc>
+      </w:tr>
+    </w:tbl>
+    <w:p>
+      <w:pPr>
+        <w:pStyle w:val="BodyText"/>
+      </w:pPr>
+      <w:r>
+        <w:t xml:space="preserve">These proven acceptable ranges are bounded in the same way as the design space they refine. They</w:t>
+      </w:r>
+      <w:r>
+        <w:t xml:space="preserve"> </w:t>
+      </w:r>
+      <w:r>
+        <w:t xml:space="preserve">hold over the characterization ranges and are not extrapolated beyond them; a parameter’s PAR is</w:t>
+      </w:r>
+      <w:r>
+        <w:t xml:space="preserve"> </w:t>
+      </w:r>
+      <w:r>
+        <w:t xml:space="preserve">reported as its studied span because the response remained acceptable to that span’s edges, not</w:t>
+      </w:r>
+      <w:r>
+        <w:t xml:space="preserve"> </w:t>
+      </w:r>
+      <w:r>
+        <w:t xml:space="preserve">because acceptability was demonstrated further. They are properties of the fitted response-surface</w:t>
+      </w:r>
+      <w:r>
+        <w:t xml:space="preserve"> </w:t>
+      </w:r>
+      <w:r>
+        <w:t xml:space="preserve">model on the qualified scale-down model, so the NOR-propagated ranges inherit that model’s range</w:t>
+      </w:r>
+      <w:r>
+        <w:t xml:space="preserve"> </w:t>
+      </w:r>
+      <w:r>
+        <w:t xml:space="preserve">of validity, and movement of any parameter beyond its characterization range would be assessed as</w:t>
+      </w:r>
+      <w:r>
+        <w:t xml:space="preserve"> </w:t>
+      </w:r>
+      <w:r>
+        <w:t xml:space="preserve">a change under the quality system</w:t>
+      </w:r>
+      <w:r>
+        <w:t xml:space="preserve"> </w:t>
+      </w:r>
+      <w:r>
+        <w:t xml:space="preserve">(International Council for Harmonisation 2009)</w:t>
+      </w:r>
+      <w:r>
+        <w:t xml:space="preserve">. Within those bounds the conclusion is unqualified:</w:t>
+      </w:r>
+      <w:r>
+        <w:t xml:space="preserve"> </w:t>
+      </w:r>
+      <w:r>
+        <w:t xml:space="preserve">every studied parameter is proven acceptable across its whole characterization range, and the</w:t>
+      </w:r>
+      <w:r>
+        <w:t xml:space="preserve"> </w:t>
+      </w:r>
+      <w:r>
+        <w:t xml:space="preserve">operating region is constrained by the multivariate design-space corner rather than by any</w:t>
+      </w:r>
+      <w:r>
+        <w:t xml:space="preserve"> </w:t>
+      </w:r>
+      <w:r>
+        <w:t xml:space="preserve">univariate range.</w:t>
+      </w:r>
+    </w:p>
+    <w:bookmarkEnd w:id="121"/>
+    <w:bookmarkStart w:id="123" w:name="process-capability-and-robustness"/>
+    <w:p>
+      <w:pPr>
+        <w:pStyle w:val="Heading1"/>
+      </w:pPr>
+      <w:r>
+        <w:t xml:space="preserve">8. Process capability and robustness</w:t>
+      </w:r>
+    </w:p>
+    <w:p>
+      <w:pPr>
+        <w:pStyle w:val="FirstParagraph"/>
+      </w:pPr>
+      <w:r>
+        <w:t xml:space="preserve">Every CQA the step forms is capable at commercial scale, with the tightest margin belonging to</w:t>
+      </w:r>
+      <w:r>
+        <w:t xml:space="preserve"> </w:t>
+      </w:r>
+      <w:r>
+        <w:t xml:space="preserve">high mannose. A Monte-Carlo simulation of 2,000 batches, with</w:t>
+      </w:r>
+      <w:r>
+        <w:t xml:space="preserve"> </w:t>
+      </w:r>
+      <w:r>
+        <w:t xml:space="preserve">the parameters varied across their normal operating ranges, propagated the culture variability</w:t>
+      </w:r>
+      <w:r>
+        <w:t xml:space="preserve"> </w:t>
+      </w:r>
+      <w:r>
+        <w:t xml:space="preserve">into each response; the resulting one-sided capability indices are given in</w:t>
+      </w:r>
+      <w:r>
+        <w:t xml:space="preserve"> </w:t>
+      </w:r>
+      <w:hyperlink w:anchor="tbl-cap">
+        <w:r>
+          <w:rPr>
+            <w:rStyle w:val="Hyperlink"/>
+          </w:rPr>
+          <w:t xml:space="preserve">Table 15</w:t>
+        </w:r>
+      </w:hyperlink>
+      <w:r>
+        <w:t xml:space="preserve">.</w:t>
+      </w:r>
+    </w:p>
+    <w:tbl>
+      <w:tblPr>
+        <w:tblStyle w:val="Table"/>
+        <w:tblW w:type="pct" w:w="5000"/>
+        <w:tblLayout w:type="fixed"/>
+        <w:tblLook w:firstRow="0" w:lastRow="0" w:firstColumn="0" w:lastColumn="0" w:noHBand="0" w:noVBand="0" w:val="0000"/>
+      </w:tblPr>
+      <w:tblGrid>
+        <w:gridCol w:w="7920"/>
+      </w:tblGrid>
+      <w:tr>
+        <w:tc>
+          <w:tcPr/>
+          <w:bookmarkStart w:id="122" w:name="tbl-cap"/>
+          <w:p>
+            <w:pPr>
+              <w:jc w:val="center"/>
+            </w:pPr>
+            <w:pPr>
+              <w:jc w:val="left"/>
+              <w:spacing w:before="200"/>
+              <w:pStyle w:val="ImageCaption"/>
+            </w:pPr>
+            <w:r>
+              <w:t xml:space="preserve">Table 15: Commercial-scale process capability for the CQAs formed at the production bioreactor, from the normal-operating-range Monte-Carlo simulation.</w:t>
             </w:r>
           </w:p>
           <w:tbl>
@@ -13223,7 +16539,7 @@
               </w:tc>
             </w:tr>
           </w:tbl>
-          <w:bookmarkEnd w:id="70"/>
+          <w:bookmarkEnd w:id="122"/>
           <w:p/>
         </w:tc>
       </w:tr>
@@ -13240,7 +16556,7 @@
           <w:rPr>
             <w:rStyle w:val="Hyperlink"/>
           </w:rPr>
-          <w:t xml:space="preserve">Table 14</w:t>
+          <w:t xml:space="preserve">Table 15</w:t>
         </w:r>
       </w:hyperlink>
       <w:r>
@@ -13371,14 +16687,14 @@
         <w:t xml:space="preserve">manufacturing-scale capability.</w:t>
       </w:r>
     </w:p>
-    <w:bookmarkEnd w:id="71"/>
-    <w:bookmarkStart w:id="72" w:name="parameter-classification"/>
+    <w:bookmarkEnd w:id="123"/>
+    <w:bookmarkStart w:id="124" w:name="parameter-classification"/>
     <w:p>
       <w:pPr>
         <w:pStyle w:val="Heading1"/>
       </w:pPr>
       <w:r>
-        <w:t xml:space="preserve">8. Parameter classification</w:t>
+        <w:t xml:space="preserve">9. Parameter classification</w:t>
       </w:r>
     </w:p>
     <w:p>
@@ -13834,14 +17150,14 @@
         <w:t xml:space="preserve">constitute the step’s parameter control strategy.</w:t>
       </w:r>
     </w:p>
-    <w:bookmarkEnd w:id="72"/>
-    <w:bookmarkStart w:id="73" w:name="contribution-to-the-control-strategy"/>
+    <w:bookmarkEnd w:id="124"/>
+    <w:bookmarkStart w:id="125" w:name="contribution-to-the-control-strategy"/>
     <w:p>
       <w:pPr>
         <w:pStyle w:val="Heading1"/>
       </w:pPr>
       <w:r>
-        <w:t xml:space="preserve">9. Contribution to the control strategy</w:t>
+        <w:t xml:space="preserve">10. Contribution to the control strategy</w:t>
       </w:r>
     </w:p>
     <w:p>
@@ -14008,14 +17324,14 @@
         <w:t xml:space="preserve">1) of the whole drug-substance process.</w:t>
       </w:r>
     </w:p>
-    <w:bookmarkEnd w:id="73"/>
-    <w:bookmarkStart w:id="74" w:name="discussion"/>
+    <w:bookmarkEnd w:id="125"/>
+    <w:bookmarkStart w:id="126" w:name="discussion"/>
     <w:p>
       <w:pPr>
         <w:pStyle w:val="Heading1"/>
       </w:pPr>
       <w:r>
-        <w:t xml:space="preserve">10. Discussion</w:t>
+        <w:t xml:space="preserve">11. Discussion</w:t>
       </w:r>
     </w:p>
     <w:p>
@@ -14177,7 +17493,7 @@
         <w:t xml:space="preserve"> </w:t>
       </w:r>
       <w:r>
-        <w:t xml:space="preserve">within the proven acceptable ranges; operation beyond them would require assessment under the</w:t>
+        <w:t xml:space="preserve">within the characterization ranges; operation beyond them would require assessment under the</w:t>
       </w:r>
       <w:r>
         <w:t xml:space="preserve"> </w:t>
@@ -14198,14 +17514,14 @@
         <w:t xml:space="preserve">and the most stringent classification was therefore not needed at this step.</w:t>
       </w:r>
     </w:p>
-    <w:bookmarkEnd w:id="74"/>
-    <w:bookmarkStart w:id="75" w:name="conclusions"/>
+    <w:bookmarkEnd w:id="126"/>
+    <w:bookmarkStart w:id="127" w:name="conclusions"/>
     <w:p>
       <w:pPr>
         <w:pStyle w:val="Heading1"/>
       </w:pPr>
       <w:r>
-        <w:t xml:space="preserve">11. Conclusions</w:t>
+        <w:t xml:space="preserve">12. Conclusions</w:t>
       </w:r>
     </w:p>
     <w:p>
@@ -14288,14 +17604,14 @@
         <w:t xml:space="preserve">with this report in PCMR-001.</w:t>
       </w:r>
     </w:p>
-    <w:bookmarkEnd w:id="75"/>
-    <w:bookmarkStart w:id="79" w:name="deviations-from-the-plan"/>
+    <w:bookmarkEnd w:id="127"/>
+    <w:bookmarkStart w:id="131" w:name="deviations-from-the-plan"/>
     <w:p>
       <w:pPr>
         <w:pStyle w:val="Heading1"/>
       </w:pPr>
       <w:r>
-        <w:t xml:space="preserve">12. Deviations from the plan</w:t>
+        <w:t xml:space="preserve">13. Deviations from the plan</w:t>
       </w:r>
     </w:p>
     <w:p>
@@ -14322,7 +17638,7 @@
           <w:rPr>
             <w:rStyle w:val="Hyperlink"/>
           </w:rPr>
-          <w:t xml:space="preserve">Table 15</w:t>
+          <w:t xml:space="preserve">Table 16</w:t>
         </w:r>
       </w:hyperlink>
       <w:r>
@@ -14348,7 +17664,7 @@
       <w:tr>
         <w:tc>
           <w:tcPr/>
-          <w:bookmarkStart w:id="76" w:name="tbl-dev"/>
+          <w:bookmarkStart w:id="128" w:name="tbl-dev"/>
           <w:p>
             <w:pPr>
               <w:jc w:val="center"/>
@@ -14359,7 +17675,7 @@
               <w:pStyle w:val="ImageCaption"/>
             </w:pPr>
             <w:r>
-              <w:t xml:space="preserve">Table 15: Deviation register for PCR-003 — the deviations recorded during execution, with their disposition.</w:t>
+              <w:t xml:space="preserve">Table 16: Deviation register for PCR-003 — the deviations recorded during execution, with their disposition.</w:t>
             </w:r>
           </w:p>
           <w:tbl>
@@ -14541,18 +17857,18 @@
               </w:tc>
             </w:tr>
           </w:tbl>
-          <w:bookmarkEnd w:id="76"/>
+          <w:bookmarkEnd w:id="128"/>
           <w:p/>
         </w:tc>
       </w:tr>
     </w:tbl>
-    <w:bookmarkStart w:id="77" w:name="dev-003-01-dissolved-co₂-probe-drift"/>
+    <w:bookmarkStart w:id="129" w:name="dev-003-01-dissolved-co₂-probe-drift"/>
     <w:p>
       <w:pPr>
         <w:pStyle w:val="Heading2"/>
       </w:pPr>
       <w:r>
-        <w:t xml:space="preserve">12.1 DEV-003-01 — Dissolved-CO₂ probe drift</w:t>
+        <w:t xml:space="preserve">13.1 DEV-003-01 — Dissolved-CO₂ probe drift</w:t>
       </w:r>
     </w:p>
     <w:p>
@@ -14617,14 +17933,14 @@
         <w:t xml:space="preserve">parameter classifications were unchanged, so the deviation was retained.</w:t>
       </w:r>
     </w:p>
-    <w:bookmarkEnd w:id="77"/>
-    <w:bookmarkStart w:id="78" w:name="X8329f0e14a364443d536ee8baedd522fa6982ab"/>
+    <w:bookmarkEnd w:id="129"/>
+    <w:bookmarkStart w:id="130" w:name="X8329f0e14a364443d536ee8baedd522fa6982ab"/>
     <w:p>
       <w:pPr>
         <w:pStyle w:val="Heading2"/>
       </w:pPr>
       <w:r>
-        <w:t xml:space="preserve">12.2 DEV-003-02 — Nutrient feed-1 under-delivery</w:t>
+        <w:t xml:space="preserve">13.2 DEV-003-02 — Nutrient feed-1 under-delivery</w:t>
       </w:r>
     </w:p>
     <w:p>
@@ -14707,24 +18023,24 @@
         <w:t xml:space="preserve">control was reinforced for the commercial step (§Contribution to the control strategy).</w:t>
       </w:r>
     </w:p>
-    <w:bookmarkEnd w:id="78"/>
-    <w:bookmarkEnd w:id="79"/>
-    <w:bookmarkStart w:id="98" w:name="appendices"/>
+    <w:bookmarkEnd w:id="130"/>
+    <w:bookmarkEnd w:id="131"/>
+    <w:bookmarkStart w:id="150" w:name="appendices"/>
     <w:p>
       <w:pPr>
         <w:pStyle w:val="Heading1"/>
       </w:pPr>
       <w:r>
-        <w:t xml:space="preserve">13. Appendices</w:t>
+        <w:t xml:space="preserve">14. Appendices</w:t>
       </w:r>
     </w:p>
-    <w:bookmarkStart w:id="82" w:name="X77c0ef24ce4de9c1b8c35876c233736670b0bf3"/>
+    <w:bookmarkStart w:id="134" w:name="X77c0ef24ce4de9c1b8c35876c233736670b0bf3"/>
     <w:p>
       <w:pPr>
         <w:pStyle w:val="Heading2"/>
       </w:pPr>
       <w:r>
-        <w:t xml:space="preserve">13.1 Appendix A — Screening design matrix and responses</w:t>
+        <w:t xml:space="preserve">14.1 Appendix A — Screening design matrix and responses</w:t>
       </w:r>
     </w:p>
     <w:p>
@@ -14741,17 +18057,6 @@
         <w:t xml:space="preserve">factor settings (</w:t>
       </w:r>
       <w:hyperlink w:anchor="tbl-appA1">
-        <w:r>
-          <w:rPr>
-            <w:rStyle w:val="Hyperlink"/>
-          </w:rPr>
-          <w:t xml:space="preserve">Table 16</w:t>
-        </w:r>
-      </w:hyperlink>
-      <w:r>
-        <w:t xml:space="preserve">) and the responses (</w:t>
-      </w:r>
-      <w:hyperlink w:anchor="tbl-appA2">
         <w:r>
           <w:rPr>
             <w:rStyle w:val="Hyperlink"/>
@@ -14760,13 +18065,24 @@
         </w:r>
       </w:hyperlink>
       <w:r>
+        <w:t xml:space="preserve">) and the responses (</w:t>
+      </w:r>
+      <w:hyperlink w:anchor="tbl-appA2">
+        <w:r>
+          <w:rPr>
+            <w:rStyle w:val="Hyperlink"/>
+          </w:rPr>
+          <w:t xml:space="preserve">Table 18</w:t>
+        </w:r>
+      </w:hyperlink>
+      <w:r>
         <w:t xml:space="preserve">); the coded levels are −1 and +1 at</w:t>
       </w:r>
       <w:r>
         <w:t xml:space="preserve"> </w:t>
       </w:r>
       <w:r>
-        <w:t xml:space="preserve">the PAR edges and 0 at the centre.</w:t>
+        <w:t xml:space="preserve">the characterization-range edges and 0 at the centre.</w:t>
       </w:r>
     </w:p>
     <w:tbl>
@@ -14782,7 +18098,7 @@
       <w:tr>
         <w:tc>
           <w:tcPr/>
-          <w:bookmarkStart w:id="80" w:name="tbl-appA1"/>
+          <w:bookmarkStart w:id="132" w:name="tbl-appA1"/>
           <w:p>
             <w:pPr>
               <w:jc w:val="center"/>
@@ -14793,7 +18109,7 @@
               <w:pStyle w:val="ImageCaption"/>
             </w:pPr>
             <w:r>
-              <w:t xml:space="preserve">Table 16: Screening design — coded factor settings.</w:t>
+              <w:t xml:space="preserve">Table 17: Screening design — coded factor settings.</w:t>
             </w:r>
           </w:p>
           <w:tbl>
@@ -16675,7 +19991,7 @@
               </w:tc>
             </w:tr>
           </w:tbl>
-          <w:bookmarkEnd w:id="80"/>
+          <w:bookmarkEnd w:id="132"/>
           <w:p/>
         </w:tc>
       </w:tr>
@@ -16701,7 +20017,7 @@
       <w:tr>
         <w:tc>
           <w:tcPr/>
-          <w:bookmarkStart w:id="81" w:name="tbl-appA2"/>
+          <w:bookmarkStart w:id="133" w:name="tbl-appA2"/>
           <w:p>
             <w:pPr>
               <w:jc w:val="center"/>
@@ -16712,7 +20028,7 @@
               <w:pStyle w:val="ImageCaption"/>
             </w:pPr>
             <w:r>
-              <w:t xml:space="preserve">Table 17: Screening design — measured responses.</w:t>
+              <w:t xml:space="preserve">Table 18: Screening design — measured responses.</w:t>
             </w:r>
           </w:p>
           <w:tbl>
@@ -18595,19 +21911,19 @@
               </w:tc>
             </w:tr>
           </w:tbl>
-          <w:bookmarkEnd w:id="81"/>
+          <w:bookmarkEnd w:id="133"/>
           <w:p/>
         </w:tc>
       </w:tr>
     </w:tbl>
-    <w:bookmarkEnd w:id="82"/>
-    <w:bookmarkStart w:id="85" w:name="Xc987739a58e5854fe31352d470a2bebef9123c1"/>
+    <w:bookmarkEnd w:id="134"/>
+    <w:bookmarkStart w:id="137" w:name="Xc987739a58e5854fe31352d470a2bebef9123c1"/>
     <w:p>
       <w:pPr>
         <w:pStyle w:val="Heading2"/>
       </w:pPr>
       <w:r>
-        <w:t xml:space="preserve">13.2 Appendix B — Response-surface design matrix and responses</w:t>
+        <w:t xml:space="preserve">14.2 Appendix B — Response-surface design matrix and responses</w:t>
       </w:r>
     </w:p>
     <w:p>
@@ -18628,7 +21944,7 @@
           <w:rPr>
             <w:rStyle w:val="Hyperlink"/>
           </w:rPr>
-          <w:t xml:space="preserve">Table 18</w:t>
+          <w:t xml:space="preserve">Table 19</w:t>
         </w:r>
       </w:hyperlink>
       <w:r>
@@ -18639,7 +21955,7 @@
           <w:rPr>
             <w:rStyle w:val="Hyperlink"/>
           </w:rPr>
-          <w:t xml:space="preserve">Table 19</w:t>
+          <w:t xml:space="preserve">Table 20</w:t>
         </w:r>
       </w:hyperlink>
       <w:r>
@@ -18659,7 +21975,7 @@
       <w:tr>
         <w:tc>
           <w:tcPr/>
-          <w:bookmarkStart w:id="83" w:name="tbl-appB1"/>
+          <w:bookmarkStart w:id="135" w:name="tbl-appB1"/>
           <w:p>
             <w:pPr>
               <w:jc w:val="center"/>
@@ -18670,7 +21986,7 @@
               <w:pStyle w:val="ImageCaption"/>
             </w:pPr>
             <w:r>
-              <w:t xml:space="preserve">Table 18: Response-surface design — coded factor settings.</w:t>
+              <w:t xml:space="preserve">Table 19: Response-surface design — coded factor settings.</w:t>
             </w:r>
           </w:p>
           <w:tbl>
@@ -21011,7 +24327,7 @@
               </w:tc>
             </w:tr>
           </w:tbl>
-          <w:bookmarkEnd w:id="83"/>
+          <w:bookmarkEnd w:id="135"/>
           <w:p/>
         </w:tc>
       </w:tr>
@@ -21037,7 +24353,7 @@
       <w:tr>
         <w:tc>
           <w:tcPr/>
-          <w:bookmarkStart w:id="84" w:name="tbl-appB2"/>
+          <w:bookmarkStart w:id="136" w:name="tbl-appB2"/>
           <w:p>
             <w:pPr>
               <w:jc w:val="center"/>
@@ -21048,7 +24364,7 @@
               <w:pStyle w:val="ImageCaption"/>
             </w:pPr>
             <w:r>
-              <w:t xml:space="preserve">Table 19: Response-surface design — measured responses.</w:t>
+              <w:t xml:space="preserve">Table 20: Response-surface design — measured responses.</w:t>
             </w:r>
           </w:p>
           <w:tbl>
@@ -23768,19 +27084,19 @@
               </w:tc>
             </w:tr>
           </w:tbl>
-          <w:bookmarkEnd w:id="84"/>
+          <w:bookmarkEnd w:id="136"/>
           <w:p/>
         </w:tc>
       </w:tr>
     </w:tbl>
-    <w:bookmarkEnd w:id="85"/>
-    <w:bookmarkStart w:id="95" w:name="Xa2fac5041b4173f7385fa99ae36b1e5b6f06fdd"/>
+    <w:bookmarkEnd w:id="137"/>
+    <w:bookmarkStart w:id="147" w:name="Xa2fac5041b4173f7385fa99ae36b1e5b6f06fdd"/>
     <w:p>
       <w:pPr>
         <w:pStyle w:val="Heading2"/>
       </w:pPr>
       <w:r>
-        <w:t xml:space="preserve">13.3 Appendix C — Full effect and coefficient tables</w:t>
+        <w:t xml:space="preserve">14.3 Appendix C — Full effect and coefficient tables</w:t>
       </w:r>
     </w:p>
     <w:p>
@@ -23816,7 +27132,7 @@
       <w:tr>
         <w:tc>
           <w:tcPr/>
-          <w:bookmarkStart w:id="86" w:name="tbl-scr-afucosylation"/>
+          <w:bookmarkStart w:id="138" w:name="tbl-scr-afucosylation"/>
           <w:p>
             <w:pPr>
               <w:jc w:val="center"/>
@@ -23827,7 +27143,7 @@
               <w:pStyle w:val="ImageCaption"/>
             </w:pPr>
             <w:r>
-              <w:t xml:space="preserve">Table 20: Screening effect estimates — Afucosylation (coded factors).</w:t>
+              <w:t xml:space="preserve">Table 21: Screening effect estimates — Afucosylation (coded factors).</w:t>
             </w:r>
           </w:p>
           <w:tbl>
@@ -25278,7 +28594,7 @@
               </w:tc>
             </w:tr>
           </w:tbl>
-          <w:bookmarkEnd w:id="86"/>
+          <w:bookmarkEnd w:id="138"/>
           <w:p/>
         </w:tc>
       </w:tr>
@@ -25304,7 +28620,7 @@
       <w:tr>
         <w:tc>
           <w:tcPr/>
-          <w:bookmarkStart w:id="87" w:name="tbl-scr-galactosylation"/>
+          <w:bookmarkStart w:id="139" w:name="tbl-scr-galactosylation"/>
           <w:p>
             <w:pPr>
               <w:jc w:val="center"/>
@@ -25315,7 +28631,7 @@
               <w:pStyle w:val="ImageCaption"/>
             </w:pPr>
             <w:r>
-              <w:t xml:space="preserve">Table 21: Screening effect estimates — Galactosylation (coded factors).</w:t>
+              <w:t xml:space="preserve">Table 22: Screening effect estimates — Galactosylation (coded factors).</w:t>
             </w:r>
           </w:p>
           <w:tbl>
@@ -26811,7 +30127,7 @@
               </w:tc>
             </w:tr>
           </w:tbl>
-          <w:bookmarkEnd w:id="87"/>
+          <w:bookmarkEnd w:id="139"/>
           <w:p/>
         </w:tc>
       </w:tr>
@@ -26837,7 +30153,7 @@
       <w:tr>
         <w:tc>
           <w:tcPr/>
-          <w:bookmarkStart w:id="88" w:name="tbl-scr-high-mannose"/>
+          <w:bookmarkStart w:id="140" w:name="tbl-scr-high-mannose"/>
           <w:p>
             <w:pPr>
               <w:jc w:val="center"/>
@@ -26848,7 +30164,7 @@
               <w:pStyle w:val="ImageCaption"/>
             </w:pPr>
             <w:r>
-              <w:t xml:space="preserve">Table 22: Screening effect estimates — High mannose (coded factors).</w:t>
+              <w:t xml:space="preserve">Table 23: Screening effect estimates — High mannose (coded factors).</w:t>
             </w:r>
           </w:p>
           <w:tbl>
@@ -28294,7 +31610,7 @@
               </w:tc>
             </w:tr>
           </w:tbl>
-          <w:bookmarkEnd w:id="88"/>
+          <w:bookmarkEnd w:id="140"/>
           <w:p/>
         </w:tc>
       </w:tr>
@@ -28320,7 +31636,7 @@
       <w:tr>
         <w:tc>
           <w:tcPr/>
-          <w:bookmarkStart w:id="89" w:name="tbl-scr-acidic-variants"/>
+          <w:bookmarkStart w:id="141" w:name="tbl-scr-acidic-variants"/>
           <w:p>
             <w:pPr>
               <w:jc w:val="center"/>
@@ -28331,7 +31647,7 @@
               <w:pStyle w:val="ImageCaption"/>
             </w:pPr>
             <w:r>
-              <w:t xml:space="preserve">Table 23: Screening effect estimates — Acidic variants (coded factors).</w:t>
+              <w:t xml:space="preserve">Table 24: Screening effect estimates — Acidic variants (coded factors).</w:t>
             </w:r>
           </w:p>
           <w:tbl>
@@ -29802,7 +33118,7 @@
               </w:tc>
             </w:tr>
           </w:tbl>
-          <w:bookmarkEnd w:id="89"/>
+          <w:bookmarkEnd w:id="141"/>
           <w:p/>
         </w:tc>
       </w:tr>
@@ -29828,7 +33144,7 @@
       <w:tr>
         <w:tc>
           <w:tcPr/>
-          <w:bookmarkStart w:id="90" w:name="tbl-scr-aggregates-hmw"/>
+          <w:bookmarkStart w:id="142" w:name="tbl-scr-aggregates-hmw"/>
           <w:p>
             <w:pPr>
               <w:jc w:val="center"/>
@@ -29839,7 +33155,7 @@
               <w:pStyle w:val="ImageCaption"/>
             </w:pPr>
             <w:r>
-              <w:t xml:space="preserve">Table 24: Screening effect estimates — Aggregates (HMW) (coded factors).</w:t>
+              <w:t xml:space="preserve">Table 25: Screening effect estimates — Aggregates (HMW) (coded factors).</w:t>
             </w:r>
           </w:p>
           <w:tbl>
@@ -31290,7 +34606,7 @@
               </w:tc>
             </w:tr>
           </w:tbl>
-          <w:bookmarkEnd w:id="90"/>
+          <w:bookmarkEnd w:id="142"/>
           <w:p/>
         </w:tc>
       </w:tr>
@@ -31316,7 +34632,7 @@
       <w:tr>
         <w:tc>
           <w:tcPr/>
-          <w:bookmarkStart w:id="91" w:name="tbl-rsmc-galactosylation"/>
+          <w:bookmarkStart w:id="143" w:name="tbl-rsmc-galactosylation"/>
           <w:p>
             <w:pPr>
               <w:jc w:val="center"/>
@@ -31327,7 +34643,7 @@
               <w:pStyle w:val="ImageCaption"/>
             </w:pPr>
             <w:r>
-              <w:t xml:space="preserve">Table 25: Response-surface coefficients — Galactosylation (coded factors).</w:t>
+              <w:t xml:space="preserve">Table 26: Response-surface coefficients — Galactosylation (coded factors).</w:t>
             </w:r>
           </w:p>
           <w:tbl>
@@ -32593,7 +35909,7 @@
               </w:tc>
             </w:tr>
           </w:tbl>
-          <w:bookmarkEnd w:id="91"/>
+          <w:bookmarkEnd w:id="143"/>
           <w:p/>
         </w:tc>
       </w:tr>
@@ -32619,7 +35935,7 @@
       <w:tr>
         <w:tc>
           <w:tcPr/>
-          <w:bookmarkStart w:id="92" w:name="tbl-rsmc-high-mannose"/>
+          <w:bookmarkStart w:id="144" w:name="tbl-rsmc-high-mannose"/>
           <w:p>
             <w:pPr>
               <w:jc w:val="center"/>
@@ -32630,7 +35946,7 @@
               <w:pStyle w:val="ImageCaption"/>
             </w:pPr>
             <w:r>
-              <w:t xml:space="preserve">Table 26: Response-surface coefficients — High mannose (coded factors).</w:t>
+              <w:t xml:space="preserve">Table 27: Response-surface coefficients — High mannose (coded factors).</w:t>
             </w:r>
           </w:p>
           <w:tbl>
@@ -33881,7 +37197,7 @@
               </w:tc>
             </w:tr>
           </w:tbl>
-          <w:bookmarkEnd w:id="92"/>
+          <w:bookmarkEnd w:id="144"/>
           <w:p/>
         </w:tc>
       </w:tr>
@@ -33907,7 +37223,7 @@
       <w:tr>
         <w:tc>
           <w:tcPr/>
-          <w:bookmarkStart w:id="93" w:name="tbl-rsmc-acidic-variants"/>
+          <w:bookmarkStart w:id="145" w:name="tbl-rsmc-acidic-variants"/>
           <w:p>
             <w:pPr>
               <w:jc w:val="center"/>
@@ -33918,7 +37234,7 @@
               <w:pStyle w:val="ImageCaption"/>
             </w:pPr>
             <w:r>
-              <w:t xml:space="preserve">Table 27: Response-surface coefficients — Acidic variants (coded factors).</w:t>
+              <w:t xml:space="preserve">Table 28: Response-surface coefficients — Acidic variants (coded factors).</w:t>
             </w:r>
           </w:p>
           <w:tbl>
@@ -35169,7 +38485,7 @@
               </w:tc>
             </w:tr>
           </w:tbl>
-          <w:bookmarkEnd w:id="93"/>
+          <w:bookmarkEnd w:id="145"/>
           <w:p/>
         </w:tc>
       </w:tr>
@@ -35195,7 +38511,7 @@
       <w:tr>
         <w:tc>
           <w:tcPr/>
-          <w:bookmarkStart w:id="94" w:name="tbl-rsmc-aggregates-hmw"/>
+          <w:bookmarkStart w:id="146" w:name="tbl-rsmc-aggregates-hmw"/>
           <w:p>
             <w:pPr>
               <w:jc w:val="center"/>
@@ -35206,7 +38522,7 @@
               <w:pStyle w:val="ImageCaption"/>
             </w:pPr>
             <w:r>
-              <w:t xml:space="preserve">Table 28: Response-surface coefficients — Aggregates (HMW) (coded factors).</w:t>
+              <w:t xml:space="preserve">Table 29: Response-surface coefficients — Aggregates (HMW) (coded factors).</w:t>
             </w:r>
           </w:p>
           <w:tbl>
@@ -36452,19 +39768,19 @@
               </w:tc>
             </w:tr>
           </w:tbl>
-          <w:bookmarkEnd w:id="94"/>
+          <w:bookmarkEnd w:id="146"/>
           <w:p/>
         </w:tc>
       </w:tr>
     </w:tbl>
-    <w:bookmarkEnd w:id="95"/>
-    <w:bookmarkStart w:id="97" w:name="appendix-d-analytical-methods-summary"/>
+    <w:bookmarkEnd w:id="147"/>
+    <w:bookmarkStart w:id="149" w:name="appendix-d-analytical-methods-summary"/>
     <w:p>
       <w:pPr>
         <w:pStyle w:val="Heading2"/>
       </w:pPr>
       <w:r>
-        <w:t xml:space="preserve">13.4 Appendix D — Analytical methods summary</w:t>
+        <w:t xml:space="preserve">14.4 Appendix D — Analytical methods summary</w:t>
       </w:r>
     </w:p>
     <w:p>
@@ -36488,7 +39804,7 @@
           <w:rPr>
             <w:rStyle w:val="Hyperlink"/>
           </w:rPr>
-          <w:t xml:space="preserve">Table 29</w:t>
+          <w:t xml:space="preserve">Table 30</w:t>
         </w:r>
       </w:hyperlink>
       <w:r>
@@ -36508,7 +39824,7 @@
       <w:tr>
         <w:tc>
           <w:tcPr/>
-          <w:bookmarkStart w:id="96" w:name="tbl-appD"/>
+          <w:bookmarkStart w:id="148" w:name="tbl-appD"/>
           <w:p>
             <w:pPr>
               <w:jc w:val="center"/>
@@ -36519,7 +39835,7 @@
               <w:pStyle w:val="ImageCaption"/>
             </w:pPr>
             <w:r>
-              <w:t xml:space="preserve">Table 29: Analytical methods summary — technique, analyte and reportable unit for each validated method.</w:t>
+              <w:t xml:space="preserve">Table 30: Analytical methods summary — technique, analyte and reportable unit for each validated method.</w:t>
             </w:r>
           </w:p>
           <w:tbl>
@@ -36863,7 +40179,7 @@
               </w:tc>
             </w:tr>
           </w:tbl>
-          <w:bookmarkEnd w:id="96"/>
+          <w:bookmarkEnd w:id="148"/>
           <w:p/>
         </w:tc>
       </w:tr>
@@ -36873,9 +40189,9 @@
         <w:br w:type="page"/>
       </w:r>
     </w:p>
-    <w:bookmarkEnd w:id="97"/>
-    <w:bookmarkEnd w:id="98"/>
-    <w:bookmarkStart w:id="107" w:name="references"/>
+    <w:bookmarkEnd w:id="149"/>
+    <w:bookmarkEnd w:id="150"/>
+    <w:bookmarkStart w:id="159" w:name="references"/>
     <w:p>
       <w:pPr>
         <w:pStyle w:val="Heading1"/>
@@ -36884,8 +40200,8 @@
         <w:t xml:space="preserve">References</w:t>
       </w:r>
     </w:p>
-    <w:bookmarkStart w:id="106" w:name="refs"/>
-    <w:bookmarkStart w:id="99" w:name="ref-amab2009"/>
+    <w:bookmarkStart w:id="158" w:name="refs"/>
+    <w:bookmarkStart w:id="151" w:name="ref-amab2009"/>
     <w:p>
       <w:pPr>
         <w:pStyle w:val="Bibliography"/>
@@ -36907,8 +40223,8 @@
         <w:t xml:space="preserve">. CASSS.</w:t>
       </w:r>
     </w:p>
-    <w:bookmarkEnd w:id="99"/>
-    <w:bookmarkStart w:id="100" w:name="ref-ichq8"/>
+    <w:bookmarkEnd w:id="151"/>
+    <w:bookmarkStart w:id="152" w:name="ref-ichq8"/>
     <w:p>
       <w:pPr>
         <w:pStyle w:val="Bibliography"/>
@@ -36930,8 +40246,8 @@
         <w:t xml:space="preserve">. ICH.</w:t>
       </w:r>
     </w:p>
-    <w:bookmarkEnd w:id="100"/>
-    <w:bookmarkStart w:id="101" w:name="ref-ichq11"/>
+    <w:bookmarkEnd w:id="152"/>
+    <w:bookmarkStart w:id="153" w:name="ref-ichq11"/>
     <w:p>
       <w:pPr>
         <w:pStyle w:val="Bibliography"/>
@@ -36953,8 +40269,8 @@
         <w:t xml:space="preserve">. ICH.</w:t>
       </w:r>
     </w:p>
-    <w:bookmarkEnd w:id="101"/>
-    <w:bookmarkStart w:id="102" w:name="ref-ichq9"/>
+    <w:bookmarkEnd w:id="153"/>
+    <w:bookmarkStart w:id="154" w:name="ref-ichq9"/>
     <w:p>
       <w:pPr>
         <w:pStyle w:val="Bibliography"/>
@@ -36976,8 +40292,8 @@
         <w:t xml:space="preserve">. ICH.</w:t>
       </w:r>
     </w:p>
-    <w:bookmarkEnd w:id="102"/>
-    <w:bookmarkStart w:id="103" w:name="ref-ispegpg2023"/>
+    <w:bookmarkEnd w:id="154"/>
+    <w:bookmarkStart w:id="155" w:name="ref-ispegpg2023"/>
     <w:p>
       <w:pPr>
         <w:pStyle w:val="Bibliography"/>
@@ -36999,8 +40315,8 @@
         <w:t xml:space="preserve">. ISPE.</w:t>
       </w:r>
     </w:p>
-    <w:bookmarkEnd w:id="103"/>
-    <w:bookmarkStart w:id="104" w:name="ref-pdatr60"/>
+    <w:bookmarkEnd w:id="155"/>
+    <w:bookmarkStart w:id="156" w:name="ref-pdatr60"/>
     <w:p>
       <w:pPr>
         <w:pStyle w:val="Bibliography"/>
@@ -37022,8 +40338,8 @@
         <w:t xml:space="preserve">. PDA.</w:t>
       </w:r>
     </w:p>
-    <w:bookmarkEnd w:id="104"/>
-    <w:bookmarkStart w:id="105" w:name="ref-fda2011"/>
+    <w:bookmarkEnd w:id="156"/>
+    <w:bookmarkStart w:id="157" w:name="ref-fda2011"/>
     <w:p>
       <w:pPr>
         <w:pStyle w:val="Bibliography"/>
@@ -37045,9 +40361,9 @@
         <w:t xml:space="preserve">. FDA.</w:t>
       </w:r>
     </w:p>
-    <w:bookmarkEnd w:id="105"/>
-    <w:bookmarkEnd w:id="106"/>
-    <w:bookmarkEnd w:id="107"/>
+    <w:bookmarkEnd w:id="157"/>
+    <w:bookmarkEnd w:id="158"/>
+    <w:bookmarkEnd w:id="159"/>
     <w:sectPr>
       <w:footnotePr>
         <w:numRestart w:val="eachSect"/>

--- a/pc_package/PCR-003_bioreactor.docx
+++ b/pc_package/PCR-003_bioreactor.docx
@@ -955,7 +955,7 @@
         <w:t xml:space="preserve"> </w:t>
       </w:r>
       <w:r>
-        <w:t xml:space="preserve">(U.S. Food and Drug Administration 2011; Parenteral Drug Association 2013; International Society for Pharmaceutical Engineering 2023)</w:t>
+        <w:t xml:space="preserve">(U.S. Food and Drug Administration 2011)</w:t>
       </w:r>
       <w:r>
         <w:t xml:space="preserve"> </w:t>
@@ -1977,7 +1977,7 @@
         <w:t xml:space="preserve"> </w:t>
       </w:r>
       <w:r>
-        <w:t xml:space="preserve">(U.S. Food and Drug Administration 2011; Parenteral Drug Association 2013; International Society for Pharmaceutical Engineering 2023)</w:t>
+        <w:t xml:space="preserve">(U.S. Food and Drug Administration 2011)</w:t>
       </w:r>
       <w:r>
         <w:t xml:space="preserve">, and this report is structured as the Stage-1 (Process</w:t>
@@ -40191,7 +40191,7 @@
     </w:p>
     <w:bookmarkEnd w:id="149"/>
     <w:bookmarkEnd w:id="150"/>
-    <w:bookmarkStart w:id="159" w:name="references"/>
+    <w:bookmarkStart w:id="157" w:name="references"/>
     <w:p>
       <w:pPr>
         <w:pStyle w:val="Heading1"/>
@@ -40200,7 +40200,7 @@
         <w:t xml:space="preserve">References</w:t>
       </w:r>
     </w:p>
-    <w:bookmarkStart w:id="158" w:name="refs"/>
+    <w:bookmarkStart w:id="156" w:name="refs"/>
     <w:bookmarkStart w:id="151" w:name="ref-amab2009"/>
     <w:p>
       <w:pPr>
@@ -40293,53 +40293,7 @@
       </w:r>
     </w:p>
     <w:bookmarkEnd w:id="154"/>
-    <w:bookmarkStart w:id="155" w:name="ref-ispegpg2023"/>
-    <w:p>
-      <w:pPr>
-        <w:pStyle w:val="Bibliography"/>
-      </w:pPr>
-      <w:r>
-        <w:t xml:space="preserve">International Society for Pharmaceutical Engineering. 2023.</w:t>
-      </w:r>
-      <w:r>
-        <w:t xml:space="preserve"> </w:t>
-      </w:r>
-      <w:r>
-        <w:rPr>
-          <w:i/>
-          <w:iCs/>
-        </w:rPr>
-        <w:t xml:space="preserve">Good Practice Guide: Practical Implementation of the Lifecycle Approach to Process Validation</w:t>
-      </w:r>
-      <w:r>
-        <w:t xml:space="preserve">. ISPE.</w:t>
-      </w:r>
-    </w:p>
-    <w:bookmarkEnd w:id="155"/>
-    <w:bookmarkStart w:id="156" w:name="ref-pdatr60"/>
-    <w:p>
-      <w:pPr>
-        <w:pStyle w:val="Bibliography"/>
-      </w:pPr>
-      <w:r>
-        <w:t xml:space="preserve">Parenteral Drug Association. 2013.</w:t>
-      </w:r>
-      <w:r>
-        <w:t xml:space="preserve"> </w:t>
-      </w:r>
-      <w:r>
-        <w:rPr>
-          <w:i/>
-          <w:iCs/>
-        </w:rPr>
-        <w:t xml:space="preserve">Technical Report No. 60: Process Validation — a Lifecycle Approach</w:t>
-      </w:r>
-      <w:r>
-        <w:t xml:space="preserve">. PDA.</w:t>
-      </w:r>
-    </w:p>
-    <w:bookmarkEnd w:id="156"/>
-    <w:bookmarkStart w:id="157" w:name="ref-fda2011"/>
+    <w:bookmarkStart w:id="155" w:name="ref-fda2011"/>
     <w:p>
       <w:pPr>
         <w:pStyle w:val="Bibliography"/>
@@ -40361,9 +40315,9 @@
         <w:t xml:space="preserve">. FDA.</w:t>
       </w:r>
     </w:p>
+    <w:bookmarkEnd w:id="155"/>
+    <w:bookmarkEnd w:id="156"/>
     <w:bookmarkEnd w:id="157"/>
-    <w:bookmarkEnd w:id="158"/>
-    <w:bookmarkEnd w:id="159"/>
     <w:sectPr>
       <w:footnotePr>
         <w:numRestart w:val="eachSect"/>

--- a/pc_package/PCR-003_bioreactor.docx
+++ b/pc_package/PCR-003_bioreactor.docx
@@ -3959,19 +3959,19 @@
         <w:t xml:space="preserve"> </w:t>
       </w:r>
       <w:r>
-        <w:t xml:space="preserve">all of which were evaluated multivariately on the prior products. Their A-Mab ranges are</w:t>
-      </w:r>
-      <w:r>
-        <w:t xml:space="preserve"> </w:t>
-      </w:r>
-      <w:r>
-        <w:t xml:space="preserve">carried from that knowledge space, and they were held at their set-points in the designs</w:t>
-      </w:r>
-      <w:r>
-        <w:t xml:space="preserve"> </w:t>
-      </w:r>
-      <w:r>
-        <w:t xml:space="preserve">reported here.</w:t>
+        <w:t xml:space="preserve">all of which were characterized on the prior products rather than in the A-Mab designs.</w:t>
+      </w:r>
+      <w:r>
+        <w:t xml:space="preserve"> </w:t>
+      </w:r>
+      <w:r>
+        <w:t xml:space="preserve">Their A-Mab ranges are carried from that knowledge space, and they were held at their</w:t>
+      </w:r>
+      <w:r>
+        <w:t xml:space="preserve"> </w:t>
+      </w:r>
+      <w:r>
+        <w:t xml:space="preserve">set-points in the designs reported here.</w:t>
       </w:r>
     </w:p>
     <w:p>

--- a/pc_package/PCR-003_bioreactor.docx
+++ b/pc_package/PCR-003_bioreactor.docx
@@ -5788,7 +5788,7 @@
                     <w:jc w:val="center"/>
                   </w:pPr>
                   <w:r>
-                    <w:t xml:space="preserve">multivariate</w:t>
+                    <w:t xml:space="preserve">univariate</w:t>
                   </w:r>
                 </w:p>
               </w:tc>
@@ -5974,7 +5974,7 @@
                     <w:jc w:val="center"/>
                   </w:pPr>
                   <w:r>
-                    <w:t xml:space="preserve">multivariate</w:t>
+                    <w:t xml:space="preserve">univariate</w:t>
                   </w:r>
                 </w:p>
               </w:tc>
@@ -6067,7 +6067,7 @@
                     <w:jc w:val="center"/>
                   </w:pPr>
                   <w:r>
-                    <w:t xml:space="preserve">multivariate</w:t>
+                    <w:t xml:space="preserve">univariate</w:t>
                   </w:r>
                 </w:p>
               </w:tc>

--- a/pc_package/PCR-003_bioreactor.docx
+++ b/pc_package/PCR-003_bioreactor.docx
@@ -1057,7 +1057,25 @@
         <w:pStyle w:val="BodyText"/>
       </w:pPr>
       <w:r>
-        <w:t xml:space="preserve">One corner of the characterized region is excluded from the design space. Where culture</w:t>
+        <w:t xml:space="preserve">The design space is 57 % of the characterized region and not all of</w:t>
+      </w:r>
+      <w:r>
+        <w:t xml:space="preserve"> </w:t>
+      </w:r>
+      <w:r>
+        <w:t xml:space="preserve">it. The attributes are judged against the in-process limits for this step, which for the</w:t>
+      </w:r>
+      <w:r>
+        <w:t xml:space="preserve"> </w:t>
+      </w:r>
+      <w:r>
+        <w:t xml:space="preserve">glycans and the charge variants are capability alert limits and are tighter than the drug</w:t>
+      </w:r>
+      <w:r>
+        <w:t xml:space="preserve"> </w:t>
+      </w:r>
+      <w:r>
+        <w:t xml:space="preserve">substance criteria. The largest single exclusion is a galactosylation edge. Where culture</w:t>
       </w:r>
       <w:r>
         <w:t xml:space="preserve"> </w:t>
@@ -1069,43 +1087,37 @@
         <w:t xml:space="preserve"> </w:t>
       </w:r>
       <w:r>
-        <w:t xml:space="preserve">culture temperature is at or above 35.8 °C, the model</w:t>
-      </w:r>
-      <w:r>
-        <w:t xml:space="preserve"> </w:t>
-      </w:r>
-      <w:r>
-        <w:t xml:space="preserve">predicts galactosylation above its upper acceptance limit. The largest predicted</w:t>
-      </w:r>
-      <w:r>
-        <w:t xml:space="preserve"> </w:t>
-      </w:r>
-      <w:r>
-        <w:t xml:space="preserve">exceedance anywhere in the region is 0.27 percentage points.</w:t>
-      </w:r>
-      <w:r>
-        <w:t xml:space="preserve"> </w:t>
-      </w:r>
-      <w:r>
-        <w:t xml:space="preserve">Everywhere else in the characterized region all 5 attributes are predicted</w:t>
-      </w:r>
-      <w:r>
-        <w:t xml:space="preserve"> </w:t>
-      </w:r>
-      <w:r>
-        <w:t xml:space="preserve">within acceptance. Within the normal operating ranges (NOR) the highest predicted</w:t>
-      </w:r>
-      <w:r>
-        <w:t xml:space="preserve"> </w:t>
-      </w:r>
-      <w:r>
-        <w:t xml:space="preserve">galactosylation is 31.8 %, which leaves</w:t>
-      </w:r>
-      <w:r>
-        <w:t xml:space="preserve"> </w:t>
-      </w:r>
-      <w:r>
-        <w:t xml:space="preserve">8.2 percentage points of headroom to the limit.</w:t>
+        <w:t xml:space="preserve">culture temperature is at or above 34.0 °C, the model</w:t>
+      </w:r>
+      <w:r>
+        <w:t xml:space="preserve"> </w:t>
+      </w:r>
+      <w:r>
+        <w:t xml:space="preserve">predicts galactosylation above its limit, and the largest predicted exceedance anywhere in</w:t>
+      </w:r>
+      <w:r>
+        <w:t xml:space="preserve"> </w:t>
+      </w:r>
+      <w:r>
+        <w:t xml:space="preserve">the characterized region is 10.21 percentage points. Within the</w:t>
+      </w:r>
+      <w:r>
+        <w:t xml:space="preserve"> </w:t>
+      </w:r>
+      <w:r>
+        <w:t xml:space="preserve">normal operating ranges (NOR) the highest predicted galactosylation is</w:t>
+      </w:r>
+      <w:r>
+        <w:t xml:space="preserve"> </w:t>
+      </w:r>
+      <w:r>
+        <w:t xml:space="preserve">31.8 %, which leaves</w:t>
+      </w:r>
+      <w:r>
+        <w:t xml:space="preserve"> </w:t>
+      </w:r>
+      <w:r>
+        <w:t xml:space="preserve">-1.7 percentage points of headroom to the limit.</w:t>
       </w:r>
     </w:p>
     <w:p>
@@ -18230,25 +18242,31 @@
         <w:pStyle w:val="FirstParagraph"/>
       </w:pPr>
       <w:r>
-        <w:t xml:space="preserve">The design space for this step is the characterized region in the four response-surface</w:t>
-      </w:r>
-      <w:r>
-        <w:t xml:space="preserve"> </w:t>
-      </w:r>
-      <w:r>
-        <w:t xml:space="preserve">factors (culture pH, culture temperature, culture duration and dissolved CO₂), with one</w:t>
-      </w:r>
-      <w:r>
-        <w:t xml:space="preserve"> </w:t>
-      </w:r>
-      <w:r>
-        <w:t xml:space="preserve">corner excluded. Osmolality is held within its characterized range, and every other</w:t>
-      </w:r>
-      <w:r>
-        <w:t xml:space="preserve"> </w:t>
-      </w:r>
-      <w:r>
-        <w:t xml:space="preserve">parameter of the step within the range given in</w:t>
+        <w:t xml:space="preserve">The design space for this step is the part of the characterized region in the four</w:t>
+      </w:r>
+      <w:r>
+        <w:t xml:space="preserve"> </w:t>
+      </w:r>
+      <w:r>
+        <w:t xml:space="preserve">response-surface factors (culture pH, culture temperature, culture duration and dissolved</w:t>
+      </w:r>
+      <w:r>
+        <w:t xml:space="preserve"> </w:t>
+      </w:r>
+      <w:r>
+        <w:t xml:space="preserve">CO₂) in which every attribute this step governs stays within its in-process limit.</w:t>
+      </w:r>
+      <w:r>
+        <w:t xml:space="preserve"> </w:t>
+      </w:r>
+      <w:r>
+        <w:t xml:space="preserve">Osmolality is held within its characterized range, and every other parameter of the step</w:t>
+      </w:r>
+      <w:r>
+        <w:t xml:space="preserve"> </w:t>
+      </w:r>
+      <w:r>
+        <w:t xml:space="preserve">within the range given in</w:t>
       </w:r>
       <w:r>
         <w:t xml:space="preserve"> </w:t>
@@ -18262,19 +18280,25 @@
         </w:r>
       </w:hyperlink>
       <w:r>
-        <w:t xml:space="preserve">. Within that region the fitted</w:t>
-      </w:r>
-      <w:r>
-        <w:t xml:space="preserve"> </w:t>
-      </w:r>
-      <w:r>
-        <w:t xml:space="preserve">response-surface models predict mean attribute levels inside acceptance for all</w:t>
-      </w:r>
-      <w:r>
-        <w:t xml:space="preserve"> </w:t>
-      </w:r>
-      <w:r>
-        <w:t xml:space="preserve">5 responses.</w:t>
+        <w:t xml:space="preserve">. The region is smaller than the characterized cube.</w:t>
+      </w:r>
+      <w:r>
+        <w:t xml:space="preserve"> </w:t>
+      </w:r>
+      <w:r>
+        <w:t xml:space="preserve">Evaluated on an evenly spaced grid over the four factors, the fitted response-surface models</w:t>
+      </w:r>
+      <w:r>
+        <w:t xml:space="preserve"> </w:t>
+      </w:r>
+      <w:r>
+        <w:t xml:space="preserve">predict mean levels inside every limit at 57 % of the grid points,</w:t>
+      </w:r>
+      <w:r>
+        <w:t xml:space="preserve"> </w:t>
+      </w:r>
+      <w:r>
+        <w:t xml:space="preserve">and the design space is that part.</w:t>
       </w:r>
     </w:p>
     <w:p>
@@ -18282,73 +18306,131 @@
         <w:pStyle w:val="BodyText"/>
       </w:pPr>
       <w:r>
-        <w:t xml:space="preserve">The excluded corner is a galactosylation edge of failure, and it bounds the claim made</w:t>
-      </w:r>
-      <w:r>
-        <w:t xml:space="preserve"> </w:t>
-      </w:r>
-      <w:r>
-        <w:t xml:space="preserve">above. Where culture pH is at 6.60, dissolved CO₂ at</w:t>
-      </w:r>
-      <w:r>
-        <w:t xml:space="preserve"> </w:t>
-      </w:r>
-      <w:r>
-        <w:t xml:space="preserve">40 mmHg and culture duration at</w:t>
-      </w:r>
-      <w:r>
-        <w:t xml:space="preserve"> </w:t>
-      </w:r>
-      <w:r>
-        <w:t xml:space="preserve">15 days, all three at their lower characterization</w:t>
-      </w:r>
-      <w:r>
-        <w:t xml:space="preserve"> </w:t>
-      </w:r>
-      <w:r>
-        <w:t xml:space="preserve">edges, the model predicts galactosylation above its upper limit of</w:t>
-      </w:r>
-      <w:r>
-        <w:t xml:space="preserve"> </w:t>
-      </w:r>
-      <w:r>
-        <w:t xml:space="preserve">40 % once culture temperature reaches</w:t>
-      </w:r>
-      <w:r>
-        <w:t xml:space="preserve"> </w:t>
-      </w:r>
-      <w:r>
-        <w:t xml:space="preserve">35.8 °C. The exceedance grows to</w:t>
-      </w:r>
-      <w:r>
-        <w:t xml:space="preserve"> </w:t>
-      </w:r>
-      <w:r>
-        <w:t xml:space="preserve">0.27 percentage points at the extreme corner. The affected</w:t>
-      </w:r>
-      <w:r>
-        <w:t xml:space="preserve"> </w:t>
-      </w:r>
-      <w:r>
-        <w:t xml:space="preserve">volume is small, since it requires three factors at an edge simultaneously and then</w:t>
-      </w:r>
-      <w:r>
-        <w:t xml:space="preserve"> </w:t>
-      </w:r>
-      <w:r>
-        <w:t xml:space="preserve">occupies only the top 0.2 °C of the temperature range at</w:t>
-      </w:r>
-      <w:r>
-        <w:t xml:space="preserve"> </w:t>
-      </w:r>
-      <w:r>
-        <w:t xml:space="preserve">that corner. The corner is nevertheless excluded, and movement into it would be a change</w:t>
-      </w:r>
-      <w:r>
-        <w:t xml:space="preserve"> </w:t>
-      </w:r>
-      <w:r>
-        <w:t xml:space="preserve">requiring prior assessment.</w:t>
+        <w:t xml:space="preserve">The criterion applied here is the in-process limit for the step and not the drug substance</w:t>
+      </w:r>
+      <w:r>
+        <w:t xml:space="preserve"> </w:t>
+      </w:r>
+      <w:r>
+        <w:t xml:space="preserve">criterion. The glycans and the charge variants are not modified after the bioreactor, so the</w:t>
+      </w:r>
+      <w:r>
+        <w:t xml:space="preserve"> </w:t>
+      </w:r>
+      <w:r>
+        <w:t xml:space="preserve">drug substance criterion already applies at this step, and it is far wider than the spread</w:t>
+      </w:r>
+      <w:r>
+        <w:t xml:space="preserve"> </w:t>
+      </w:r>
+      <w:r>
+        <w:t xml:space="preserve">the process itself shows. The binding control is therefore the demonstrated capability, and</w:t>
+      </w:r>
+      <w:r>
+        <w:t xml:space="preserve"> </w:t>
+      </w:r>
+      <w:r>
+        <w:t xml:space="preserve">the limits used are the capability alert limits given in</w:t>
+      </w:r>
+      <w:r>
+        <w:t xml:space="preserve"> </w:t>
+      </w:r>
+      <w:hyperlink w:anchor="tbl-par">
+        <w:r>
+          <w:rPr>
+            <w:rStyle w:val="Hyperlink"/>
+          </w:rPr>
+          <w:t xml:space="preserve">Table 22</w:t>
+        </w:r>
+      </w:hyperlink>
+      <w:r>
+        <w:t xml:space="preserve">. For galactosylation that</w:t>
+      </w:r>
+      <w:r>
+        <w:t xml:space="preserve"> </w:t>
+      </w:r>
+      <w:r>
+        <w:t xml:space="preserve">is 30.1 % against a drug substance criterion of</w:t>
+      </w:r>
+      <w:r>
+        <w:t xml:space="preserve"> </w:t>
+      </w:r>
+      <w:r>
+        <w:t xml:space="preserve">40 %.</w:t>
+      </w:r>
+    </w:p>
+    <w:p>
+      <w:pPr>
+        <w:pStyle w:val="BodyText"/>
+      </w:pPr>
+      <w:r>
+        <w:t xml:space="preserve">Galactosylation is the attribute that removes most of the cube, rejecting</w:t>
+      </w:r>
+      <w:r>
+        <w:t xml:space="preserve"> </w:t>
+      </w:r>
+      <w:r>
+        <w:t xml:space="preserve">14 % of the grid points on its own. The region it</w:t>
+      </w:r>
+      <w:r>
+        <w:t xml:space="preserve"> </w:t>
+      </w:r>
+      <w:r>
+        <w:t xml:space="preserve">takes out is the low pH corner. Where culture pH is at</w:t>
+      </w:r>
+      <w:r>
+        <w:t xml:space="preserve"> </w:t>
+      </w:r>
+      <w:r>
+        <w:t xml:space="preserve">6.60, dissolved CO₂ at 40 mmHg</w:t>
+      </w:r>
+      <w:r>
+        <w:t xml:space="preserve"> </w:t>
+      </w:r>
+      <w:r>
+        <w:t xml:space="preserve">and culture duration at 15 days, all three at their</w:t>
+      </w:r>
+      <w:r>
+        <w:t xml:space="preserve"> </w:t>
+      </w:r>
+      <w:r>
+        <w:t xml:space="preserve">lower characterization edges, the model predicts galactosylation above</w:t>
+      </w:r>
+      <w:r>
+        <w:t xml:space="preserve"> </w:t>
+      </w:r>
+      <w:r>
+        <w:t xml:space="preserve">30.1 % once culture temperature reaches</w:t>
+      </w:r>
+      <w:r>
+        <w:t xml:space="preserve"> </w:t>
+      </w:r>
+      <w:r>
+        <w:t xml:space="preserve">34.0 °C. The exceedance grows to</w:t>
+      </w:r>
+      <w:r>
+        <w:t xml:space="preserve"> </w:t>
+      </w:r>
+      <w:r>
+        <w:t xml:space="preserve">10.21 percentage points at the extreme corner, and that corner</w:t>
+      </w:r>
+      <w:r>
+        <w:t xml:space="preserve"> </w:t>
+      </w:r>
+      <w:r>
+        <w:t xml:space="preserve">occupies the top 2.0 °C of the temperature range. The</w:t>
+      </w:r>
+      <w:r>
+        <w:t xml:space="preserve"> </w:t>
+      </w:r>
+      <w:r>
+        <w:t xml:space="preserve">other four attributes remove further parts of the cube, and none of them is negligible.</w:t>
+      </w:r>
+      <w:r>
+        <w:t xml:space="preserve"> </w:t>
+      </w:r>
+      <w:r>
+        <w:t xml:space="preserve">Movement outside the region would be a change requiring prior assessment.</w:t>
       </w:r>
     </w:p>
     <w:p>
@@ -18422,43 +18504,43 @@
         <w:pStyle w:val="BodyText"/>
       </w:pPr>
       <w:r>
-        <w:t xml:space="preserve">The worst case that the region must satisfy is not the same corner for every attribute.</w:t>
-      </w:r>
-      <w:r>
-        <w:t xml:space="preserve"> </w:t>
-      </w:r>
-      <w:r>
-        <w:t xml:space="preserve">For galactosylation it is low pH with high temperature, short duration and low dissolved</w:t>
-      </w:r>
-      <w:r>
-        <w:t xml:space="preserve"> </w:t>
-      </w:r>
-      <w:r>
-        <w:t xml:space="preserve">CO₂, which is the excluded corner, and for high mannose it is high pH with low</w:t>
-      </w:r>
-      <w:r>
-        <w:t xml:space="preserve"> </w:t>
-      </w:r>
-      <w:r>
-        <w:t xml:space="preserve">temperature, where the predicted level reaches</w:t>
-      </w:r>
-      <w:r>
-        <w:t xml:space="preserve"> </w:t>
-      </w:r>
-      <w:r>
-        <w:t xml:space="preserve">8.60 % against an upper limit of</w:t>
-      </w:r>
-      <w:r>
-        <w:t xml:space="preserve"> </w:t>
-      </w:r>
-      <w:r>
-        <w:t xml:space="preserve">10 %. For aggregate it is high pH</w:t>
-      </w:r>
-      <w:r>
-        <w:t xml:space="preserve"> </w:t>
-      </w:r>
-      <w:r>
-        <w:t xml:space="preserve">with long duration, where the predicted level reaches</w:t>
+        <w:t xml:space="preserve">The worst case is not the same corner for every attribute, and this is why the region has to</w:t>
+      </w:r>
+      <w:r>
+        <w:t xml:space="preserve"> </w:t>
+      </w:r>
+      <w:r>
+        <w:t xml:space="preserve">be stated as a region and not as four independent ranges. For galactosylation the worst</w:t>
+      </w:r>
+      <w:r>
+        <w:t xml:space="preserve"> </w:t>
+      </w:r>
+      <w:r>
+        <w:t xml:space="preserve">corner is low pH with high temperature, short duration and low dissolved CO₂. For high</w:t>
+      </w:r>
+      <w:r>
+        <w:t xml:space="preserve"> </w:t>
+      </w:r>
+      <w:r>
+        <w:t xml:space="preserve">mannose it is high pH with low temperature, where the predicted level reaches</w:t>
+      </w:r>
+      <w:r>
+        <w:t xml:space="preserve"> </w:t>
+      </w:r>
+      <w:r>
+        <w:t xml:space="preserve">8.60 % against an in-process limit of</w:t>
+      </w:r>
+      <w:r>
+        <w:t xml:space="preserve"> </w:t>
+      </w:r>
+      <w:r>
+        <w:t xml:space="preserve">7.28 %. For aggregate it is high pH with long</w:t>
+      </w:r>
+      <w:r>
+        <w:t xml:space="preserve"> </w:t>
+      </w:r>
+      <w:r>
+        <w:t xml:space="preserve">duration, where the predicted level reaches</w:t>
       </w:r>
       <w:r>
         <w:t xml:space="preserve"> </w:t>
@@ -18470,13 +18552,25 @@
         <w:t xml:space="preserve"> </w:t>
       </w:r>
       <w:r>
-        <w:t xml:space="preserve">5 %. For afucosylation the</w:t>
-      </w:r>
-      <w:r>
-        <w:t xml:space="preserve"> </w:t>
-      </w:r>
-      <w:r>
-        <w:t xml:space="preserve">binding case is the lower limit, and the minimum predicted level anywhere in the region is</w:t>
+        <w:t xml:space="preserve">1.86 %. Each of these worst corners sits outside its</w:t>
+      </w:r>
+      <w:r>
+        <w:t xml:space="preserve"> </w:t>
+      </w:r>
+      <w:r>
+        <w:t xml:space="preserve">limit, so each is outside the design space, and they are excluded in different parts of the</w:t>
+      </w:r>
+      <w:r>
+        <w:t xml:space="preserve"> </w:t>
+      </w:r>
+      <w:r>
+        <w:t xml:space="preserve">cube. For afucosylation the binding case at the low end is the drug substance lower limit,</w:t>
+      </w:r>
+      <w:r>
+        <w:t xml:space="preserve"> </w:t>
+      </w:r>
+      <w:r>
+        <w:t xml:space="preserve">and the minimum predicted level anywhere in the characterized region is</w:t>
       </w:r>
       <w:r>
         <w:t xml:space="preserve"> </w:t>
@@ -18488,13 +18582,7 @@
         <w:t xml:space="preserve"> </w:t>
       </w:r>
       <w:r>
-        <w:t xml:space="preserve">2 %. Each of these worst cases</w:t>
-      </w:r>
-      <w:r>
-        <w:t xml:space="preserve"> </w:t>
-      </w:r>
-      <w:r>
-        <w:t xml:space="preserve">sits inside acceptance.</w:t>
+        <w:t xml:space="preserve">2 %, so that end is not binding.</w:t>
       </w:r>
     </w:p>
     <w:p>
@@ -18682,25 +18770,25 @@
         <w:pStyle w:val="FirstParagraph"/>
       </w:pPr>
       <w:r>
-        <w:t xml:space="preserve">Every characterized range is a proven acceptable range for every attribute this step</w:t>
-      </w:r>
-      <w:r>
-        <w:t xml:space="preserve"> </w:t>
-      </w:r>
-      <w:r>
-        <w:t xml:space="preserve">governs, under both of the analyses described below. This section states the acceptance</w:t>
-      </w:r>
-      <w:r>
-        <w:t xml:space="preserve"> </w:t>
-      </w:r>
-      <w:r>
-        <w:t xml:space="preserve">basis, gives the computed ranges, and explains why that outcome does not make the design</w:t>
-      </w:r>
-      <w:r>
-        <w:t xml:space="preserve"> </w:t>
-      </w:r>
-      <w:r>
-        <w:t xml:space="preserve">space redundant.</w:t>
+        <w:t xml:space="preserve">Most characterized ranges are proven acceptable ranges in full when the other factors are</w:t>
+      </w:r>
+      <w:r>
+        <w:t xml:space="preserve"> </w:t>
+      </w:r>
+      <w:r>
+        <w:t xml:space="preserve">held at their set-points, and most are not once the other factors are allowed to move. This</w:t>
+      </w:r>
+      <w:r>
+        <w:t xml:space="preserve"> </w:t>
+      </w:r>
+      <w:r>
+        <w:t xml:space="preserve">section states the acceptance basis, gives the computed ranges, and explains what the</w:t>
+      </w:r>
+      <w:r>
+        <w:t xml:space="preserve"> </w:t>
+      </w:r>
+      <w:r>
+        <w:t xml:space="preserve">difference between the two analyses means for the control strategy.</w:t>
       </w:r>
     </w:p>
     <w:p>
@@ -18708,42 +18796,84 @@
         <w:pStyle w:val="BodyText"/>
       </w:pPr>
       <w:r>
-        <w:t xml:space="preserve">The acceptance criteria are the drug substance specifications for the attributes formed at</w:t>
-      </w:r>
-      <w:r>
-        <w:t xml:space="preserve"> </w:t>
-      </w:r>
-      <w:r>
-        <w:t xml:space="preserve">this step, taken directly from the attribute register (</w:t>
-      </w:r>
-      <w:hyperlink w:anchor="tbl-cqa">
+        <w:t xml:space="preserve">The acceptance criteria are the in-process limits for this step and not the drug substance</w:t>
+      </w:r>
+      <w:r>
+        <w:t xml:space="preserve"> </w:t>
+      </w:r>
+      <w:r>
+        <w:t xml:space="preserve">specifications. The two differ, and the difference matters here. The attributes this step</w:t>
+      </w:r>
+      <w:r>
+        <w:t xml:space="preserve"> </w:t>
+      </w:r>
+      <w:r>
+        <w:t xml:space="preserve">forms are glycans, charge variants and aggregate, and the first two are not modified by any</w:t>
+      </w:r>
+      <w:r>
+        <w:t xml:space="preserve"> </w:t>
+      </w:r>
+      <w:r>
+        <w:t xml:space="preserve">later step, so the drug substance specification already applies at the bioreactor. It is</w:t>
+      </w:r>
+      <w:r>
+        <w:t xml:space="preserve"> </w:t>
+      </w:r>
+      <w:r>
+        <w:t xml:space="preserve">also far wider than the spread the process itself shows, which means it would not bound the</w:t>
+      </w:r>
+      <w:r>
+        <w:t xml:space="preserve"> </w:t>
+      </w:r>
+      <w:r>
+        <w:t xml:space="preserve">step at all. The in-process limits are therefore capability alert limits, set at</w:t>
+      </w:r>
+      <w:r>
+        <w:t xml:space="preserve"> </w:t>
+      </w:r>
+      <w:r>
+        <w:t xml:space="preserve">2.5 standard deviations above the</w:t>
+      </w:r>
+      <w:r>
+        <w:t xml:space="preserve"> </w:t>
+      </w:r>
+      <w:r>
+        <w:t xml:space="preserve">demonstrated mean of each attribute (</w:t>
+      </w:r>
+      <w:hyperlink w:anchor="tbl-cap">
         <w:r>
           <w:rPr>
             <w:rStyle w:val="Hyperlink"/>
           </w:rPr>
-          <w:t xml:space="preserve">Table 5</w:t>
+          <w:t xml:space="preserve">Table 23</w:t>
         </w:r>
       </w:hyperlink>
       <w:r>
-        <w:t xml:space="preserve">), so no back-calculation</w:t>
-      </w:r>
-      <w:r>
-        <w:t xml:space="preserve"> </w:t>
-      </w:r>
-      <w:r>
-        <w:t xml:space="preserve">is involved. A viral clearance attribute would require one, because its step-level</w:t>
-      </w:r>
-      <w:r>
-        <w:t xml:space="preserve"> </w:t>
-      </w:r>
-      <w:r>
-        <w:t xml:space="preserve">criterion is the cumulative requirement less the clearance credited to the other steps,</w:t>
-      </w:r>
-      <w:r>
-        <w:t xml:space="preserve"> </w:t>
-      </w:r>
-      <w:r>
-        <w:t xml:space="preserve">but this step claims no viral clearance and that case does not arise here.</w:t>
+        <w:t xml:space="preserve">), and they are the criteria the ranges below</w:t>
+      </w:r>
+      <w:r>
+        <w:t xml:space="preserve"> </w:t>
+      </w:r>
+      <w:r>
+        <w:t xml:space="preserve">are measured against. Aggregate is the one attribute here that later steps do change, and</w:t>
+      </w:r>
+      <w:r>
+        <w:t xml:space="preserve"> </w:t>
+      </w:r>
+      <w:r>
+        <w:t xml:space="preserve">its limit is carried back from the drug substance criterion through the clearance that</w:t>
+      </w:r>
+      <w:r>
+        <w:t xml:space="preserve"> </w:t>
+      </w:r>
+      <w:r>
+        <w:t xml:space="preserve">cation exchange delivers. No viral clearance is claimed for this step, so the step-level</w:t>
+      </w:r>
+      <w:r>
+        <w:t xml:space="preserve"> </w:t>
+      </w:r>
+      <w:r>
+        <w:t xml:space="preserve">back-calculation used for a clearance attribute does not arise.</w:t>
       </w:r>
     </w:p>
     <w:p>
@@ -18837,12 +18967,13 @@
               <w:tblLook w:firstRow="1" w:lastRow="0" w:firstColumn="0" w:lastColumn="0" w:noHBand="0" w:noVBand="0" w:val="0020"/>
             </w:tblPr>
             <w:tblGrid>
-              <w:gridCol w:w="1500"/>
-              <w:gridCol w:w="1834"/>
-              <w:gridCol w:w="1250"/>
-              <w:gridCol w:w="666"/>
-              <w:gridCol w:w="1584"/>
-              <w:gridCol w:w="1083"/>
+              <w:gridCol w:w="1320"/>
+              <w:gridCol w:w="1613"/>
+              <w:gridCol w:w="1100"/>
+              <w:gridCol w:w="586"/>
+              <w:gridCol w:w="953"/>
+              <w:gridCol w:w="1393"/>
+              <w:gridCol w:w="953"/>
             </w:tblGrid>
             <w:tr>
               <w:trPr>
@@ -18909,6 +19040,19 @@
                     <w:jc w:val="center"/>
                   </w:pPr>
                   <w:r>
+                    <w:t xml:space="preserve">Criterion</w:t>
+                  </w:r>
+                </w:p>
+              </w:tc>
+              <w:tc>
+                <w:tcPr/>
+                <w:p>
+                  <w:pPr>
+                    <w:pStyle w:val="Compact"/>
+                    <w:jc w:val="left"/>
+                    <w:jc w:val="center"/>
+                  </w:pPr>
+                  <w:r>
                     <w:t xml:space="preserve">PAR (set-point)</w:t>
                   </w:r>
                 </w:p>
@@ -18989,6 +19133,19 @@
                     <w:jc w:val="center"/>
                   </w:pPr>
                   <w:r>
+                    <w:t xml:space="preserve">≤ 9.43</w:t>
+                  </w:r>
+                </w:p>
+              </w:tc>
+              <w:tc>
+                <w:tcPr/>
+                <w:p>
+                  <w:pPr>
+                    <w:pStyle w:val="Compact"/>
+                    <w:jc w:val="left"/>
+                    <w:jc w:val="center"/>
+                  </w:pPr>
+                  <w:r>
                     <w:t xml:space="preserve">6.6–7.1</w:t>
                   </w:r>
                 </w:p>
@@ -19002,7 +19159,7 @@
                     <w:jc w:val="center"/>
                   </w:pPr>
                   <w:r>
-                    <w:t xml:space="preserve">6.6–7.1</w:t>
+                    <w:t xml:space="preserve">6.82–7.1</w:t>
                   </w:r>
                 </w:p>
               </w:tc>
@@ -19069,6 +19226,19 @@
                     <w:jc w:val="center"/>
                   </w:pPr>
                   <w:r>
+                    <w:t xml:space="preserve">≤ 9.43</w:t>
+                  </w:r>
+                </w:p>
+              </w:tc>
+              <w:tc>
+                <w:tcPr/>
+                <w:p>
+                  <w:pPr>
+                    <w:pStyle w:val="Compact"/>
+                    <w:jc w:val="left"/>
+                    <w:jc w:val="center"/>
+                  </w:pPr>
+                  <w:r>
                     <w:t xml:space="preserve">34–36</w:t>
                   </w:r>
                 </w:p>
@@ -19082,7 +19252,7 @@
                     <w:jc w:val="center"/>
                   </w:pPr>
                   <w:r>
-                    <w:t xml:space="preserve">34–36</w:t>
+                    <w:t xml:space="preserve">34.7–36</w:t>
                   </w:r>
                 </w:p>
               </w:tc>
@@ -19149,20 +19319,33 @@
                     <w:jc w:val="center"/>
                   </w:pPr>
                   <w:r>
-                    <w:t xml:space="preserve">15–19</w:t>
-                  </w:r>
-                </w:p>
-              </w:tc>
-              <w:tc>
-                <w:tcPr/>
-                <w:p>
-                  <w:pPr>
-                    <w:pStyle w:val="Compact"/>
-                    <w:jc w:val="left"/>
-                    <w:jc w:val="center"/>
-                  </w:pPr>
-                  <w:r>
-                    <w:t xml:space="preserve">15–19</w:t>
+                    <w:t xml:space="preserve">≤ 9.43</w:t>
+                  </w:r>
+                </w:p>
+              </w:tc>
+              <w:tc>
+                <w:tcPr/>
+                <w:p>
+                  <w:pPr>
+                    <w:pStyle w:val="Compact"/>
+                    <w:jc w:val="left"/>
+                    <w:jc w:val="center"/>
+                  </w:pPr>
+                  <w:r>
+                    <w:t xml:space="preserve">15.2–19</w:t>
+                  </w:r>
+                </w:p>
+              </w:tc>
+              <w:tc>
+                <w:tcPr/>
+                <w:p>
+                  <w:pPr>
+                    <w:pStyle w:val="Compact"/>
+                    <w:jc w:val="left"/>
+                    <w:jc w:val="center"/>
+                  </w:pPr>
+                  <w:r>
+                    <w:t xml:space="preserve">16.8–19</w:t>
                   </w:r>
                 </w:p>
               </w:tc>
@@ -19229,6 +19412,19 @@
                     <w:jc w:val="center"/>
                   </w:pPr>
                   <w:r>
+                    <w:t xml:space="preserve">≤ 9.43</w:t>
+                  </w:r>
+                </w:p>
+              </w:tc>
+              <w:tc>
+                <w:tcPr/>
+                <w:p>
+                  <w:pPr>
+                    <w:pStyle w:val="Compact"/>
+                    <w:jc w:val="left"/>
+                    <w:jc w:val="center"/>
+                  </w:pPr>
+                  <w:r>
                     <w:t xml:space="preserve">40–160</w:t>
                   </w:r>
                 </w:p>
@@ -19242,7 +19438,7 @@
                     <w:jc w:val="center"/>
                   </w:pPr>
                   <w:r>
-                    <w:t xml:space="preserve">40–160</w:t>
+                    <w:t xml:space="preserve">82–160</w:t>
                   </w:r>
                 </w:p>
               </w:tc>
@@ -19309,6 +19505,19 @@
                     <w:jc w:val="center"/>
                   </w:pPr>
                   <w:r>
+                    <w:t xml:space="preserve">≤ 30.1</w:t>
+                  </w:r>
+                </w:p>
+              </w:tc>
+              <w:tc>
+                <w:tcPr/>
+                <w:p>
+                  <w:pPr>
+                    <w:pStyle w:val="Compact"/>
+                    <w:jc w:val="left"/>
+                    <w:jc w:val="center"/>
+                  </w:pPr>
+                  <w:r>
                     <w:t xml:space="preserve">6.6–7.1</w:t>
                   </w:r>
                 </w:p>
@@ -19322,7 +19531,7 @@
                     <w:jc w:val="center"/>
                   </w:pPr>
                   <w:r>
-                    <w:t xml:space="preserve">6.6–7.1</w:t>
+                    <w:t xml:space="preserve">6.74–7.1</w:t>
                   </w:r>
                 </w:p>
               </w:tc>
@@ -19389,6 +19598,19 @@
                     <w:jc w:val="center"/>
                   </w:pPr>
                   <w:r>
+                    <w:t xml:space="preserve">≤ 30.1</w:t>
+                  </w:r>
+                </w:p>
+              </w:tc>
+              <w:tc>
+                <w:tcPr/>
+                <w:p>
+                  <w:pPr>
+                    <w:pStyle w:val="Compact"/>
+                    <w:jc w:val="left"/>
+                    <w:jc w:val="center"/>
+                  </w:pPr>
+                  <w:r>
                     <w:t xml:space="preserve">34–36</w:t>
                   </w:r>
                 </w:p>
@@ -19402,7 +19624,7 @@
                     <w:jc w:val="center"/>
                   </w:pPr>
                   <w:r>
-                    <w:t xml:space="preserve">34–36</w:t>
+                    <w:t xml:space="preserve">34–35.5</w:t>
                   </w:r>
                 </w:p>
               </w:tc>
@@ -19469,20 +19691,33 @@
                     <w:jc w:val="center"/>
                   </w:pPr>
                   <w:r>
-                    <w:t xml:space="preserve">15–19</w:t>
-                  </w:r>
-                </w:p>
-              </w:tc>
-              <w:tc>
-                <w:tcPr/>
-                <w:p>
-                  <w:pPr>
-                    <w:pStyle w:val="Compact"/>
-                    <w:jc w:val="left"/>
-                    <w:jc w:val="center"/>
-                  </w:pPr>
-                  <w:r>
-                    <w:t xml:space="preserve">15–19</w:t>
+                    <w:t xml:space="preserve">≤ 30.1</w:t>
+                  </w:r>
+                </w:p>
+              </w:tc>
+              <w:tc>
+                <w:tcPr/>
+                <w:p>
+                  <w:pPr>
+                    <w:pStyle w:val="Compact"/>
+                    <w:jc w:val="left"/>
+                    <w:jc w:val="center"/>
+                  </w:pPr>
+                  <w:r>
+                    <w:t xml:space="preserve">15.2–19</w:t>
+                  </w:r>
+                </w:p>
+              </w:tc>
+              <w:tc>
+                <w:tcPr/>
+                <w:p>
+                  <w:pPr>
+                    <w:pStyle w:val="Compact"/>
+                    <w:jc w:val="left"/>
+                    <w:jc w:val="center"/>
+                  </w:pPr>
+                  <w:r>
+                    <w:t xml:space="preserve">16.4–19</w:t>
                   </w:r>
                 </w:p>
               </w:tc>
@@ -19549,6 +19784,19 @@
                     <w:jc w:val="center"/>
                   </w:pPr>
                   <w:r>
+                    <w:t xml:space="preserve">≤ 30.1</w:t>
+                  </w:r>
+                </w:p>
+              </w:tc>
+              <w:tc>
+                <w:tcPr/>
+                <w:p>
+                  <w:pPr>
+                    <w:pStyle w:val="Compact"/>
+                    <w:jc w:val="left"/>
+                    <w:jc w:val="center"/>
+                  </w:pPr>
+                  <w:r>
                     <w:t xml:space="preserve">40–160</w:t>
                   </w:r>
                 </w:p>
@@ -19562,7 +19810,7 @@
                     <w:jc w:val="center"/>
                   </w:pPr>
                   <w:r>
-                    <w:t xml:space="preserve">40–160</w:t>
+                    <w:t xml:space="preserve">74.5–160</w:t>
                   </w:r>
                 </w:p>
               </w:tc>
@@ -19629,6 +19877,19 @@
                     <w:jc w:val="center"/>
                   </w:pPr>
                   <w:r>
+                    <w:t xml:space="preserve">≤ 7.28</w:t>
+                  </w:r>
+                </w:p>
+              </w:tc>
+              <w:tc>
+                <w:tcPr/>
+                <w:p>
+                  <w:pPr>
+                    <w:pStyle w:val="Compact"/>
+                    <w:jc w:val="left"/>
+                    <w:jc w:val="center"/>
+                  </w:pPr>
+                  <w:r>
                     <w:t xml:space="preserve">6.6–7.1</w:t>
                   </w:r>
                 </w:p>
@@ -19642,7 +19903,7 @@
                     <w:jc w:val="center"/>
                   </w:pPr>
                   <w:r>
-                    <w:t xml:space="preserve">6.6–7.1</w:t>
+                    <w:t xml:space="preserve">6.6–6.94</w:t>
                   </w:r>
                 </w:p>
               </w:tc>
@@ -19709,6 +19970,19 @@
                     <w:jc w:val="center"/>
                   </w:pPr>
                   <w:r>
+                    <w:t xml:space="preserve">≤ 7.28</w:t>
+                  </w:r>
+                </w:p>
+              </w:tc>
+              <w:tc>
+                <w:tcPr/>
+                <w:p>
+                  <w:pPr>
+                    <w:pStyle w:val="Compact"/>
+                    <w:jc w:val="left"/>
+                    <w:jc w:val="center"/>
+                  </w:pPr>
+                  <w:r>
                     <w:t xml:space="preserve">34–36</w:t>
                   </w:r>
                 </w:p>
@@ -19722,7 +19996,7 @@
                     <w:jc w:val="center"/>
                   </w:pPr>
                   <w:r>
-                    <w:t xml:space="preserve">34–36</w:t>
+                    <w:t xml:space="preserve">34.1–36</w:t>
                   </w:r>
                 </w:p>
               </w:tc>
@@ -19789,6 +20063,19 @@
                     <w:jc w:val="center"/>
                   </w:pPr>
                   <w:r>
+                    <w:t xml:space="preserve">≤ 7.28</w:t>
+                  </w:r>
+                </w:p>
+              </w:tc>
+              <w:tc>
+                <w:tcPr/>
+                <w:p>
+                  <w:pPr>
+                    <w:pStyle w:val="Compact"/>
+                    <w:jc w:val="left"/>
+                    <w:jc w:val="center"/>
+                  </w:pPr>
+                  <w:r>
                     <w:t xml:space="preserve">15–19</w:t>
                   </w:r>
                 </w:p>
@@ -19869,6 +20156,19 @@
                     <w:jc w:val="center"/>
                   </w:pPr>
                   <w:r>
+                    <w:t xml:space="preserve">≤ 7.28</w:t>
+                  </w:r>
+                </w:p>
+              </w:tc>
+              <w:tc>
+                <w:tcPr/>
+                <w:p>
+                  <w:pPr>
+                    <w:pStyle w:val="Compact"/>
+                    <w:jc w:val="left"/>
+                    <w:jc w:val="center"/>
+                  </w:pPr>
+                  <w:r>
                     <w:t xml:space="preserve">40–160</w:t>
                   </w:r>
                 </w:p>
@@ -19882,7 +20182,7 @@
                     <w:jc w:val="center"/>
                   </w:pPr>
                   <w:r>
-                    <w:t xml:space="preserve">40–160</w:t>
+                    <w:t xml:space="preserve">40–156</w:t>
                   </w:r>
                 </w:p>
               </w:tc>
@@ -19949,6 +20249,19 @@
                     <w:jc w:val="center"/>
                   </w:pPr>
                   <w:r>
+                    <w:t xml:space="preserve">≤ 25.8</w:t>
+                  </w:r>
+                </w:p>
+              </w:tc>
+              <w:tc>
+                <w:tcPr/>
+                <w:p>
+                  <w:pPr>
+                    <w:pStyle w:val="Compact"/>
+                    <w:jc w:val="left"/>
+                    <w:jc w:val="center"/>
+                  </w:pPr>
+                  <w:r>
                     <w:t xml:space="preserve">6.6–7.1</w:t>
                   </w:r>
                 </w:p>
@@ -19962,7 +20275,7 @@
                     <w:jc w:val="center"/>
                   </w:pPr>
                   <w:r>
-                    <w:t xml:space="preserve">6.6–7.1</w:t>
+                    <w:t xml:space="preserve">6.82–7.1</w:t>
                   </w:r>
                 </w:p>
               </w:tc>
@@ -20029,6 +20342,19 @@
                     <w:jc w:val="center"/>
                   </w:pPr>
                   <w:r>
+                    <w:t xml:space="preserve">≤ 25.8</w:t>
+                  </w:r>
+                </w:p>
+              </w:tc>
+              <w:tc>
+                <w:tcPr/>
+                <w:p>
+                  <w:pPr>
+                    <w:pStyle w:val="Compact"/>
+                    <w:jc w:val="left"/>
+                    <w:jc w:val="center"/>
+                  </w:pPr>
+                  <w:r>
                     <w:t xml:space="preserve">34–36</w:t>
                   </w:r>
                 </w:p>
@@ -20042,7 +20368,7 @@
                     <w:jc w:val="center"/>
                   </w:pPr>
                   <w:r>
-                    <w:t xml:space="preserve">34–36</w:t>
+                    <w:t xml:space="preserve">34–35.2</w:t>
                   </w:r>
                 </w:p>
               </w:tc>
@@ -20109,6 +20435,19 @@
                     <w:jc w:val="center"/>
                   </w:pPr>
                   <w:r>
+                    <w:t xml:space="preserve">≤ 25.8</w:t>
+                  </w:r>
+                </w:p>
+              </w:tc>
+              <w:tc>
+                <w:tcPr/>
+                <w:p>
+                  <w:pPr>
+                    <w:pStyle w:val="Compact"/>
+                    <w:jc w:val="left"/>
+                    <w:jc w:val="center"/>
+                  </w:pPr>
+                  <w:r>
                     <w:t xml:space="preserve">15–19</w:t>
                   </w:r>
                 </w:p>
@@ -20189,20 +20528,33 @@
                     <w:jc w:val="center"/>
                   </w:pPr>
                   <w:r>
-                    <w:t xml:space="preserve">40–160</w:t>
-                  </w:r>
-                </w:p>
-              </w:tc>
-              <w:tc>
-                <w:tcPr/>
-                <w:p>
-                  <w:pPr>
-                    <w:pStyle w:val="Compact"/>
-                    <w:jc w:val="left"/>
-                    <w:jc w:val="center"/>
-                  </w:pPr>
-                  <w:r>
-                    <w:t xml:space="preserve">40–160</w:t>
+                    <w:t xml:space="preserve">≤ 25.8</w:t>
+                  </w:r>
+                </w:p>
+              </w:tc>
+              <w:tc>
+                <w:tcPr/>
+                <w:p>
+                  <w:pPr>
+                    <w:pStyle w:val="Compact"/>
+                    <w:jc w:val="left"/>
+                    <w:jc w:val="center"/>
+                  </w:pPr>
+                  <w:r>
+                    <w:t xml:space="preserve">46.6–160</w:t>
+                  </w:r>
+                </w:p>
+              </w:tc>
+              <w:tc>
+                <w:tcPr/>
+                <w:p>
+                  <w:pPr>
+                    <w:pStyle w:val="Compact"/>
+                    <w:jc w:val="left"/>
+                    <w:jc w:val="center"/>
+                  </w:pPr>
+                  <w:r>
+                    <w:t xml:space="preserve">92.5–160</w:t>
                   </w:r>
                 </w:p>
               </w:tc>
@@ -20269,6 +20621,19 @@
                     <w:jc w:val="center"/>
                   </w:pPr>
                   <w:r>
+                    <w:t xml:space="preserve">≤ 1.86</w:t>
+                  </w:r>
+                </w:p>
+              </w:tc>
+              <w:tc>
+                <w:tcPr/>
+                <w:p>
+                  <w:pPr>
+                    <w:pStyle w:val="Compact"/>
+                    <w:jc w:val="left"/>
+                    <w:jc w:val="center"/>
+                  </w:pPr>
+                  <w:r>
                     <w:t xml:space="preserve">6.6–7.1</w:t>
                   </w:r>
                 </w:p>
@@ -20282,7 +20647,7 @@
                     <w:jc w:val="center"/>
                   </w:pPr>
                   <w:r>
-                    <w:t xml:space="preserve">6.6–7.1</w:t>
+                    <w:t xml:space="preserve">6.6–6.93</w:t>
                   </w:r>
                 </w:p>
               </w:tc>
@@ -20349,6 +20714,19 @@
                     <w:jc w:val="center"/>
                   </w:pPr>
                   <w:r>
+                    <w:t xml:space="preserve">≤ 1.86</w:t>
+                  </w:r>
+                </w:p>
+              </w:tc>
+              <w:tc>
+                <w:tcPr/>
+                <w:p>
+                  <w:pPr>
+                    <w:pStyle w:val="Compact"/>
+                    <w:jc w:val="left"/>
+                    <w:jc w:val="center"/>
+                  </w:pPr>
+                  <w:r>
                     <w:t xml:space="preserve">34–36</w:t>
                   </w:r>
                 </w:p>
@@ -20429,20 +20807,33 @@
                     <w:jc w:val="center"/>
                   </w:pPr>
                   <w:r>
-                    <w:t xml:space="preserve">15–19</w:t>
-                  </w:r>
-                </w:p>
-              </w:tc>
-              <w:tc>
-                <w:tcPr/>
-                <w:p>
-                  <w:pPr>
-                    <w:pStyle w:val="Compact"/>
-                    <w:jc w:val="left"/>
-                    <w:jc w:val="center"/>
-                  </w:pPr>
-                  <w:r>
-                    <w:t xml:space="preserve">15–19</w:t>
+                    <w:t xml:space="preserve">≤ 1.86</w:t>
+                  </w:r>
+                </w:p>
+              </w:tc>
+              <w:tc>
+                <w:tcPr/>
+                <w:p>
+                  <w:pPr>
+                    <w:pStyle w:val="Compact"/>
+                    <w:jc w:val="left"/>
+                    <w:jc w:val="center"/>
+                  </w:pPr>
+                  <w:r>
+                    <w:t xml:space="preserve">15–18.7</w:t>
+                  </w:r>
+                </w:p>
+              </w:tc>
+              <w:tc>
+                <w:tcPr/>
+                <w:p>
+                  <w:pPr>
+                    <w:pStyle w:val="Compact"/>
+                    <w:jc w:val="left"/>
+                    <w:jc w:val="center"/>
+                  </w:pPr>
+                  <w:r>
+                    <w:t xml:space="preserve">15–17.7</w:t>
                   </w:r>
                 </w:p>
               </w:tc>
@@ -20497,6 +20888,19 @@
                   </w:pPr>
                   <w:r>
                     <w:t xml:space="preserve">mmHg</w:t>
+                  </w:r>
+                </w:p>
+              </w:tc>
+              <w:tc>
+                <w:tcPr/>
+                <w:p>
+                  <w:pPr>
+                    <w:pStyle w:val="Compact"/>
+                    <w:jc w:val="left"/>
+                    <w:jc w:val="center"/>
+                  </w:pPr>
+                  <w:r>
+                    <w:t xml:space="preserve">≤ 1.86</w:t>
                   </w:r>
                 </w:p>
               </w:tc>
@@ -20555,37 +20959,111 @@
         <w:t xml:space="preserve"> </w:t>
       </w:r>
       <w:r>
-        <w:t xml:space="preserve">attributes and the 4 response-surface parameters, and in every row the</w:t>
-      </w:r>
-      <w:r>
-        <w:t xml:space="preserve"> </w:t>
-      </w:r>
-      <w:r>
-        <w:t xml:space="preserve">proven acceptable range equals the characterization range. That holds for all</w:t>
-      </w:r>
-      <w:r>
-        <w:t xml:space="preserve"> </w:t>
-      </w:r>
-      <w:r>
-        <w:t xml:space="preserve">20 rows under the at set-point analysis and for all</w:t>
-      </w:r>
-      <w:r>
-        <w:t xml:space="preserve"> </w:t>
-      </w:r>
-      <w:r>
-        <w:t xml:space="preserve">20 rows under the NOR-propagated analysis. No parameter has a</w:t>
-      </w:r>
-      <w:r>
-        <w:t xml:space="preserve"> </w:t>
-      </w:r>
-      <w:r>
-        <w:t xml:space="preserve">narrower proven acceptable range than the range over which it was studied, and no</w:t>
-      </w:r>
-      <w:r>
-        <w:t xml:space="preserve"> </w:t>
-      </w:r>
-      <w:r>
-        <w:t xml:space="preserve">attribute binds a parameter before the edge of the knowledge space is reached.</w:t>
+        <w:t xml:space="preserve">attributes and the 4 response-surface parameters. Under the at set-point</w:t>
+      </w:r>
+      <w:r>
+        <w:t xml:space="preserve"> </w:t>
+      </w:r>
+      <w:r>
+        <w:t xml:space="preserve">analysis 16 of the 20 rows return the full</w:t>
+      </w:r>
+      <w:r>
+        <w:t xml:space="preserve"> </w:t>
+      </w:r>
+      <w:r>
+        <w:t xml:space="preserve">characterization range. Under the NOR-propagated analysis only</w:t>
+      </w:r>
+      <w:r>
+        <w:t xml:space="preserve"> </w:t>
+      </w:r>
+      <w:r>
+        <w:t xml:space="preserve">4 do. The gap between those two counts is the whole content of</w:t>
+      </w:r>
+      <w:r>
+        <w:t xml:space="preserve"> </w:t>
+      </w:r>
+      <w:r>
+        <w:t xml:space="preserve">this section. Holding the other three factors at their set-points, almost every parameter</w:t>
+      </w:r>
+      <w:r>
+        <w:t xml:space="preserve"> </w:t>
+      </w:r>
+      <w:r>
+        <w:t xml:space="preserve">can be run across the range it was studied over. Letting the other three move within their</w:t>
+      </w:r>
+      <w:r>
+        <w:t xml:space="preserve"> </w:t>
+      </w:r>
+      <w:r>
+        <w:t xml:space="preserve">normal operating ranges takes that back for most of them, because the predictive interval</w:t>
+      </w:r>
+      <w:r>
+        <w:t xml:space="preserve"> </w:t>
+      </w:r>
+      <w:r>
+        <w:t xml:space="preserve">then carries the variation of three factors and the residual spread of the model as well.</w:t>
+      </w:r>
+    </w:p>
+    <w:p>
+      <w:pPr>
+        <w:pStyle w:val="BodyText"/>
+      </w:pPr>
+      <w:r>
+        <w:t xml:space="preserve">The parameter the stricter analysis bounds most often is</w:t>
+      </w:r>
+      <w:r>
+        <w:t xml:space="preserve"> </w:t>
+      </w:r>
+      <w:r>
+        <w:t xml:space="preserve">culture ph, narrowed for 5 of the</w:t>
+      </w:r>
+      <w:r>
+        <w:t xml:space="preserve"> </w:t>
+      </w:r>
+      <w:r>
+        <w:t xml:space="preserve">5 attributes. Under the at set-point analysis the parameter bounded most</w:t>
+      </w:r>
+      <w:r>
+        <w:t xml:space="preserve"> </w:t>
+      </w:r>
+      <w:r>
+        <w:t xml:space="preserve">often is culture duration, and it is narrowed for only</w:t>
+      </w:r>
+      <w:r>
+        <w:t xml:space="preserve"> </w:t>
+      </w:r>
+      <w:r>
+        <w:t xml:space="preserve">3. The practical reading is that these parameters are</w:t>
+      </w:r>
+      <w:r>
+        <w:t xml:space="preserve"> </w:t>
+      </w:r>
+      <w:r>
+        <w:t xml:space="preserve">acceptable across their studied ranges when the rest of the operating point is near its</w:t>
+      </w:r>
+      <w:r>
+        <w:t xml:space="preserve"> </w:t>
+      </w:r>
+      <w:r>
+        <w:t xml:space="preserve">set-point, and not when the rest of the operating point is anywhere in its normal operating</w:t>
+      </w:r>
+      <w:r>
+        <w:t xml:space="preserve"> </w:t>
+      </w:r>
+      <w:r>
+        <w:t xml:space="preserve">range. That is the condition the normal operating ranges are there to hold. It is also the</w:t>
+      </w:r>
+      <w:r>
+        <w:t xml:space="preserve"> </w:t>
+      </w:r>
+      <w:r>
+        <w:t xml:space="preserve">reason the control strategy leans on the normal operating ranges and on the design space,</w:t>
+      </w:r>
+      <w:r>
+        <w:t xml:space="preserve"> </w:t>
+      </w:r>
+      <w:r>
+        <w:t xml:space="preserve">and not on the proven acceptable ranges taken one parameter at a time.</w:t>
       </w:r>
     </w:p>
     <w:p>
@@ -20913,7 +21391,7 @@
             <w:r>
               <w:drawing>
                 <wp:inline>
-                  <wp:extent cx="5334000" cy="1845992"/>
+                  <wp:extent cx="5334000" cy="1825054"/>
                   <wp:effectExtent b="0" l="0" r="0" t="0"/>
                   <wp:docPr descr="" title="" id="89" name="Picture"/>
                   <a:graphic>
@@ -20934,7 +21412,7 @@
                         <pic:spPr bwMode="auto">
                           <a:xfrm>
                             <a:off x="0" y="0"/>
-                            <a:ext cx="5334000" cy="1845992"/>
+                            <a:ext cx="5334000" cy="1825054"/>
                           </a:xfrm>
                           <a:prstGeom prst="rect">
                             <a:avLst/>
@@ -21054,49 +21532,79 @@
         <w:pStyle w:val="BodyText"/>
       </w:pPr>
       <w:r>
-        <w:t xml:space="preserve">The plots show how much margin sits behind that result. For high mannose against culture</w:t>
-      </w:r>
-      <w:r>
-        <w:t xml:space="preserve"> </w:t>
-      </w:r>
-      <w:r>
-        <w:t xml:space="preserve">pH the predicted level stays between 3.99 % and</w:t>
-      </w:r>
-      <w:r>
-        <w:t xml:space="preserve"> </w:t>
-      </w:r>
-      <w:r>
-        <w:t xml:space="preserve">8.60 % across the whole characterized region,</w:t>
-      </w:r>
-      <w:r>
-        <w:t xml:space="preserve"> </w:t>
-      </w:r>
-      <w:r>
-        <w:t xml:space="preserve">against limits of 3 % and</w:t>
-      </w:r>
-      <w:r>
-        <w:t xml:space="preserve"> </w:t>
-      </w:r>
-      <w:r>
-        <w:t xml:space="preserve">10 %. For aggregate against</w:t>
-      </w:r>
-      <w:r>
-        <w:t xml:space="preserve"> </w:t>
-      </w:r>
-      <w:r>
-        <w:t xml:space="preserve">culture pH the predicted level does not exceed</w:t>
-      </w:r>
-      <w:r>
-        <w:t xml:space="preserve"> </w:t>
-      </w:r>
-      <w:r>
-        <w:t xml:space="preserve">2.26 % anywhere, against a limit of</w:t>
-      </w:r>
-      <w:r>
-        <w:t xml:space="preserve"> </w:t>
-      </w:r>
-      <w:r>
-        <w:t xml:space="preserve">5 %. The predictive interval in</w:t>
+        <w:t xml:space="preserve">The plots show where the margin runs out. For high mannose the predicted level stays between</w:t>
+      </w:r>
+      <w:r>
+        <w:t xml:space="preserve"> </w:t>
+      </w:r>
+      <w:r>
+        <w:t xml:space="preserve">3.99 % and</w:t>
+      </w:r>
+      <w:r>
+        <w:t xml:space="preserve"> </w:t>
+      </w:r>
+      <w:r>
+        <w:t xml:space="preserve">8.60 % across the whole characterized region. That</w:t>
+      </w:r>
+      <w:r>
+        <w:t xml:space="preserve"> </w:t>
+      </w:r>
+      <w:r>
+        <w:t xml:space="preserve">sits inside the drug substance limits of</w:t>
+      </w:r>
+      <w:r>
+        <w:t xml:space="preserve"> </w:t>
+      </w:r>
+      <w:r>
+        <w:t xml:space="preserve">3 % and</w:t>
+      </w:r>
+      <w:r>
+        <w:t xml:space="preserve"> </w:t>
+      </w:r>
+      <w:r>
+        <w:t xml:space="preserve">10 % everywhere, and it crosses the</w:t>
+      </w:r>
+      <w:r>
+        <w:t xml:space="preserve"> </w:t>
+      </w:r>
+      <w:r>
+        <w:t xml:space="preserve">in-process alert limit of 7.28 % at the top of the</w:t>
+      </w:r>
+      <w:r>
+        <w:t xml:space="preserve"> </w:t>
+      </w:r>
+      <w:r>
+        <w:t xml:space="preserve">range. For aggregate the predicted level reaches</w:t>
+      </w:r>
+      <w:r>
+        <w:t xml:space="preserve"> </w:t>
+      </w:r>
+      <w:r>
+        <w:t xml:space="preserve">2.26 %, against a drug substance limit of</w:t>
+      </w:r>
+      <w:r>
+        <w:t xml:space="preserve"> </w:t>
+      </w:r>
+      <w:r>
+        <w:t xml:space="preserve">5 % and an in-process limit of</w:t>
+      </w:r>
+      <w:r>
+        <w:t xml:space="preserve"> </w:t>
+      </w:r>
+      <w:r>
+        <w:t xml:space="preserve">1.86 %. The distance between those two limits is the</w:t>
+      </w:r>
+      <w:r>
+        <w:t xml:space="preserve"> </w:t>
+      </w:r>
+      <w:r>
+        <w:t xml:space="preserve">margin the later steps provide, and the distance to the in-process limit is the margin this</w:t>
+      </w:r>
+      <w:r>
+        <w:t xml:space="preserve"> </w:t>
+      </w:r>
+      <w:r>
+        <w:t xml:space="preserve">step controls. The predictive interval in</w:t>
       </w:r>
       <w:r>
         <w:t xml:space="preserve"> </w:t>
@@ -23296,31 +23804,31 @@
         <w:t xml:space="preserve"> </w:t>
       </w:r>
       <w:r>
-        <w:t xml:space="preserve">acidic charge variants and aggregate all remain within their acceptance limits. One corner</w:t>
-      </w:r>
-      <w:r>
-        <w:t xml:space="preserve"> </w:t>
-      </w:r>
-      <w:r>
-        <w:t xml:space="preserve">of the characterized region is excluded, where three factors sit at a lower edge and</w:t>
-      </w:r>
-      <w:r>
-        <w:t xml:space="preserve"> </w:t>
-      </w:r>
-      <w:r>
-        <w:t xml:space="preserve">culture temperature is at or above 35.8 °C, and the maximum</w:t>
-      </w:r>
-      <w:r>
-        <w:t xml:space="preserve"> </w:t>
-      </w:r>
-      <w:r>
-        <w:t xml:space="preserve">predicted exceedance there is 0.27 percentage points of</w:t>
-      </w:r>
-      <w:r>
-        <w:t xml:space="preserve"> </w:t>
-      </w:r>
-      <w:r>
-        <w:t xml:space="preserve">galactosylation.</w:t>
+        <w:t xml:space="preserve">acidic charge variants and aggregate all remain within their in-process limits. That region</w:t>
+      </w:r>
+      <w:r>
+        <w:t xml:space="preserve"> </w:t>
+      </w:r>
+      <w:r>
+        <w:t xml:space="preserve">is 57 % of the characterized region and not all of it. The largest</w:t>
+      </w:r>
+      <w:r>
+        <w:t xml:space="preserve"> </w:t>
+      </w:r>
+      <w:r>
+        <w:t xml:space="preserve">single exclusion is a galactosylation edge, where three factors sit at a lower edge and</w:t>
+      </w:r>
+      <w:r>
+        <w:t xml:space="preserve"> </w:t>
+      </w:r>
+      <w:r>
+        <w:t xml:space="preserve">culture temperature is at or above 34.0 °C, and the maximum</w:t>
+      </w:r>
+      <w:r>
+        <w:t xml:space="preserve"> </w:t>
+      </w:r>
+      <w:r>
+        <w:t xml:space="preserve">predicted exceedance there is 10.21 percentage points.</w:t>
       </w:r>
     </w:p>
     <w:p>
@@ -23328,25 +23836,31 @@
         <w:pStyle w:val="BodyText"/>
       </w:pPr>
       <w:r>
-        <w:t xml:space="preserve">Every characterized range is a proven acceptable range for every attribute the step</w:t>
-      </w:r>
-      <w:r>
-        <w:t xml:space="preserve"> </w:t>
-      </w:r>
-      <w:r>
-        <w:t xml:space="preserve">governs, under both the at set-point and the NOR-propagated analyses, so the binding</w:t>
-      </w:r>
-      <w:r>
-        <w:t xml:space="preserve"> </w:t>
-      </w:r>
-      <w:r>
-        <w:t xml:space="preserve">constraint on the operating region is the multivariate corner and not any univariate</w:t>
-      </w:r>
-      <w:r>
-        <w:t xml:space="preserve"> </w:t>
-      </w:r>
-      <w:r>
-        <w:t xml:space="preserve">range.</w:t>
+        <w:t xml:space="preserve">16 of the 20 proven acceptable ranges cover</w:t>
+      </w:r>
+      <w:r>
+        <w:t xml:space="preserve"> </w:t>
+      </w:r>
+      <w:r>
+        <w:t xml:space="preserve">the full characterization range when the other factors are held at their set-points, and</w:t>
+      </w:r>
+      <w:r>
+        <w:t xml:space="preserve"> </w:t>
+      </w:r>
+      <w:r>
+        <w:t xml:space="preserve">4 do so when the other factors vary within their normal</w:t>
+      </w:r>
+      <w:r>
+        <w:t xml:space="preserve"> </w:t>
+      </w:r>
+      <w:r>
+        <w:t xml:space="preserve">operating ranges. The binding constraint on routine operation is therefore the design space</w:t>
+      </w:r>
+      <w:r>
+        <w:t xml:space="preserve"> </w:t>
+      </w:r>
+      <w:r>
+        <w:t xml:space="preserve">together with the normal operating ranges, and not any univariate range on its own.</w:t>
       </w:r>
     </w:p>
     <w:p>
